--- a/Opleverset_Project_5-6/Verslagen/Testrapport.docx
+++ b/Opleverset_Project_5-6/Verslagen/Testrapport.docx
@@ -74,7 +74,7 @@
                     <pic:cNvPicPr/>
                   </pic:nvPicPr>
                   <pic:blipFill>
-                    <a:blip r:embed="rId4">
+                    <a:blip r:embed="rId5">
                       <a:extLst>
                         <a:ext uri="{28A0092B-C50C-407E-A947-70E740481C1C}">
                           <a14:useLocalDpi xmlns:a14="http://schemas.microsoft.com/office/drawing/2010/main" val="0"/>
@@ -146,16 +146,8 @@
         <w:rPr>
           <w:lang w:val="en-US"/>
         </w:rPr>
-        <w:t xml:space="preserve">Dennis </w:t>
-      </w:r>
-      <w:proofErr w:type="spellStart"/>
-      <w:r>
-        <w:rPr>
-          <w:lang w:val="en-US"/>
-        </w:rPr>
-        <w:t>Zejnilovic</w:t>
-      </w:r>
-      <w:proofErr w:type="spellEnd"/>
+        <w:t>Dennis Zejnilovic</w:t>
+      </w:r>
       <w:r>
         <w:rPr>
           <w:lang w:val="en-US"/>
@@ -174,21 +166,7 @@
         <w:rPr>
           <w:lang w:val="en-US"/>
         </w:rPr>
-        <w:t xml:space="preserve">Ali </w:t>
-      </w:r>
-      <w:proofErr w:type="spellStart"/>
-      <w:r>
-        <w:rPr>
-          <w:lang w:val="en-US"/>
-        </w:rPr>
-        <w:t>Haimed</w:t>
-      </w:r>
-      <w:proofErr w:type="spellEnd"/>
-      <w:r>
-        <w:rPr>
-          <w:lang w:val="en-US"/>
-        </w:rPr>
-        <w:t xml:space="preserve"> </w:t>
+        <w:t xml:space="preserve">Ali Haimed </w:t>
       </w:r>
       <w:r>
         <w:rPr>
@@ -245,20 +223,335 @@
       <w:pPr>
         <w:pStyle w:val="Kop2"/>
       </w:pPr>
+      <w:bookmarkStart w:id="0" w:name="_Toc213770703"/>
       <w:r>
         <w:lastRenderedPageBreak/>
         <w:t>Inhoudsopgave</w:t>
       </w:r>
-    </w:p>
-    <w:p>
-      <w:pPr>
-        <w:rPr>
-          <w:rFonts w:asciiTheme="majorHAnsi" w:eastAsiaTheme="majorEastAsia" w:hAnsiTheme="majorHAnsi" w:cstheme="majorBidi"/>
-          <w:color w:val="0F4761" w:themeColor="accent1" w:themeShade="BF"/>
-          <w:sz w:val="32"/>
-          <w:szCs w:val="32"/>
-        </w:rPr>
-      </w:pPr>
+      <w:bookmarkEnd w:id="0"/>
+    </w:p>
+    <w:sdt>
+      <w:sdtPr>
+        <w:id w:val="329648193"/>
+        <w:docPartObj>
+          <w:docPartGallery w:val="Table of Contents"/>
+          <w:docPartUnique/>
+        </w:docPartObj>
+      </w:sdtPr>
+      <w:sdtEndPr>
+        <w:rPr>
+          <w:rFonts w:asciiTheme="minorHAnsi" w:eastAsiaTheme="minorEastAsia" w:hAnsiTheme="minorHAnsi" w:cstheme="minorBidi"/>
+          <w:b/>
+          <w:bCs/>
+          <w:color w:val="auto"/>
+          <w:kern w:val="2"/>
+          <w:sz w:val="24"/>
+          <w:szCs w:val="24"/>
+          <w14:ligatures w14:val="standardContextual"/>
+        </w:rPr>
+      </w:sdtEndPr>
+      <w:sdtContent>
+        <w:p>
+          <w:pPr>
+            <w:pStyle w:val="Kopvaninhoudsopgave"/>
+          </w:pPr>
+          <w:r>
+            <w:t>Inhoud</w:t>
+          </w:r>
+        </w:p>
+        <w:p>
+          <w:pPr>
+            <w:pStyle w:val="Inhopg2"/>
+            <w:tabs>
+              <w:tab w:val="right" w:leader="dot" w:pos="9062"/>
+            </w:tabs>
+            <w:rPr>
+              <w:noProof/>
+            </w:rPr>
+          </w:pPr>
+          <w:r>
+            <w:fldChar w:fldCharType="begin"/>
+          </w:r>
+          <w:r>
+            <w:instrText xml:space="preserve"> TOC \o "1-3" \h \z \u </w:instrText>
+          </w:r>
+          <w:r>
+            <w:fldChar w:fldCharType="separate"/>
+          </w:r>
+          <w:hyperlink w:anchor="_Toc213770703" w:history="1">
+            <w:r>
+              <w:rPr>
+                <w:rStyle w:val="Hyperlink"/>
+                <w:noProof/>
+              </w:rPr>
+              <w:t>Inhoudsopgave</w:t>
+            </w:r>
+            <w:r>
+              <w:rPr>
+                <w:noProof/>
+                <w:webHidden/>
+              </w:rPr>
+              <w:tab/>
+            </w:r>
+            <w:r>
+              <w:rPr>
+                <w:noProof/>
+                <w:webHidden/>
+              </w:rPr>
+              <w:fldChar w:fldCharType="begin"/>
+            </w:r>
+            <w:r>
+              <w:rPr>
+                <w:noProof/>
+                <w:webHidden/>
+              </w:rPr>
+              <w:instrText xml:space="preserve"> PAGEREF _Toc213770703 \h </w:instrText>
+            </w:r>
+            <w:r>
+              <w:rPr>
+                <w:noProof/>
+                <w:webHidden/>
+              </w:rPr>
+            </w:r>
+            <w:r>
+              <w:rPr>
+                <w:noProof/>
+                <w:webHidden/>
+              </w:rPr>
+              <w:fldChar w:fldCharType="separate"/>
+            </w:r>
+            <w:r>
+              <w:rPr>
+                <w:noProof/>
+                <w:webHidden/>
+              </w:rPr>
+              <w:t>2</w:t>
+            </w:r>
+            <w:r>
+              <w:rPr>
+                <w:noProof/>
+                <w:webHidden/>
+              </w:rPr>
+              <w:fldChar w:fldCharType="end"/>
+            </w:r>
+          </w:hyperlink>
+        </w:p>
+        <w:p>
+          <w:pPr>
+            <w:pStyle w:val="Inhopg2"/>
+            <w:tabs>
+              <w:tab w:val="right" w:leader="dot" w:pos="9062"/>
+            </w:tabs>
+            <w:rPr>
+              <w:noProof/>
+            </w:rPr>
+          </w:pPr>
+          <w:hyperlink w:anchor="_Toc213770704" w:history="1">
+            <w:r>
+              <w:rPr>
+                <w:rStyle w:val="Hyperlink"/>
+                <w:noProof/>
+              </w:rPr>
+              <w:t>Test 1: RQ01</w:t>
+            </w:r>
+            <w:r>
+              <w:rPr>
+                <w:noProof/>
+                <w:webHidden/>
+              </w:rPr>
+              <w:tab/>
+            </w:r>
+            <w:r>
+              <w:rPr>
+                <w:noProof/>
+                <w:webHidden/>
+              </w:rPr>
+              <w:fldChar w:fldCharType="begin"/>
+            </w:r>
+            <w:r>
+              <w:rPr>
+                <w:noProof/>
+                <w:webHidden/>
+              </w:rPr>
+              <w:instrText xml:space="preserve"> PAGEREF _Toc213770704 \h </w:instrText>
+            </w:r>
+            <w:r>
+              <w:rPr>
+                <w:noProof/>
+                <w:webHidden/>
+              </w:rPr>
+            </w:r>
+            <w:r>
+              <w:rPr>
+                <w:noProof/>
+                <w:webHidden/>
+              </w:rPr>
+              <w:fldChar w:fldCharType="separate"/>
+            </w:r>
+            <w:r>
+              <w:rPr>
+                <w:noProof/>
+                <w:webHidden/>
+              </w:rPr>
+              <w:t>3</w:t>
+            </w:r>
+            <w:r>
+              <w:rPr>
+                <w:noProof/>
+                <w:webHidden/>
+              </w:rPr>
+              <w:fldChar w:fldCharType="end"/>
+            </w:r>
+          </w:hyperlink>
+        </w:p>
+        <w:p>
+          <w:pPr>
+            <w:pStyle w:val="Inhopg2"/>
+            <w:tabs>
+              <w:tab w:val="right" w:leader="dot" w:pos="9062"/>
+            </w:tabs>
+            <w:rPr>
+              <w:noProof/>
+            </w:rPr>
+          </w:pPr>
+          <w:hyperlink w:anchor="_Toc213770705" w:history="1">
+            <w:r>
+              <w:rPr>
+                <w:rStyle w:val="Hyperlink"/>
+                <w:noProof/>
+              </w:rPr>
+              <w:t>Test 2: RQ03</w:t>
+            </w:r>
+            <w:r>
+              <w:rPr>
+                <w:noProof/>
+                <w:webHidden/>
+              </w:rPr>
+              <w:tab/>
+            </w:r>
+            <w:r>
+              <w:rPr>
+                <w:noProof/>
+                <w:webHidden/>
+              </w:rPr>
+              <w:fldChar w:fldCharType="begin"/>
+            </w:r>
+            <w:r>
+              <w:rPr>
+                <w:noProof/>
+                <w:webHidden/>
+              </w:rPr>
+              <w:instrText xml:space="preserve"> PAGEREF _Toc213770705 \h </w:instrText>
+            </w:r>
+            <w:r>
+              <w:rPr>
+                <w:noProof/>
+                <w:webHidden/>
+              </w:rPr>
+            </w:r>
+            <w:r>
+              <w:rPr>
+                <w:noProof/>
+                <w:webHidden/>
+              </w:rPr>
+              <w:fldChar w:fldCharType="separate"/>
+            </w:r>
+            <w:r>
+              <w:rPr>
+                <w:noProof/>
+                <w:webHidden/>
+              </w:rPr>
+              <w:t>4</w:t>
+            </w:r>
+            <w:r>
+              <w:rPr>
+                <w:noProof/>
+                <w:webHidden/>
+              </w:rPr>
+              <w:fldChar w:fldCharType="end"/>
+            </w:r>
+          </w:hyperlink>
+        </w:p>
+        <w:p>
+          <w:pPr>
+            <w:pStyle w:val="Inhopg2"/>
+            <w:tabs>
+              <w:tab w:val="right" w:leader="dot" w:pos="9062"/>
+            </w:tabs>
+            <w:rPr>
+              <w:noProof/>
+            </w:rPr>
+          </w:pPr>
+          <w:hyperlink w:anchor="_Toc213770706" w:history="1">
+            <w:r>
+              <w:rPr>
+                <w:rStyle w:val="Hyperlink"/>
+                <w:noProof/>
+              </w:rPr>
+              <w:t>Test 3: RQ02</w:t>
+            </w:r>
+            <w:r>
+              <w:rPr>
+                <w:noProof/>
+                <w:webHidden/>
+              </w:rPr>
+              <w:tab/>
+            </w:r>
+            <w:r>
+              <w:rPr>
+                <w:noProof/>
+                <w:webHidden/>
+              </w:rPr>
+              <w:fldChar w:fldCharType="begin"/>
+            </w:r>
+            <w:r>
+              <w:rPr>
+                <w:noProof/>
+                <w:webHidden/>
+              </w:rPr>
+              <w:instrText xml:space="preserve"> PAGEREF _Toc213770706 \h </w:instrText>
+            </w:r>
+            <w:r>
+              <w:rPr>
+                <w:noProof/>
+                <w:webHidden/>
+              </w:rPr>
+            </w:r>
+            <w:r>
+              <w:rPr>
+                <w:noProof/>
+                <w:webHidden/>
+              </w:rPr>
+              <w:fldChar w:fldCharType="separate"/>
+            </w:r>
+            <w:r>
+              <w:rPr>
+                <w:noProof/>
+                <w:webHidden/>
+              </w:rPr>
+              <w:t>5</w:t>
+            </w:r>
+            <w:r>
+              <w:rPr>
+                <w:noProof/>
+                <w:webHidden/>
+              </w:rPr>
+              <w:fldChar w:fldCharType="end"/>
+            </w:r>
+          </w:hyperlink>
+        </w:p>
+        <w:p>
+          <w:r>
+            <w:rPr>
+              <w:b/>
+              <w:bCs/>
+            </w:rPr>
+            <w:fldChar w:fldCharType="end"/>
+          </w:r>
+        </w:p>
+      </w:sdtContent>
+    </w:sdt>
+    <w:p>
       <w:r>
         <w:br w:type="page"/>
       </w:r>
@@ -267,6 +560,7 @@
       <w:pPr>
         <w:pStyle w:val="Kop2"/>
       </w:pPr>
+      <w:bookmarkStart w:id="1" w:name="_Toc213770704"/>
       <w:r>
         <w:lastRenderedPageBreak/>
         <w:t xml:space="preserve">Test </w:t>
@@ -280,6 +574,7 @@
       <w:r>
         <w:t>RQ01</w:t>
       </w:r>
+      <w:bookmarkEnd w:id="1"/>
     </w:p>
     <w:p>
       <w:pPr>
@@ -318,15 +613,7 @@
     </w:p>
     <w:p>
       <w:r>
-        <w:t xml:space="preserve">Voor deze test is er een </w:t>
-      </w:r>
-      <w:proofErr w:type="spellStart"/>
-      <w:r>
-        <w:t>Raspberry</w:t>
-      </w:r>
-      <w:proofErr w:type="spellEnd"/>
-      <w:r>
-        <w:t xml:space="preserve"> PI nodig, met daarop alle benodigde code/materialen. Er </w:t>
+        <w:t xml:space="preserve">Voor deze test is er een Raspberry PI nodig, met daarop alle benodigde code/materialen. Er </w:t>
       </w:r>
       <w:r>
         <w:t>zijn</w:t>
@@ -335,42 +622,10 @@
         <w:t xml:space="preserve"> ook</w:t>
       </w:r>
       <w:r>
-        <w:t xml:space="preserve"> camera’s nodig, de camera’s die wij hebben zijn de </w:t>
-      </w:r>
-      <w:proofErr w:type="spellStart"/>
-      <w:r>
-        <w:t>Arducam</w:t>
-      </w:r>
-      <w:proofErr w:type="spellEnd"/>
-      <w:r>
-        <w:t xml:space="preserve"> en de Waveshare. De </w:t>
-      </w:r>
-      <w:proofErr w:type="spellStart"/>
-      <w:r>
-        <w:t>Arducam</w:t>
-      </w:r>
-      <w:proofErr w:type="spellEnd"/>
-      <w:r>
-        <w:t xml:space="preserve"> kan aangesloten worden door middel van een USB connectie, de Waveshare kan aangesloten worden door middel van 2 </w:t>
-      </w:r>
-      <w:proofErr w:type="spellStart"/>
-      <w:r>
-        <w:t>ribbon</w:t>
-      </w:r>
-      <w:proofErr w:type="spellEnd"/>
-      <w:r>
-        <w:t xml:space="preserve"> kabels 1-b.</w:t>
-      </w:r>
-      <w:r>
-        <w:t xml:space="preserve"> Er is ook een scherm nodig voor de </w:t>
-      </w:r>
-      <w:proofErr w:type="spellStart"/>
-      <w:r>
-        <w:t>Raspberry</w:t>
-      </w:r>
-      <w:proofErr w:type="spellEnd"/>
-      <w:r>
-        <w:t xml:space="preserve"> PI om de resultaten te laten zien. Ook is er een object nodig die op de afstanden van 1 Meter, 2 Meter en 3 Meter gehouden worden.</w:t>
+        <w:t xml:space="preserve"> camera’s nodig, de camera’s die wij hebben zijn de Arducam en de Waveshare. De Arducam kan aangesloten worden door middel van een USB connectie, de Waveshare kan aangesloten worden door middel van 2 ribbon kabels 1-b.</w:t>
+      </w:r>
+      <w:r>
+        <w:t xml:space="preserve"> Er is ook een scherm nodig voor de Raspberry PI om de resultaten te laten zien. Ook is er een object nodig die op de afstanden van 1 Meter, 2 Meter en 3 Meter gehouden worden.</w:t>
       </w:r>
     </w:p>
     <w:p>
@@ -393,31 +648,7 @@
         <w:t>1. Verbind de camera’s/camera</w:t>
       </w:r>
       <w:r>
-        <w:t xml:space="preserve"> met de juiste kabels (USB voor </w:t>
-      </w:r>
-      <w:proofErr w:type="spellStart"/>
-      <w:r>
-        <w:t>Arducam</w:t>
-      </w:r>
-      <w:proofErr w:type="spellEnd"/>
-      <w:r>
-        <w:t xml:space="preserve">, </w:t>
-      </w:r>
-      <w:proofErr w:type="spellStart"/>
-      <w:r>
-        <w:t>ribbon</w:t>
-      </w:r>
-      <w:proofErr w:type="spellEnd"/>
-      <w:r>
-        <w:t xml:space="preserve"> kabel voor Waveshare) en voorzie de </w:t>
-      </w:r>
-      <w:proofErr w:type="spellStart"/>
-      <w:r>
-        <w:t>Raspberry</w:t>
-      </w:r>
-      <w:proofErr w:type="spellEnd"/>
-      <w:r>
-        <w:t xml:space="preserve"> PI van stroom.</w:t>
+        <w:t xml:space="preserve"> met de juiste kabels (USB voor Arducam, ribbon kabel voor Waveshare) en voorzie de Raspberry PI van stroom.</w:t>
       </w:r>
     </w:p>
     <w:p>
@@ -425,15 +656,7 @@
         <w:t>2.</w:t>
       </w:r>
       <w:r>
-        <w:t xml:space="preserve"> Run via de </w:t>
-      </w:r>
-      <w:proofErr w:type="spellStart"/>
-      <w:r>
-        <w:t>Raspberry</w:t>
-      </w:r>
-      <w:proofErr w:type="spellEnd"/>
-      <w:r>
-        <w:t xml:space="preserve"> PI het code bestand ‘main.py’ door in de terminal onder pad ‘~/Project5-6/Opleverset_Project_5-6/Code’ ‘python main.py’ in te typen en op enter te drukken.</w:t>
+        <w:t xml:space="preserve"> Run via de Raspberry PI het code bestand ‘main.py’ door in de terminal onder pad ‘~/Project5-6/Opleverset_Project_5-6/Code’ ‘python main.py’ in te typen en op enter te drukken.</w:t>
       </w:r>
     </w:p>
     <w:p>
@@ -490,15 +713,7 @@
     </w:p>
     <w:p>
       <w:r>
-        <w:t xml:space="preserve">De </w:t>
-      </w:r>
-      <w:proofErr w:type="spellStart"/>
-      <w:r>
-        <w:t>Raspberry</w:t>
-      </w:r>
-      <w:proofErr w:type="spellEnd"/>
-      <w:r>
-        <w:t xml:space="preserve"> PI zal op het scherm het object </w:t>
+        <w:t xml:space="preserve">De Raspberry PI zal op het scherm het object </w:t>
       </w:r>
       <w:r>
         <w:t>detecteren vanaf alle 3 de afstanden.</w:t>
@@ -529,12 +744,14 @@
         <w:rPr>
           <w:sz w:val="26"/>
           <w:szCs w:val="26"/>
-        </w:rPr>
-      </w:pPr>
-      <w:r>
-        <w:rPr>
-          <w:sz w:val="26"/>
-          <w:szCs w:val="26"/>
+          <w:lang w:val="en-US"/>
+        </w:rPr>
+      </w:pPr>
+      <w:r>
+        <w:rPr>
+          <w:sz w:val="26"/>
+          <w:szCs w:val="26"/>
+          <w:lang w:val="en-US"/>
         </w:rPr>
         <w:t>Waarnemingen:</w:t>
       </w:r>
@@ -542,10 +759,14 @@
         <w:rPr>
           <w:sz w:val="26"/>
           <w:szCs w:val="26"/>
+          <w:lang w:val="en-US"/>
         </w:rPr>
         <w:br/>
       </w:r>
       <w:r>
+        <w:rPr>
+          <w:lang w:val="en-US"/>
+        </w:rPr>
         <w:t>// TO-DO</w:t>
       </w:r>
     </w:p>
@@ -554,23 +775,41 @@
         <w:rPr>
           <w:sz w:val="26"/>
           <w:szCs w:val="26"/>
-        </w:rPr>
-      </w:pPr>
-      <w:r>
-        <w:rPr>
-          <w:sz w:val="26"/>
-          <w:szCs w:val="26"/>
+          <w:lang w:val="en-US"/>
+        </w:rPr>
+      </w:pPr>
+      <w:r>
+        <w:rPr>
+          <w:sz w:val="26"/>
+          <w:szCs w:val="26"/>
+          <w:lang w:val="en-US"/>
         </w:rPr>
         <w:t>Conclusie:</w:t>
       </w:r>
     </w:p>
     <w:p>
-      <w:r>
+      <w:pPr>
+        <w:rPr>
+          <w:lang w:val="en-US"/>
+        </w:rPr>
+      </w:pPr>
+      <w:r>
+        <w:rPr>
+          <w:lang w:val="en-US"/>
+        </w:rPr>
         <w:t>// TO-DO</w:t>
       </w:r>
     </w:p>
     <w:p>
-      <w:r>
+      <w:pPr>
+        <w:rPr>
+          <w:lang w:val="en-US"/>
+        </w:rPr>
+      </w:pPr>
+      <w:r>
+        <w:rPr>
+          <w:lang w:val="en-US"/>
+        </w:rPr>
         <w:br w:type="page"/>
       </w:r>
     </w:p>
@@ -578,6 +817,7 @@
       <w:pPr>
         <w:pStyle w:val="Kop2"/>
       </w:pPr>
+      <w:bookmarkStart w:id="2" w:name="_Toc213770705"/>
       <w:r>
         <w:lastRenderedPageBreak/>
         <w:t>Test 2: RQ0</w:t>
@@ -585,6 +825,7 @@
       <w:r>
         <w:t>3</w:t>
       </w:r>
+      <w:bookmarkEnd w:id="2"/>
     </w:p>
     <w:p>
       <w:pPr>
@@ -633,47 +874,7 @@
     </w:p>
     <w:p>
       <w:r>
-        <w:t xml:space="preserve">Voor deze test is er een </w:t>
-      </w:r>
-      <w:proofErr w:type="spellStart"/>
-      <w:r>
-        <w:t>Raspberry</w:t>
-      </w:r>
-      <w:proofErr w:type="spellEnd"/>
-      <w:r>
-        <w:t xml:space="preserve"> PI nodig, met daarop alle benodigde code/materialen. Er zijn ook camera’s nodig, de camera’s die wij hebben zijn de </w:t>
-      </w:r>
-      <w:proofErr w:type="spellStart"/>
-      <w:r>
-        <w:t>Arducam</w:t>
-      </w:r>
-      <w:proofErr w:type="spellEnd"/>
-      <w:r>
-        <w:t xml:space="preserve"> en de Waveshare. De </w:t>
-      </w:r>
-      <w:proofErr w:type="spellStart"/>
-      <w:r>
-        <w:t>Arducam</w:t>
-      </w:r>
-      <w:proofErr w:type="spellEnd"/>
-      <w:r>
-        <w:t xml:space="preserve"> kan aangesloten worden door middel van een USB connectie, de Waveshare kan aangesloten worden door middel van 2 </w:t>
-      </w:r>
-      <w:proofErr w:type="spellStart"/>
-      <w:r>
-        <w:t>ribbon</w:t>
-      </w:r>
-      <w:proofErr w:type="spellEnd"/>
-      <w:r>
-        <w:t xml:space="preserve"> kabels 1-b. Er is ook een scherm nodig voor de </w:t>
-      </w:r>
-      <w:proofErr w:type="spellStart"/>
-      <w:r>
-        <w:t>Raspberry</w:t>
-      </w:r>
-      <w:proofErr w:type="spellEnd"/>
-      <w:r>
-        <w:t xml:space="preserve"> PI om de resultaten te laten zien. Ook is er een object nodig die op de afstanden van 1 Meter, 2 Meter en 3 Meter gehouden worden.</w:t>
+        <w:t>Voor deze test is er een Raspberry PI nodig, met daarop alle benodigde code/materialen. Er zijn ook camera’s nodig, de camera’s die wij hebben zijn de Arducam en de Waveshare. De Arducam kan aangesloten worden door middel van een USB connectie, de Waveshare kan aangesloten worden door middel van 2 ribbon kabels 1-b. Er is ook een scherm nodig voor de Raspberry PI om de resultaten te laten zien. Ook is er een object nodig die op de afstanden van 1 Meter, 2 Meter en 3 Meter gehouden worden.</w:t>
       </w:r>
     </w:p>
     <w:p>
@@ -693,44 +894,12 @@
     </w:p>
     <w:p>
       <w:r>
-        <w:t xml:space="preserve">1. Verbind de camera’s/camera met de juiste kabels (USB voor </w:t>
-      </w:r>
-      <w:proofErr w:type="spellStart"/>
-      <w:r>
-        <w:t>Arducam</w:t>
-      </w:r>
-      <w:proofErr w:type="spellEnd"/>
-      <w:r>
-        <w:t xml:space="preserve">, </w:t>
-      </w:r>
-      <w:proofErr w:type="spellStart"/>
-      <w:r>
-        <w:t>ribbon</w:t>
-      </w:r>
-      <w:proofErr w:type="spellEnd"/>
-      <w:r>
-        <w:t xml:space="preserve"> kabel voor Waveshare) en voorzie de </w:t>
-      </w:r>
-      <w:proofErr w:type="spellStart"/>
-      <w:r>
-        <w:t>Raspberry</w:t>
-      </w:r>
-      <w:proofErr w:type="spellEnd"/>
-      <w:r>
-        <w:t xml:space="preserve"> PI van stroom.</w:t>
-      </w:r>
-    </w:p>
-    <w:p>
-      <w:r>
-        <w:t xml:space="preserve">2. Run via de </w:t>
-      </w:r>
-      <w:proofErr w:type="spellStart"/>
-      <w:r>
-        <w:t>Raspberry</w:t>
-      </w:r>
-      <w:proofErr w:type="spellEnd"/>
-      <w:r>
-        <w:t xml:space="preserve"> PI het code bestand ‘main.py’ door in de terminal onder pad ‘~/Project5-6/Opleverset_Project_5-6/Code’ ‘python main.py’ in te typen en op enter te drukken.</w:t>
+        <w:t>1. Verbind de camera’s/camera met de juiste kabels (USB voor Arducam, ribbon kabel voor Waveshare) en voorzie de Raspberry PI van stroom.</w:t>
+      </w:r>
+    </w:p>
+    <w:p>
+      <w:r>
+        <w:t>2. Run via de Raspberry PI het code bestand ‘main.py’ door in de terminal onder pad ‘~/Project5-6/Opleverset_Project_5-6/Code’ ‘python main.py’ in te typen en op enter te drukken.</w:t>
       </w:r>
     </w:p>
     <w:p>
@@ -743,10 +912,7 @@
     </w:p>
     <w:p>
       <w:r>
-        <w:t xml:space="preserve">4. Hou een object op 1, 2 en 3 meter afstand en observeer op de monitor bij de 1, 2 en 3 meter of </w:t>
-      </w:r>
-      <w:r>
-        <w:t>de afstand van de camera tot het object goed wordt weergegeven</w:t>
+        <w:t>4. Hou een object op 1, 2 en 3 meter afstand en observeer op de monitor bij de 1, 2 en 3 meter of de afstand van de camera tot het object goed wordt weergegeven</w:t>
       </w:r>
     </w:p>
     <w:p>
@@ -776,23 +942,7 @@
           <w:sz w:val="26"/>
           <w:szCs w:val="26"/>
         </w:rPr>
-        <w:t xml:space="preserve">De </w:t>
-      </w:r>
-      <w:proofErr w:type="spellStart"/>
-      <w:r>
-        <w:rPr>
-          <w:sz w:val="26"/>
-          <w:szCs w:val="26"/>
-        </w:rPr>
-        <w:t>Raspberry</w:t>
-      </w:r>
-      <w:proofErr w:type="spellEnd"/>
-      <w:r>
-        <w:rPr>
-          <w:sz w:val="26"/>
-          <w:szCs w:val="26"/>
-        </w:rPr>
-        <w:t xml:space="preserve"> PI</w:t>
+        <w:t>De Raspberry PI</w:t>
       </w:r>
       <w:r>
         <w:rPr>
@@ -852,6 +1002,187 @@
           <w:szCs w:val="26"/>
         </w:rPr>
         <w:t>:</w:t>
+      </w:r>
+    </w:p>
+    <w:p>
+      <w:pPr>
+        <w:rPr>
+          <w:sz w:val="26"/>
+          <w:szCs w:val="26"/>
+        </w:rPr>
+      </w:pPr>
+    </w:p>
+    <w:p>
+      <w:pPr>
+        <w:rPr>
+          <w:sz w:val="26"/>
+          <w:szCs w:val="26"/>
+        </w:rPr>
+      </w:pPr>
+      <w:r>
+        <w:rPr>
+          <w:sz w:val="26"/>
+          <w:szCs w:val="26"/>
+        </w:rPr>
+        <w:t>Conclusie:</w:t>
+      </w:r>
+    </w:p>
+    <w:p>
+      <w:pPr>
+        <w:rPr>
+          <w:sz w:val="26"/>
+          <w:szCs w:val="26"/>
+        </w:rPr>
+      </w:pPr>
+      <w:r>
+        <w:rPr>
+          <w:sz w:val="26"/>
+          <w:szCs w:val="26"/>
+        </w:rPr>
+        <w:br w:type="page"/>
+      </w:r>
+    </w:p>
+    <w:p>
+      <w:pPr>
+        <w:pStyle w:val="Kop2"/>
+      </w:pPr>
+      <w:bookmarkStart w:id="3" w:name="_Toc213770706"/>
+      <w:r>
+        <w:lastRenderedPageBreak/>
+        <w:t>Test 3: RQ02</w:t>
+      </w:r>
+      <w:bookmarkEnd w:id="3"/>
+    </w:p>
+    <w:p>
+      <w:pPr>
+        <w:rPr>
+          <w:sz w:val="26"/>
+          <w:szCs w:val="26"/>
+        </w:rPr>
+      </w:pPr>
+      <w:r>
+        <w:rPr>
+          <w:sz w:val="26"/>
+          <w:szCs w:val="26"/>
+        </w:rPr>
+        <w:t>Testdoel:</w:t>
+      </w:r>
+      <w:r>
+        <w:rPr>
+          <w:sz w:val="26"/>
+          <w:szCs w:val="26"/>
+        </w:rPr>
+        <w:br/>
+      </w:r>
+      <w:r>
+        <w:t>In deze test gaat er gekeken worden</w:t>
+      </w:r>
+      <w:r>
+        <w:rPr>
+          <w:sz w:val="26"/>
+          <w:szCs w:val="26"/>
+        </w:rPr>
+        <w:br/>
+        <w:t xml:space="preserve">Test </w:t>
+      </w:r>
+      <w:r>
+        <w:rPr>
+          <w:sz w:val="26"/>
+          <w:szCs w:val="26"/>
+        </w:rPr>
+        <w:t>Opstelling:</w:t>
+      </w:r>
+    </w:p>
+    <w:p>
+      <w:pPr>
+        <w:rPr>
+          <w:sz w:val="26"/>
+          <w:szCs w:val="26"/>
+        </w:rPr>
+      </w:pPr>
+    </w:p>
+    <w:p>
+      <w:pPr>
+        <w:rPr>
+          <w:sz w:val="26"/>
+          <w:szCs w:val="26"/>
+        </w:rPr>
+      </w:pPr>
+      <w:r>
+        <w:rPr>
+          <w:sz w:val="26"/>
+          <w:szCs w:val="26"/>
+        </w:rPr>
+        <w:t>Uitvoer:</w:t>
+      </w:r>
+    </w:p>
+    <w:p>
+      <w:pPr>
+        <w:rPr>
+          <w:sz w:val="26"/>
+          <w:szCs w:val="26"/>
+        </w:rPr>
+      </w:pPr>
+    </w:p>
+    <w:p>
+      <w:pPr>
+        <w:rPr>
+          <w:sz w:val="26"/>
+          <w:szCs w:val="26"/>
+        </w:rPr>
+      </w:pPr>
+      <w:r>
+        <w:rPr>
+          <w:sz w:val="26"/>
+          <w:szCs w:val="26"/>
+        </w:rPr>
+        <w:t>Verwachte Resultaat:</w:t>
+      </w:r>
+    </w:p>
+    <w:p>
+      <w:pPr>
+        <w:rPr>
+          <w:sz w:val="26"/>
+          <w:szCs w:val="26"/>
+        </w:rPr>
+      </w:pPr>
+    </w:p>
+    <w:p>
+      <w:pPr>
+        <w:rPr>
+          <w:sz w:val="26"/>
+          <w:szCs w:val="26"/>
+        </w:rPr>
+      </w:pPr>
+      <w:r>
+        <w:rPr>
+          <w:sz w:val="26"/>
+          <w:szCs w:val="26"/>
+        </w:rPr>
+        <w:t>Acceptatie Criteria:</w:t>
+      </w:r>
+    </w:p>
+    <w:p>
+      <w:pPr>
+        <w:rPr>
+          <w:sz w:val="26"/>
+          <w:szCs w:val="26"/>
+        </w:rPr>
+      </w:pPr>
+    </w:p>
+    <w:p>
+      <w:pPr>
+        <w:rPr>
+          <w:sz w:val="26"/>
+          <w:szCs w:val="26"/>
+        </w:rPr>
+      </w:pPr>
+      <w:r>
+        <w:rPr>
+          <w:sz w:val="26"/>
+          <w:szCs w:val="26"/>
+        </w:rPr>
+        <w:t>Waarnemingen:</w:t>
       </w:r>
     </w:p>
     <w:p>
@@ -1802,6 +2133,49 @@
       <w:spacing w:val="5"/>
     </w:rPr>
   </w:style>
+  <w:style w:type="paragraph" w:styleId="Kopvaninhoudsopgave">
+    <w:name w:val="TOC Heading"/>
+    <w:basedOn w:val="Kop1"/>
+    <w:next w:val="Standaard"/>
+    <w:uiPriority w:val="39"/>
+    <w:unhideWhenUsed/>
+    <w:qFormat/>
+    <w:rsid w:val="008C77FB"/>
+    <w:pPr>
+      <w:spacing w:before="240" w:after="0" w:line="259" w:lineRule="auto"/>
+      <w:outlineLvl w:val="9"/>
+    </w:pPr>
+    <w:rPr>
+      <w:kern w:val="0"/>
+      <w:sz w:val="32"/>
+      <w:szCs w:val="32"/>
+      <w14:ligatures w14:val="none"/>
+    </w:rPr>
+  </w:style>
+  <w:style w:type="paragraph" w:styleId="Inhopg2">
+    <w:name w:val="toc 2"/>
+    <w:basedOn w:val="Standaard"/>
+    <w:next w:val="Standaard"/>
+    <w:autoRedefine/>
+    <w:uiPriority w:val="39"/>
+    <w:unhideWhenUsed/>
+    <w:rsid w:val="008C77FB"/>
+    <w:pPr>
+      <w:spacing w:after="100"/>
+      <w:ind w:left="240"/>
+    </w:pPr>
+  </w:style>
+  <w:style w:type="character" w:styleId="Hyperlink">
+    <w:name w:val="Hyperlink"/>
+    <w:basedOn w:val="Standaardalinea-lettertype"/>
+    <w:uiPriority w:val="99"/>
+    <w:unhideWhenUsed/>
+    <w:rsid w:val="008C77FB"/>
+    <w:rPr>
+      <w:color w:val="467886" w:themeColor="hyperlink"/>
+      <w:u w:val="single"/>
+    </w:rPr>
+  </w:style>
 </w:styles>
 </file>
 
@@ -2118,4 +2492,16 @@
     </a:ext>
   </a:extLst>
 </a:theme>
+</file>
+
+<file path=customXml/item1.xml><?xml version="1.0" encoding="utf-8"?>
+<b:Sources xmlns:b="http://schemas.openxmlformats.org/officeDocument/2006/bibliography" xmlns="http://schemas.openxmlformats.org/officeDocument/2006/bibliography" SelectedStyle="\APASixthEditionOfficeOnline.xsl" StyleName="APA" Version="6"/>
+</file>
+
+<file path=customXml/itemProps1.xml><?xml version="1.0" encoding="utf-8"?>
+<ds:datastoreItem xmlns:ds="http://schemas.openxmlformats.org/officeDocument/2006/customXml" ds:itemID="{CB36A040-E421-4814-B6CD-B3DB9A0476C2}">
+  <ds:schemaRefs>
+    <ds:schemaRef ds:uri="http://schemas.openxmlformats.org/officeDocument/2006/bibliography"/>
+  </ds:schemaRefs>
+</ds:datastoreItem>
 </file>
--- a/Opleverset_Project_5-6/Verslagen/Testrapport.docx
+++ b/Opleverset_Project_5-6/Verslagen/Testrapport.docx
@@ -223,7 +223,7 @@
       <w:pPr>
         <w:pStyle w:val="Kop2"/>
       </w:pPr>
-      <w:bookmarkStart w:id="0" w:name="_Toc213770703"/>
+      <w:bookmarkStart w:id="0" w:name="_Toc213836353"/>
       <w:r>
         <w:lastRenderedPageBreak/>
         <w:t>Inhoudsopgave</w:t>
@@ -232,6 +232,14 @@
     </w:p>
     <w:sdt>
       <w:sdtPr>
+        <w:rPr>
+          <w:rFonts w:asciiTheme="minorHAnsi" w:eastAsiaTheme="minorEastAsia" w:hAnsiTheme="minorHAnsi" w:cstheme="minorBidi"/>
+          <w:color w:val="auto"/>
+          <w:kern w:val="2"/>
+          <w:sz w:val="24"/>
+          <w:szCs w:val="24"/>
+          <w14:ligatures w14:val="standardContextual"/>
+        </w:rPr>
         <w:id w:val="329648193"/>
         <w:docPartObj>
           <w:docPartGallery w:val="Table of Contents"/>
@@ -240,14 +248,8 @@
       </w:sdtPr>
       <w:sdtEndPr>
         <w:rPr>
-          <w:rFonts w:asciiTheme="minorHAnsi" w:eastAsiaTheme="minorEastAsia" w:hAnsiTheme="minorHAnsi" w:cstheme="minorBidi"/>
           <w:b/>
           <w:bCs/>
-          <w:color w:val="auto"/>
-          <w:kern w:val="2"/>
-          <w:sz w:val="24"/>
-          <w:szCs w:val="24"/>
-          <w14:ligatures w14:val="standardContextual"/>
         </w:rPr>
       </w:sdtEndPr>
       <w:sdtContent>
@@ -255,9 +257,6 @@
           <w:pPr>
             <w:pStyle w:val="Kopvaninhoudsopgave"/>
           </w:pPr>
-          <w:r>
-            <w:t>Inhoud</w:t>
-          </w:r>
         </w:p>
         <w:p>
           <w:pPr>
@@ -278,7 +277,7 @@
           <w:r>
             <w:fldChar w:fldCharType="separate"/>
           </w:r>
-          <w:hyperlink w:anchor="_Toc213770703" w:history="1">
+          <w:hyperlink w:anchor="_Toc213836353" w:history="1">
             <w:r>
               <w:rPr>
                 <w:rStyle w:val="Hyperlink"/>
@@ -305,7 +304,7 @@
                 <w:noProof/>
                 <w:webHidden/>
               </w:rPr>
-              <w:instrText xml:space="preserve"> PAGEREF _Toc213770703 \h </w:instrText>
+              <w:instrText xml:space="preserve"> PAGEREF _Toc213836353 \h </w:instrText>
             </w:r>
             <w:r>
               <w:rPr>
@@ -346,13 +345,13 @@
               <w:noProof/>
             </w:rPr>
           </w:pPr>
-          <w:hyperlink w:anchor="_Toc213770704" w:history="1">
+          <w:hyperlink w:anchor="_Toc213836354" w:history="1">
             <w:r>
               <w:rPr>
                 <w:rStyle w:val="Hyperlink"/>
                 <w:noProof/>
               </w:rPr>
-              <w:t>Test 1: RQ01</w:t>
+              <w:t>Test 1: RQ01: Object Detectie</w:t>
             </w:r>
             <w:r>
               <w:rPr>
@@ -373,7 +372,7 @@
                 <w:noProof/>
                 <w:webHidden/>
               </w:rPr>
-              <w:instrText xml:space="preserve"> PAGEREF _Toc213770704 \h </w:instrText>
+              <w:instrText xml:space="preserve"> PAGEREF _Toc213836354 \h </w:instrText>
             </w:r>
             <w:r>
               <w:rPr>
@@ -414,13 +413,13 @@
               <w:noProof/>
             </w:rPr>
           </w:pPr>
-          <w:hyperlink w:anchor="_Toc213770705" w:history="1">
+          <w:hyperlink w:anchor="_Toc213836355" w:history="1">
             <w:r>
               <w:rPr>
                 <w:rStyle w:val="Hyperlink"/>
                 <w:noProof/>
               </w:rPr>
-              <w:t>Test 2: RQ03</w:t>
+              <w:t>Test 2: RQ03: Afstand Detectie</w:t>
             </w:r>
             <w:r>
               <w:rPr>
@@ -441,7 +440,7 @@
                 <w:noProof/>
                 <w:webHidden/>
               </w:rPr>
-              <w:instrText xml:space="preserve"> PAGEREF _Toc213770705 \h </w:instrText>
+              <w:instrText xml:space="preserve"> PAGEREF _Toc213836355 \h </w:instrText>
             </w:r>
             <w:r>
               <w:rPr>
@@ -482,13 +481,13 @@
               <w:noProof/>
             </w:rPr>
           </w:pPr>
-          <w:hyperlink w:anchor="_Toc213770706" w:history="1">
+          <w:hyperlink w:anchor="_Toc213836356" w:history="1">
             <w:r>
               <w:rPr>
                 <w:rStyle w:val="Hyperlink"/>
                 <w:noProof/>
               </w:rPr>
-              <w:t>Test 3: RQ02</w:t>
+              <w:t>Test 3: RQ04: Grafiek</w:t>
             </w:r>
             <w:r>
               <w:rPr>
@@ -509,7 +508,7 @@
                 <w:noProof/>
                 <w:webHidden/>
               </w:rPr>
-              <w:instrText xml:space="preserve"> PAGEREF _Toc213770706 \h </w:instrText>
+              <w:instrText xml:space="preserve"> PAGEREF _Toc213836356 \h </w:instrText>
             </w:r>
             <w:r>
               <w:rPr>
@@ -530,6 +529,210 @@
                 <w:webHidden/>
               </w:rPr>
               <w:t>5</w:t>
+            </w:r>
+            <w:r>
+              <w:rPr>
+                <w:noProof/>
+                <w:webHidden/>
+              </w:rPr>
+              <w:fldChar w:fldCharType="end"/>
+            </w:r>
+          </w:hyperlink>
+        </w:p>
+        <w:p>
+          <w:pPr>
+            <w:pStyle w:val="Inhopg2"/>
+            <w:tabs>
+              <w:tab w:val="right" w:leader="dot" w:pos="9062"/>
+            </w:tabs>
+            <w:rPr>
+              <w:noProof/>
+            </w:rPr>
+          </w:pPr>
+          <w:hyperlink w:anchor="_Toc213836357" w:history="1">
+            <w:r>
+              <w:rPr>
+                <w:rStyle w:val="Hyperlink"/>
+                <w:noProof/>
+              </w:rPr>
+              <w:t>Test 4: RQ05: Camera-Overzicht</w:t>
+            </w:r>
+            <w:r>
+              <w:rPr>
+                <w:noProof/>
+                <w:webHidden/>
+              </w:rPr>
+              <w:tab/>
+            </w:r>
+            <w:r>
+              <w:rPr>
+                <w:noProof/>
+                <w:webHidden/>
+              </w:rPr>
+              <w:fldChar w:fldCharType="begin"/>
+            </w:r>
+            <w:r>
+              <w:rPr>
+                <w:noProof/>
+                <w:webHidden/>
+              </w:rPr>
+              <w:instrText xml:space="preserve"> PAGEREF _Toc213836357 \h </w:instrText>
+            </w:r>
+            <w:r>
+              <w:rPr>
+                <w:noProof/>
+                <w:webHidden/>
+              </w:rPr>
+            </w:r>
+            <w:r>
+              <w:rPr>
+                <w:noProof/>
+                <w:webHidden/>
+              </w:rPr>
+              <w:fldChar w:fldCharType="separate"/>
+            </w:r>
+            <w:r>
+              <w:rPr>
+                <w:noProof/>
+                <w:webHidden/>
+              </w:rPr>
+              <w:t>6</w:t>
+            </w:r>
+            <w:r>
+              <w:rPr>
+                <w:noProof/>
+                <w:webHidden/>
+              </w:rPr>
+              <w:fldChar w:fldCharType="end"/>
+            </w:r>
+          </w:hyperlink>
+        </w:p>
+        <w:p>
+          <w:pPr>
+            <w:pStyle w:val="Inhopg2"/>
+            <w:tabs>
+              <w:tab w:val="right" w:leader="dot" w:pos="9062"/>
+            </w:tabs>
+            <w:rPr>
+              <w:noProof/>
+            </w:rPr>
+          </w:pPr>
+          <w:hyperlink w:anchor="_Toc213836358" w:history="1">
+            <w:r>
+              <w:rPr>
+                <w:rStyle w:val="Hyperlink"/>
+                <w:noProof/>
+              </w:rPr>
+              <w:t>Test X: RQ02: GUI</w:t>
+            </w:r>
+            <w:r>
+              <w:rPr>
+                <w:noProof/>
+                <w:webHidden/>
+              </w:rPr>
+              <w:tab/>
+            </w:r>
+            <w:r>
+              <w:rPr>
+                <w:noProof/>
+                <w:webHidden/>
+              </w:rPr>
+              <w:fldChar w:fldCharType="begin"/>
+            </w:r>
+            <w:r>
+              <w:rPr>
+                <w:noProof/>
+                <w:webHidden/>
+              </w:rPr>
+              <w:instrText xml:space="preserve"> PAGEREF _Toc213836358 \h </w:instrText>
+            </w:r>
+            <w:r>
+              <w:rPr>
+                <w:noProof/>
+                <w:webHidden/>
+              </w:rPr>
+            </w:r>
+            <w:r>
+              <w:rPr>
+                <w:noProof/>
+                <w:webHidden/>
+              </w:rPr>
+              <w:fldChar w:fldCharType="separate"/>
+            </w:r>
+            <w:r>
+              <w:rPr>
+                <w:noProof/>
+                <w:webHidden/>
+              </w:rPr>
+              <w:t>7</w:t>
+            </w:r>
+            <w:r>
+              <w:rPr>
+                <w:noProof/>
+                <w:webHidden/>
+              </w:rPr>
+              <w:fldChar w:fldCharType="end"/>
+            </w:r>
+          </w:hyperlink>
+        </w:p>
+        <w:p>
+          <w:pPr>
+            <w:pStyle w:val="Inhopg2"/>
+            <w:tabs>
+              <w:tab w:val="right" w:leader="dot" w:pos="9062"/>
+            </w:tabs>
+            <w:rPr>
+              <w:noProof/>
+            </w:rPr>
+          </w:pPr>
+          <w:hyperlink w:anchor="_Toc213836359" w:history="1">
+            <w:r>
+              <w:rPr>
+                <w:rStyle w:val="Hyperlink"/>
+                <w:noProof/>
+              </w:rPr>
+              <w:t>Changelog</w:t>
+            </w:r>
+            <w:r>
+              <w:rPr>
+                <w:noProof/>
+                <w:webHidden/>
+              </w:rPr>
+              <w:tab/>
+            </w:r>
+            <w:r>
+              <w:rPr>
+                <w:noProof/>
+                <w:webHidden/>
+              </w:rPr>
+              <w:fldChar w:fldCharType="begin"/>
+            </w:r>
+            <w:r>
+              <w:rPr>
+                <w:noProof/>
+                <w:webHidden/>
+              </w:rPr>
+              <w:instrText xml:space="preserve"> PAGEREF _Toc213836359 \h </w:instrText>
+            </w:r>
+            <w:r>
+              <w:rPr>
+                <w:noProof/>
+                <w:webHidden/>
+              </w:rPr>
+            </w:r>
+            <w:r>
+              <w:rPr>
+                <w:noProof/>
+                <w:webHidden/>
+              </w:rPr>
+              <w:fldChar w:fldCharType="separate"/>
+            </w:r>
+            <w:r>
+              <w:rPr>
+                <w:noProof/>
+                <w:webHidden/>
+              </w:rPr>
+              <w:t>8</w:t>
             </w:r>
             <w:r>
               <w:rPr>
@@ -560,7 +763,7 @@
       <w:pPr>
         <w:pStyle w:val="Kop2"/>
       </w:pPr>
-      <w:bookmarkStart w:id="1" w:name="_Toc213770704"/>
+      <w:bookmarkStart w:id="1" w:name="_Toc213836354"/>
       <w:r>
         <w:lastRenderedPageBreak/>
         <w:t xml:space="preserve">Test </w:t>
@@ -574,10 +777,14 @@
       <w:r>
         <w:t>RQ01</w:t>
       </w:r>
+      <w:r>
+        <w:t>: Object Detectie</w:t>
+      </w:r>
       <w:bookmarkEnd w:id="1"/>
     </w:p>
     <w:p>
       <w:pPr>
+        <w:spacing w:line="276" w:lineRule="auto"/>
         <w:rPr>
           <w:sz w:val="26"/>
           <w:szCs w:val="26"/>
@@ -592,12 +799,37 @@
       </w:r>
     </w:p>
     <w:p>
-      <w:r>
-        <w:t>In deze test gaat er gekeken worden of het systeem door middel van camera’s objecten kan detecteren en kan weergeven.</w:t>
-      </w:r>
-    </w:p>
-    <w:p>
-      <w:pPr>
+      <w:pPr>
+        <w:spacing w:line="276" w:lineRule="auto"/>
+      </w:pPr>
+      <w:r>
+        <w:t>In deze test gaat er gekeken worden of het systeem door middel van camera’s objecten kan detecteren en kan weergeven</w:t>
+      </w:r>
+      <w:r>
+        <w:t>. Dit moet gebeuren</w:t>
+      </w:r>
+      <w:r>
+        <w:t xml:space="preserve"> in </w:t>
+      </w:r>
+      <w:r>
+        <w:t>normale lichtomstandigheden (tussen 12:00</w:t>
+      </w:r>
+      <w:r>
+        <w:t xml:space="preserve"> en 15:00)</w:t>
+      </w:r>
+      <w:r>
+        <w:t xml:space="preserve">, met een &lt;1 seconde vertraging en </w:t>
+      </w:r>
+      <w:r>
+        <w:t>met een nauwkeurigheid van minimaal 90%</w:t>
+      </w:r>
+      <w:r>
+        <w:t>.</w:t>
+      </w:r>
+    </w:p>
+    <w:p>
+      <w:pPr>
+        <w:spacing w:line="276" w:lineRule="auto"/>
         <w:rPr>
           <w:sz w:val="26"/>
           <w:szCs w:val="26"/>
@@ -612,6 +844,9 @@
       </w:r>
     </w:p>
     <w:p>
+      <w:pPr>
+        <w:spacing w:line="276" w:lineRule="auto"/>
+      </w:pPr>
       <w:r>
         <w:t xml:space="preserve">Voor deze test is er een Raspberry PI nodig, met daarop alle benodigde code/materialen. Er </w:t>
       </w:r>
@@ -630,6 +865,7 @@
     </w:p>
     <w:p>
       <w:pPr>
+        <w:spacing w:line="276" w:lineRule="auto"/>
         <w:rPr>
           <w:sz w:val="26"/>
           <w:szCs w:val="26"/>
@@ -644,6 +880,9 @@
       </w:r>
     </w:p>
     <w:p>
+      <w:pPr>
+        <w:spacing w:line="276" w:lineRule="auto"/>
+      </w:pPr>
       <w:r>
         <w:t>1. Verbind de camera’s/camera</w:t>
       </w:r>
@@ -652,6 +891,9 @@
       </w:r>
     </w:p>
     <w:p>
+      <w:pPr>
+        <w:spacing w:line="276" w:lineRule="auto"/>
+      </w:pPr>
       <w:r>
         <w:t>2.</w:t>
       </w:r>
@@ -660,6 +902,9 @@
       </w:r>
     </w:p>
     <w:p>
+      <w:pPr>
+        <w:spacing w:line="276" w:lineRule="auto"/>
+      </w:pPr>
       <w:r>
         <w:t>3.</w:t>
       </w:r>
@@ -674,6 +919,9 @@
       </w:r>
     </w:p>
     <w:p>
+      <w:pPr>
+        <w:spacing w:line="276" w:lineRule="auto"/>
+      </w:pPr>
       <w:r>
         <w:t>4. Hou een object op 1, 2 en 3 meter</w:t>
       </w:r>
@@ -698,6 +946,7 @@
     </w:p>
     <w:p>
       <w:pPr>
+        <w:spacing w:line="276" w:lineRule="auto"/>
         <w:rPr>
           <w:sz w:val="26"/>
           <w:szCs w:val="26"/>
@@ -712,6 +961,9 @@
       </w:r>
     </w:p>
     <w:p>
+      <w:pPr>
+        <w:spacing w:line="276" w:lineRule="auto"/>
+      </w:pPr>
       <w:r>
         <w:t xml:space="preserve">De Raspberry PI zal op het scherm het object </w:t>
       </w:r>
@@ -721,6 +973,7 @@
     </w:p>
     <w:p>
       <w:pPr>
+        <w:spacing w:line="276" w:lineRule="auto"/>
         <w:rPr>
           <w:sz w:val="26"/>
           <w:szCs w:val="26"/>
@@ -735,12 +988,25 @@
       </w:r>
     </w:p>
     <w:p>
-      <w:r>
-        <w:t>Het object is op alle 3 de afstanden goed weergegeven en gedetecteerd.</w:t>
-      </w:r>
-    </w:p>
-    <w:p>
-      <w:pPr>
+      <w:pPr>
+        <w:spacing w:line="276" w:lineRule="auto"/>
+      </w:pPr>
+      <w:r>
+        <w:t>Het object is op alle 3 de afstanden goed weergegeven en gedetecteerd</w:t>
+      </w:r>
+      <w:r>
+        <w:t>, met 90% accuraatheid</w:t>
+      </w:r>
+      <w:r>
+        <w:t xml:space="preserve"> en minder dan 1 seconde vertraging, tussen 12:00 en 15:00</w:t>
+      </w:r>
+      <w:r>
+        <w:t>.</w:t>
+      </w:r>
+    </w:p>
+    <w:p>
+      <w:pPr>
+        <w:spacing w:line="276" w:lineRule="auto"/>
         <w:rPr>
           <w:sz w:val="26"/>
           <w:szCs w:val="26"/>
@@ -772,6 +1038,7 @@
     </w:p>
     <w:p>
       <w:pPr>
+        <w:spacing w:line="276" w:lineRule="auto"/>
         <w:rPr>
           <w:sz w:val="26"/>
           <w:szCs w:val="26"/>
@@ -789,6 +1056,7 @@
     </w:p>
     <w:p>
       <w:pPr>
+        <w:spacing w:line="276" w:lineRule="auto"/>
         <w:rPr>
           <w:lang w:val="en-US"/>
         </w:rPr>
@@ -802,22 +1070,10 @@
     </w:p>
     <w:p>
       <w:pPr>
-        <w:rPr>
-          <w:lang w:val="en-US"/>
-        </w:rPr>
-      </w:pPr>
-      <w:r>
-        <w:rPr>
-          <w:lang w:val="en-US"/>
-        </w:rPr>
-        <w:br w:type="page"/>
-      </w:r>
-    </w:p>
-    <w:p>
-      <w:pPr>
         <w:pStyle w:val="Kop2"/>
-      </w:pPr>
-      <w:bookmarkStart w:id="2" w:name="_Toc213770705"/>
+        <w:spacing w:line="240" w:lineRule="auto"/>
+      </w:pPr>
+      <w:bookmarkStart w:id="2" w:name="_Toc213836355"/>
       <w:r>
         <w:lastRenderedPageBreak/>
         <w:t>Test 2: RQ0</w:t>
@@ -825,10 +1081,14 @@
       <w:r>
         <w:t>3</w:t>
       </w:r>
+      <w:r>
+        <w:t>: Afstand Detectie</w:t>
+      </w:r>
       <w:bookmarkEnd w:id="2"/>
     </w:p>
     <w:p>
       <w:pPr>
+        <w:spacing w:line="240" w:lineRule="auto"/>
         <w:rPr>
           <w:sz w:val="26"/>
           <w:szCs w:val="26"/>
@@ -843,6 +1103,9 @@
       </w:r>
     </w:p>
     <w:p>
+      <w:pPr>
+        <w:spacing w:line="240" w:lineRule="auto"/>
+      </w:pPr>
       <w:r>
         <w:t>In deze test</w:t>
       </w:r>
@@ -852,6 +1115,7 @@
     </w:p>
     <w:p>
       <w:pPr>
+        <w:spacing w:line="240" w:lineRule="auto"/>
         <w:rPr>
           <w:sz w:val="26"/>
           <w:szCs w:val="26"/>
@@ -873,12 +1137,16 @@
       </w:r>
     </w:p>
     <w:p>
+      <w:pPr>
+        <w:spacing w:line="240" w:lineRule="auto"/>
+      </w:pPr>
       <w:r>
         <w:t>Voor deze test is er een Raspberry PI nodig, met daarop alle benodigde code/materialen. Er zijn ook camera’s nodig, de camera’s die wij hebben zijn de Arducam en de Waveshare. De Arducam kan aangesloten worden door middel van een USB connectie, de Waveshare kan aangesloten worden door middel van 2 ribbon kabels 1-b. Er is ook een scherm nodig voor de Raspberry PI om de resultaten te laten zien. Ook is er een object nodig die op de afstanden van 1 Meter, 2 Meter en 3 Meter gehouden worden.</w:t>
       </w:r>
     </w:p>
     <w:p>
       <w:pPr>
+        <w:spacing w:line="240" w:lineRule="auto"/>
         <w:rPr>
           <w:sz w:val="26"/>
           <w:szCs w:val="26"/>
@@ -893,16 +1161,25 @@
       </w:r>
     </w:p>
     <w:p>
+      <w:pPr>
+        <w:spacing w:line="240" w:lineRule="auto"/>
+      </w:pPr>
       <w:r>
         <w:t>1. Verbind de camera’s/camera met de juiste kabels (USB voor Arducam, ribbon kabel voor Waveshare) en voorzie de Raspberry PI van stroom.</w:t>
       </w:r>
     </w:p>
     <w:p>
+      <w:pPr>
+        <w:spacing w:line="240" w:lineRule="auto"/>
+      </w:pPr>
       <w:r>
         <w:t>2. Run via de Raspberry PI het code bestand ‘main.py’ door in de terminal onder pad ‘~/Project5-6/Opleverset_Project_5-6/Code’ ‘python main.py’ in te typen en op enter te drukken.</w:t>
       </w:r>
     </w:p>
     <w:p>
+      <w:pPr>
+        <w:spacing w:line="240" w:lineRule="auto"/>
+      </w:pPr>
       <w:r>
         <w:t>3. Observeer of beide camera’s werken en</w:t>
       </w:r>
@@ -911,12 +1188,16 @@
       </w:r>
     </w:p>
     <w:p>
+      <w:pPr>
+        <w:spacing w:line="240" w:lineRule="auto"/>
+      </w:pPr>
       <w:r>
         <w:t>4. Hou een object op 1, 2 en 3 meter afstand en observeer op de monitor bij de 1, 2 en 3 meter of de afstand van de camera tot het object goed wordt weergegeven</w:t>
       </w:r>
     </w:p>
     <w:p>
       <w:pPr>
+        <w:spacing w:line="240" w:lineRule="auto"/>
         <w:rPr>
           <w:sz w:val="26"/>
           <w:szCs w:val="26"/>
@@ -932,6 +1213,7 @@
     </w:p>
     <w:p>
       <w:pPr>
+        <w:spacing w:line="240" w:lineRule="auto"/>
         <w:rPr>
           <w:sz w:val="26"/>
           <w:szCs w:val="26"/>
@@ -954,6 +1236,7 @@
     </w:p>
     <w:p>
       <w:pPr>
+        <w:spacing w:line="240" w:lineRule="auto"/>
         <w:rPr>
           <w:sz w:val="26"/>
           <w:szCs w:val="26"/>
@@ -969,6 +1252,7 @@
     </w:p>
     <w:p>
       <w:pPr>
+        <w:spacing w:line="240" w:lineRule="auto"/>
         <w:rPr>
           <w:sz w:val="26"/>
           <w:szCs w:val="26"/>
@@ -984,6 +1268,7 @@
     </w:p>
     <w:p>
       <w:pPr>
+        <w:spacing w:line="240" w:lineRule="auto"/>
         <w:rPr>
           <w:sz w:val="26"/>
           <w:szCs w:val="26"/>
@@ -1006,38 +1291,70 @@
     </w:p>
     <w:p>
       <w:pPr>
-        <w:rPr>
-          <w:sz w:val="26"/>
-          <w:szCs w:val="26"/>
-        </w:rPr>
-      </w:pPr>
-    </w:p>
-    <w:p>
-      <w:pPr>
-        <w:rPr>
-          <w:sz w:val="26"/>
-          <w:szCs w:val="26"/>
-        </w:rPr>
-      </w:pPr>
-      <w:r>
-        <w:rPr>
-          <w:sz w:val="26"/>
-          <w:szCs w:val="26"/>
+        <w:spacing w:line="240" w:lineRule="auto"/>
+        <w:rPr>
+          <w:sz w:val="26"/>
+          <w:szCs w:val="26"/>
+          <w:lang w:val="en-US"/>
+        </w:rPr>
+      </w:pPr>
+      <w:r>
+        <w:rPr>
+          <w:sz w:val="26"/>
+          <w:szCs w:val="26"/>
+          <w:lang w:val="en-US"/>
+        </w:rPr>
+        <w:t>//TO-DO</w:t>
+      </w:r>
+    </w:p>
+    <w:p>
+      <w:pPr>
+        <w:spacing w:line="240" w:lineRule="auto"/>
+        <w:rPr>
+          <w:sz w:val="26"/>
+          <w:szCs w:val="26"/>
+          <w:lang w:val="en-US"/>
+        </w:rPr>
+      </w:pPr>
+      <w:r>
+        <w:rPr>
+          <w:sz w:val="26"/>
+          <w:szCs w:val="26"/>
+          <w:lang w:val="en-US"/>
         </w:rPr>
         <w:t>Conclusie:</w:t>
       </w:r>
     </w:p>
     <w:p>
       <w:pPr>
-        <w:rPr>
-          <w:sz w:val="26"/>
-          <w:szCs w:val="26"/>
-        </w:rPr>
-      </w:pPr>
-      <w:r>
-        <w:rPr>
-          <w:sz w:val="26"/>
-          <w:szCs w:val="26"/>
+        <w:spacing w:line="240" w:lineRule="auto"/>
+        <w:rPr>
+          <w:sz w:val="26"/>
+          <w:szCs w:val="26"/>
+          <w:lang w:val="en-US"/>
+        </w:rPr>
+      </w:pPr>
+      <w:r>
+        <w:rPr>
+          <w:sz w:val="26"/>
+          <w:szCs w:val="26"/>
+          <w:lang w:val="en-US"/>
+        </w:rPr>
+        <w:t>// TO-D</w:t>
+      </w:r>
+      <w:r>
+        <w:rPr>
+          <w:sz w:val="26"/>
+          <w:szCs w:val="26"/>
+          <w:lang w:val="en-US"/>
+        </w:rPr>
+        <w:t>O</w:t>
+      </w:r>
+      <w:r>
+        <w:rPr>
+          <w:sz w:val="26"/>
+          <w:szCs w:val="26"/>
+          <w:lang w:val="en-US"/>
         </w:rPr>
         <w:br w:type="page"/>
       </w:r>
@@ -1046,15 +1363,28 @@
       <w:pPr>
         <w:pStyle w:val="Kop2"/>
       </w:pPr>
-      <w:bookmarkStart w:id="3" w:name="_Toc213770706"/>
+      <w:bookmarkStart w:id="3" w:name="_Toc213836356"/>
       <w:r>
         <w:lastRenderedPageBreak/>
-        <w:t>Test 3: RQ02</w:t>
+        <w:t xml:space="preserve">Test </w:t>
+      </w:r>
+      <w:r>
+        <w:t>3</w:t>
+      </w:r>
+      <w:r>
+        <w:t>: RQ</w:t>
+      </w:r>
+      <w:r>
+        <w:t>04</w:t>
+      </w:r>
+      <w:r>
+        <w:t>: Grafiek</w:t>
       </w:r>
       <w:bookmarkEnd w:id="3"/>
     </w:p>
     <w:p>
       <w:pPr>
+        <w:spacing w:line="276" w:lineRule="auto"/>
         <w:rPr>
           <w:sz w:val="26"/>
           <w:szCs w:val="26"/>
@@ -1067,6 +1397,440 @@
         </w:rPr>
         <w:t>Testdoel:</w:t>
       </w:r>
+    </w:p>
+    <w:p>
+      <w:pPr>
+        <w:spacing w:line="276" w:lineRule="auto"/>
+      </w:pPr>
+      <w:r>
+        <w:t xml:space="preserve">In deze test wordt er gekeken </w:t>
+      </w:r>
+      <w:r>
+        <w:t xml:space="preserve">naar of de GUI ook een duidelijk en werkend tabel heeft, waarin </w:t>
+      </w:r>
+      <w:r>
+        <w:t xml:space="preserve">de locatie’s van gedetecteerde objecten </w:t>
+      </w:r>
+      <w:r>
+        <w:t>worden laten zien, en elke .5 secondes wordt ge-update</w:t>
+      </w:r>
+      <w:r>
+        <w:t>.</w:t>
+      </w:r>
+    </w:p>
+    <w:p>
+      <w:pPr>
+        <w:spacing w:line="276" w:lineRule="auto"/>
+        <w:rPr>
+          <w:sz w:val="26"/>
+          <w:szCs w:val="26"/>
+        </w:rPr>
+      </w:pPr>
+      <w:r>
+        <w:rPr>
+          <w:sz w:val="26"/>
+          <w:szCs w:val="26"/>
+        </w:rPr>
+        <w:t>Test Opstelling:</w:t>
+      </w:r>
+    </w:p>
+    <w:p>
+      <w:pPr>
+        <w:spacing w:line="276" w:lineRule="auto"/>
+      </w:pPr>
+      <w:r>
+        <w:t xml:space="preserve">Voor deze test is er een </w:t>
+      </w:r>
+      <w:r>
+        <w:t>Raspberry PI nodig, met daarop code om een object te detecteren en weer te geven in een tabel</w:t>
+      </w:r>
+      <w:r>
+        <w:t>.</w:t>
+      </w:r>
+      <w:r>
+        <w:t xml:space="preserve"> </w:t>
+      </w:r>
+      <w:r>
+        <w:t>Er zijn ook camera’s nodig</w:t>
+      </w:r>
+    </w:p>
+    <w:p>
+      <w:pPr>
+        <w:spacing w:line="276" w:lineRule="auto"/>
+        <w:rPr>
+          <w:sz w:val="26"/>
+          <w:szCs w:val="26"/>
+        </w:rPr>
+      </w:pPr>
+      <w:r>
+        <w:rPr>
+          <w:sz w:val="26"/>
+          <w:szCs w:val="26"/>
+        </w:rPr>
+        <w:t>Uitvoering:</w:t>
+      </w:r>
+    </w:p>
+    <w:p>
+      <w:pPr>
+        <w:spacing w:line="276" w:lineRule="auto"/>
+      </w:pPr>
+    </w:p>
+    <w:p>
+      <w:pPr>
+        <w:spacing w:line="276" w:lineRule="auto"/>
+        <w:rPr>
+          <w:sz w:val="26"/>
+          <w:szCs w:val="26"/>
+        </w:rPr>
+      </w:pPr>
+      <w:r>
+        <w:rPr>
+          <w:sz w:val="26"/>
+          <w:szCs w:val="26"/>
+        </w:rPr>
+        <w:t>Verwac</w:t>
+      </w:r>
+      <w:r>
+        <w:rPr>
+          <w:sz w:val="26"/>
+          <w:szCs w:val="26"/>
+        </w:rPr>
+        <w:t>hte Resultaat</w:t>
+      </w:r>
+      <w:r>
+        <w:rPr>
+          <w:sz w:val="26"/>
+          <w:szCs w:val="26"/>
+        </w:rPr>
+        <w:t>:</w:t>
+      </w:r>
+    </w:p>
+    <w:p>
+      <w:pPr>
+        <w:spacing w:line="276" w:lineRule="auto"/>
+      </w:pPr>
+    </w:p>
+    <w:p>
+      <w:pPr>
+        <w:spacing w:line="276" w:lineRule="auto"/>
+        <w:rPr>
+          <w:sz w:val="26"/>
+          <w:szCs w:val="26"/>
+        </w:rPr>
+      </w:pPr>
+      <w:r>
+        <w:rPr>
+          <w:sz w:val="26"/>
+          <w:szCs w:val="26"/>
+        </w:rPr>
+        <w:t>Acceptatie Criteria:</w:t>
+      </w:r>
+    </w:p>
+    <w:p>
+      <w:pPr>
+        <w:spacing w:line="276" w:lineRule="auto"/>
+      </w:pPr>
+    </w:p>
+    <w:p>
+      <w:pPr>
+        <w:spacing w:line="276" w:lineRule="auto"/>
+        <w:rPr>
+          <w:sz w:val="26"/>
+          <w:szCs w:val="26"/>
+        </w:rPr>
+      </w:pPr>
+      <w:r>
+        <w:rPr>
+          <w:sz w:val="26"/>
+          <w:szCs w:val="26"/>
+        </w:rPr>
+        <w:t>Waarnemingen:</w:t>
+      </w:r>
+    </w:p>
+    <w:p>
+      <w:pPr>
+        <w:spacing w:line="276" w:lineRule="auto"/>
+      </w:pPr>
+      <w:r>
+        <w:t>//To-Do</w:t>
+      </w:r>
+    </w:p>
+    <w:p>
+      <w:pPr>
+        <w:spacing w:line="276" w:lineRule="auto"/>
+        <w:rPr>
+          <w:sz w:val="26"/>
+          <w:szCs w:val="26"/>
+        </w:rPr>
+      </w:pPr>
+      <w:r>
+        <w:rPr>
+          <w:sz w:val="26"/>
+          <w:szCs w:val="26"/>
+        </w:rPr>
+        <w:t>Conclusie:</w:t>
+      </w:r>
+    </w:p>
+    <w:p>
+      <w:pPr>
+        <w:spacing w:line="276" w:lineRule="auto"/>
+      </w:pPr>
+      <w:r>
+        <w:t>//To-Do</w:t>
+      </w:r>
+    </w:p>
+    <w:p>
+      <w:r>
+        <w:br w:type="page"/>
+      </w:r>
+    </w:p>
+    <w:p>
+      <w:pPr>
+        <w:pStyle w:val="Kop2"/>
+      </w:pPr>
+      <w:bookmarkStart w:id="4" w:name="_Toc213836357"/>
+      <w:r>
+        <w:lastRenderedPageBreak/>
+        <w:t xml:space="preserve">Test </w:t>
+      </w:r>
+      <w:r>
+        <w:t>4</w:t>
+      </w:r>
+      <w:r>
+        <w:t>: RQ05</w:t>
+      </w:r>
+      <w:r>
+        <w:t>: Camera-Overzicht</w:t>
+      </w:r>
+      <w:bookmarkEnd w:id="4"/>
+    </w:p>
+    <w:p>
+      <w:pPr>
+        <w:spacing w:line="276" w:lineRule="auto"/>
+        <w:rPr>
+          <w:sz w:val="26"/>
+          <w:szCs w:val="26"/>
+        </w:rPr>
+      </w:pPr>
+      <w:r>
+        <w:rPr>
+          <w:sz w:val="26"/>
+          <w:szCs w:val="26"/>
+        </w:rPr>
+        <w:t>Testdoel:</w:t>
+      </w:r>
+    </w:p>
+    <w:p>
+      <w:pPr>
+        <w:spacing w:line="276" w:lineRule="auto"/>
+      </w:pPr>
+      <w:r>
+        <w:t xml:space="preserve">In deze test wordt er gekeken naar of de GUI </w:t>
+      </w:r>
+    </w:p>
+    <w:p>
+      <w:pPr>
+        <w:spacing w:line="276" w:lineRule="auto"/>
+        <w:rPr>
+          <w:sz w:val="26"/>
+          <w:szCs w:val="26"/>
+        </w:rPr>
+      </w:pPr>
+      <w:r>
+        <w:rPr>
+          <w:sz w:val="26"/>
+          <w:szCs w:val="26"/>
+        </w:rPr>
+        <w:t>Test Opstelling:</w:t>
+      </w:r>
+    </w:p>
+    <w:p>
+      <w:pPr>
+        <w:spacing w:line="276" w:lineRule="auto"/>
+      </w:pPr>
+    </w:p>
+    <w:p>
+      <w:pPr>
+        <w:spacing w:line="276" w:lineRule="auto"/>
+        <w:rPr>
+          <w:sz w:val="26"/>
+          <w:szCs w:val="26"/>
+        </w:rPr>
+      </w:pPr>
+      <w:r>
+        <w:rPr>
+          <w:sz w:val="26"/>
+          <w:szCs w:val="26"/>
+        </w:rPr>
+        <w:t>Uitvoering:</w:t>
+      </w:r>
+    </w:p>
+    <w:p>
+      <w:pPr>
+        <w:spacing w:line="276" w:lineRule="auto"/>
+      </w:pPr>
+    </w:p>
+    <w:p>
+      <w:pPr>
+        <w:spacing w:line="276" w:lineRule="auto"/>
+        <w:rPr>
+          <w:sz w:val="26"/>
+          <w:szCs w:val="26"/>
+        </w:rPr>
+      </w:pPr>
+      <w:r>
+        <w:rPr>
+          <w:sz w:val="26"/>
+          <w:szCs w:val="26"/>
+        </w:rPr>
+        <w:t>Verwachte Resultaat:</w:t>
+      </w:r>
+    </w:p>
+    <w:p>
+      <w:pPr>
+        <w:spacing w:line="276" w:lineRule="auto"/>
+      </w:pPr>
+    </w:p>
+    <w:p>
+      <w:pPr>
+        <w:spacing w:line="276" w:lineRule="auto"/>
+        <w:rPr>
+          <w:sz w:val="26"/>
+          <w:szCs w:val="26"/>
+          <w:lang w:val="en-US"/>
+        </w:rPr>
+      </w:pPr>
+      <w:r>
+        <w:rPr>
+          <w:sz w:val="26"/>
+          <w:szCs w:val="26"/>
+          <w:lang w:val="en-US"/>
+        </w:rPr>
+        <w:t>Acceptatie Criteria:</w:t>
+      </w:r>
+    </w:p>
+    <w:p>
+      <w:pPr>
+        <w:spacing w:line="276" w:lineRule="auto"/>
+        <w:rPr>
+          <w:lang w:val="en-US"/>
+        </w:rPr>
+      </w:pPr>
+    </w:p>
+    <w:p>
+      <w:pPr>
+        <w:spacing w:line="276" w:lineRule="auto"/>
+        <w:rPr>
+          <w:sz w:val="26"/>
+          <w:szCs w:val="26"/>
+          <w:lang w:val="en-US"/>
+        </w:rPr>
+      </w:pPr>
+      <w:r>
+        <w:rPr>
+          <w:sz w:val="26"/>
+          <w:szCs w:val="26"/>
+          <w:lang w:val="en-US"/>
+        </w:rPr>
+        <w:t>Waarnemingen:</w:t>
+      </w:r>
+    </w:p>
+    <w:p>
+      <w:pPr>
+        <w:spacing w:line="276" w:lineRule="auto"/>
+        <w:rPr>
+          <w:lang w:val="en-US"/>
+        </w:rPr>
+      </w:pPr>
+      <w:r>
+        <w:rPr>
+          <w:lang w:val="en-US"/>
+        </w:rPr>
+        <w:t>//To-Do</w:t>
+      </w:r>
+    </w:p>
+    <w:p>
+      <w:pPr>
+        <w:spacing w:line="276" w:lineRule="auto"/>
+        <w:rPr>
+          <w:sz w:val="26"/>
+          <w:szCs w:val="26"/>
+          <w:lang w:val="en-US"/>
+        </w:rPr>
+      </w:pPr>
+      <w:r>
+        <w:rPr>
+          <w:sz w:val="26"/>
+          <w:szCs w:val="26"/>
+          <w:lang w:val="en-US"/>
+        </w:rPr>
+        <w:t>Conclusie:</w:t>
+      </w:r>
+    </w:p>
+    <w:p>
+      <w:pPr>
+        <w:spacing w:line="276" w:lineRule="auto"/>
+        <w:rPr>
+          <w:lang w:val="en-US"/>
+        </w:rPr>
+      </w:pPr>
+      <w:r>
+        <w:rPr>
+          <w:lang w:val="en-US"/>
+        </w:rPr>
+        <w:t>//To-Do</w:t>
+      </w:r>
+    </w:p>
+    <w:p>
+      <w:pPr>
+        <w:rPr>
+          <w:rFonts w:asciiTheme="majorHAnsi" w:eastAsiaTheme="majorEastAsia" w:hAnsiTheme="majorHAnsi" w:cstheme="majorBidi"/>
+          <w:color w:val="0F4761" w:themeColor="accent1" w:themeShade="BF"/>
+          <w:sz w:val="32"/>
+          <w:szCs w:val="32"/>
+          <w:lang w:val="en-US"/>
+        </w:rPr>
+      </w:pPr>
+      <w:r>
+        <w:rPr>
+          <w:lang w:val="en-US"/>
+        </w:rPr>
+        <w:br w:type="page"/>
+      </w:r>
+    </w:p>
+    <w:p>
+      <w:pPr>
+        <w:pStyle w:val="Kop2"/>
+        <w:spacing w:line="276" w:lineRule="auto"/>
+      </w:pPr>
+      <w:bookmarkStart w:id="5" w:name="_Toc213836358"/>
+      <w:r>
+        <w:lastRenderedPageBreak/>
+        <w:t xml:space="preserve">Test </w:t>
+      </w:r>
+      <w:r>
+        <w:t>X</w:t>
+      </w:r>
+      <w:r>
+        <w:t>: RQ02: GUI</w:t>
+      </w:r>
+      <w:bookmarkEnd w:id="5"/>
+    </w:p>
+    <w:p>
+      <w:pPr>
+        <w:spacing w:line="276" w:lineRule="auto"/>
+        <w:rPr>
+          <w:sz w:val="26"/>
+          <w:szCs w:val="26"/>
+        </w:rPr>
+      </w:pPr>
+      <w:r>
+        <w:rPr>
+          <w:sz w:val="26"/>
+          <w:szCs w:val="26"/>
+        </w:rPr>
+        <w:t>Testdoel:</w:t>
+      </w:r>
       <w:r>
         <w:rPr>
           <w:sz w:val="26"/>
@@ -1075,7 +1839,7 @@
         <w:br/>
       </w:r>
       <w:r>
-        <w:t>In deze test gaat er gekeken worden</w:t>
+        <w:t>In deze test gaat er gekeken worden of er een GUI is met daarin duidelijke en overzichtelijke data. Die data bestaat uit een afstand vanaf de camera tot de Raspberry PI, een feed van de Camera’s en een indicatie van wat er gedetecteerd is.</w:t>
       </w:r>
       <w:r>
         <w:rPr>
@@ -1083,26 +1847,20 @@
           <w:szCs w:val="26"/>
         </w:rPr>
         <w:br/>
-        <w:t xml:space="preserve">Test </w:t>
-      </w:r>
-      <w:r>
-        <w:rPr>
-          <w:sz w:val="26"/>
-          <w:szCs w:val="26"/>
-        </w:rPr>
-        <w:t>Opstelling:</w:t>
-      </w:r>
-    </w:p>
-    <w:p>
-      <w:pPr>
-        <w:rPr>
-          <w:sz w:val="26"/>
-          <w:szCs w:val="26"/>
-        </w:rPr>
-      </w:pPr>
-    </w:p>
-    <w:p>
-      <w:pPr>
+        <w:t>Test Opstelling:</w:t>
+      </w:r>
+    </w:p>
+    <w:p>
+      <w:pPr>
+        <w:spacing w:line="276" w:lineRule="auto"/>
+      </w:pPr>
+      <w:r>
+        <w:t>Voor deze test is er een Raspberry PI nodig --</w:t>
+      </w:r>
+    </w:p>
+    <w:p>
+      <w:pPr>
+        <w:spacing w:line="276" w:lineRule="auto"/>
         <w:rPr>
           <w:sz w:val="26"/>
           <w:szCs w:val="26"/>
@@ -1118,14 +1876,23 @@
     </w:p>
     <w:p>
       <w:pPr>
-        <w:rPr>
-          <w:sz w:val="26"/>
-          <w:szCs w:val="26"/>
-        </w:rPr>
-      </w:pPr>
-    </w:p>
-    <w:p>
-      <w:pPr>
+        <w:spacing w:line="276" w:lineRule="auto"/>
+        <w:rPr>
+          <w:sz w:val="26"/>
+          <w:szCs w:val="26"/>
+        </w:rPr>
+      </w:pPr>
+      <w:r>
+        <w:rPr>
+          <w:sz w:val="26"/>
+          <w:szCs w:val="26"/>
+        </w:rPr>
+        <w:t>--</w:t>
+      </w:r>
+    </w:p>
+    <w:p>
+      <w:pPr>
+        <w:spacing w:line="276" w:lineRule="auto"/>
         <w:rPr>
           <w:sz w:val="26"/>
           <w:szCs w:val="26"/>
@@ -1141,14 +1908,23 @@
     </w:p>
     <w:p>
       <w:pPr>
-        <w:rPr>
-          <w:sz w:val="26"/>
-          <w:szCs w:val="26"/>
-        </w:rPr>
-      </w:pPr>
-    </w:p>
-    <w:p>
-      <w:pPr>
+        <w:spacing w:line="276" w:lineRule="auto"/>
+        <w:rPr>
+          <w:sz w:val="26"/>
+          <w:szCs w:val="26"/>
+        </w:rPr>
+      </w:pPr>
+      <w:r>
+        <w:rPr>
+          <w:sz w:val="26"/>
+          <w:szCs w:val="26"/>
+        </w:rPr>
+        <w:t>De Raspberry PI zal de benodigde data goed laten zien.</w:t>
+      </w:r>
+    </w:p>
+    <w:p>
+      <w:pPr>
+        <w:spacing w:line="276" w:lineRule="auto"/>
         <w:rPr>
           <w:sz w:val="26"/>
           <w:szCs w:val="26"/>
@@ -1164,49 +1940,379 @@
     </w:p>
     <w:p>
       <w:pPr>
-        <w:rPr>
-          <w:sz w:val="26"/>
-          <w:szCs w:val="26"/>
-        </w:rPr>
-      </w:pPr>
-    </w:p>
-    <w:p>
-      <w:pPr>
-        <w:rPr>
-          <w:sz w:val="26"/>
-          <w:szCs w:val="26"/>
-        </w:rPr>
-      </w:pPr>
-      <w:r>
-        <w:rPr>
-          <w:sz w:val="26"/>
-          <w:szCs w:val="26"/>
+        <w:spacing w:line="276" w:lineRule="auto"/>
+        <w:rPr>
+          <w:sz w:val="26"/>
+          <w:szCs w:val="26"/>
+        </w:rPr>
+      </w:pPr>
+      <w:r>
+        <w:rPr>
+          <w:sz w:val="26"/>
+          <w:szCs w:val="26"/>
+        </w:rPr>
+        <w:t>Alle benodigde data is goed aftelezen/te bekijken</w:t>
+      </w:r>
+    </w:p>
+    <w:p>
+      <w:pPr>
+        <w:spacing w:line="276" w:lineRule="auto"/>
+        <w:rPr>
+          <w:sz w:val="26"/>
+          <w:szCs w:val="26"/>
+          <w:lang w:val="en-US"/>
+        </w:rPr>
+      </w:pPr>
+      <w:r>
+        <w:rPr>
+          <w:sz w:val="26"/>
+          <w:szCs w:val="26"/>
+          <w:lang w:val="en-US"/>
         </w:rPr>
         <w:t>Waarnemingen:</w:t>
       </w:r>
     </w:p>
     <w:p>
       <w:pPr>
-        <w:rPr>
-          <w:sz w:val="26"/>
-          <w:szCs w:val="26"/>
-        </w:rPr>
-      </w:pPr>
-    </w:p>
-    <w:p>
-      <w:pPr>
-        <w:rPr>
-          <w:sz w:val="26"/>
-          <w:szCs w:val="26"/>
-        </w:rPr>
-      </w:pPr>
-      <w:r>
-        <w:rPr>
-          <w:sz w:val="26"/>
-          <w:szCs w:val="26"/>
+        <w:spacing w:line="276" w:lineRule="auto"/>
+        <w:rPr>
+          <w:sz w:val="26"/>
+          <w:szCs w:val="26"/>
+          <w:lang w:val="en-US"/>
+        </w:rPr>
+      </w:pPr>
+      <w:r>
+        <w:rPr>
+          <w:sz w:val="26"/>
+          <w:szCs w:val="26"/>
+          <w:lang w:val="en-US"/>
+        </w:rPr>
+        <w:t>// To-Do</w:t>
+      </w:r>
+    </w:p>
+    <w:p>
+      <w:pPr>
+        <w:spacing w:line="276" w:lineRule="auto"/>
+        <w:rPr>
+          <w:sz w:val="26"/>
+          <w:szCs w:val="26"/>
+          <w:lang w:val="en-US"/>
+        </w:rPr>
+      </w:pPr>
+      <w:r>
+        <w:rPr>
+          <w:sz w:val="26"/>
+          <w:szCs w:val="26"/>
+          <w:lang w:val="en-US"/>
         </w:rPr>
         <w:t>Conclusie:</w:t>
       </w:r>
+    </w:p>
+    <w:p>
+      <w:pPr>
+        <w:rPr>
+          <w:lang w:val="en-US"/>
+        </w:rPr>
+      </w:pPr>
+      <w:r>
+        <w:rPr>
+          <w:lang w:val="en-US"/>
+        </w:rPr>
+        <w:t>//To-Do</w:t>
+      </w:r>
+    </w:p>
+    <w:p>
+      <w:pPr>
+        <w:pStyle w:val="Kop2"/>
+        <w:rPr>
+          <w:lang w:val="en-US"/>
+        </w:rPr>
+      </w:pPr>
+      <w:r>
+        <w:rPr>
+          <w:lang w:val="en-US"/>
+        </w:rPr>
+        <w:br w:type="page"/>
+      </w:r>
+    </w:p>
+    <w:p>
+      <w:pPr>
+        <w:pStyle w:val="Kop2"/>
+      </w:pPr>
+      <w:bookmarkStart w:id="6" w:name="_Toc213836359"/>
+      <w:r>
+        <w:lastRenderedPageBreak/>
+        <w:t>Changelog</w:t>
+      </w:r>
+      <w:bookmarkEnd w:id="6"/>
+    </w:p>
+    <w:tbl>
+      <w:tblPr>
+        <w:tblStyle w:val="Tabelraster"/>
+        <w:tblpPr w:leftFromText="141" w:rightFromText="141" w:vertAnchor="text" w:horzAnchor="margin" w:tblpY="60"/>
+        <w:tblW w:w="0" w:type="auto"/>
+        <w:tblLook w:val="04A0" w:firstRow="1" w:lastRow="0" w:firstColumn="1" w:lastColumn="0" w:noHBand="0" w:noVBand="1"/>
+      </w:tblPr>
+      <w:tblGrid>
+        <w:gridCol w:w="988"/>
+        <w:gridCol w:w="6520"/>
+        <w:gridCol w:w="1554"/>
+      </w:tblGrid>
+      <w:tr>
+        <w:tc>
+          <w:tcPr>
+            <w:tcW w:w="988" w:type="dxa"/>
+          </w:tcPr>
+          <w:p>
+            <w:pPr>
+              <w:rPr>
+                <w:sz w:val="26"/>
+                <w:szCs w:val="26"/>
+              </w:rPr>
+            </w:pPr>
+            <w:r>
+              <w:rPr>
+                <w:sz w:val="26"/>
+                <w:szCs w:val="26"/>
+              </w:rPr>
+              <w:t>Versie</w:t>
+            </w:r>
+          </w:p>
+        </w:tc>
+        <w:tc>
+          <w:tcPr>
+            <w:tcW w:w="6520" w:type="dxa"/>
+          </w:tcPr>
+          <w:p>
+            <w:pPr>
+              <w:rPr>
+                <w:sz w:val="26"/>
+                <w:szCs w:val="26"/>
+              </w:rPr>
+            </w:pPr>
+            <w:r>
+              <w:rPr>
+                <w:sz w:val="26"/>
+                <w:szCs w:val="26"/>
+              </w:rPr>
+              <w:t>Verandering</w:t>
+            </w:r>
+          </w:p>
+        </w:tc>
+        <w:tc>
+          <w:tcPr>
+            <w:tcW w:w="1554" w:type="dxa"/>
+          </w:tcPr>
+          <w:p>
+            <w:pPr>
+              <w:jc w:val="center"/>
+              <w:rPr>
+                <w:sz w:val="26"/>
+                <w:szCs w:val="26"/>
+              </w:rPr>
+            </w:pPr>
+            <w:r>
+              <w:rPr>
+                <w:sz w:val="26"/>
+                <w:szCs w:val="26"/>
+              </w:rPr>
+              <w:t>Datum</w:t>
+            </w:r>
+          </w:p>
+        </w:tc>
+      </w:tr>
+      <w:tr>
+        <w:tc>
+          <w:tcPr>
+            <w:tcW w:w="988" w:type="dxa"/>
+          </w:tcPr>
+          <w:p>
+            <w:pPr>
+              <w:rPr>
+                <w:sz w:val="26"/>
+                <w:szCs w:val="26"/>
+              </w:rPr>
+            </w:pPr>
+            <w:r>
+              <w:rPr>
+                <w:sz w:val="26"/>
+                <w:szCs w:val="26"/>
+              </w:rPr>
+              <w:t>1.0</w:t>
+            </w:r>
+          </w:p>
+        </w:tc>
+        <w:tc>
+          <w:tcPr>
+            <w:tcW w:w="6520" w:type="dxa"/>
+          </w:tcPr>
+          <w:p>
+            <w:pPr>
+              <w:rPr>
+                <w:sz w:val="26"/>
+                <w:szCs w:val="26"/>
+              </w:rPr>
+            </w:pPr>
+            <w:r>
+              <w:rPr>
+                <w:sz w:val="26"/>
+                <w:szCs w:val="26"/>
+              </w:rPr>
+              <w:t>Testplan aangemaakt, samen met Test 1 en 2</w:t>
+            </w:r>
+          </w:p>
+        </w:tc>
+        <w:tc>
+          <w:tcPr>
+            <w:tcW w:w="1554" w:type="dxa"/>
+          </w:tcPr>
+          <w:p>
+            <w:pPr>
+              <w:rPr>
+                <w:sz w:val="26"/>
+                <w:szCs w:val="26"/>
+              </w:rPr>
+            </w:pPr>
+            <w:r>
+              <w:rPr>
+                <w:sz w:val="26"/>
+                <w:szCs w:val="26"/>
+              </w:rPr>
+              <w:t>11-11-2025</w:t>
+            </w:r>
+          </w:p>
+        </w:tc>
+      </w:tr>
+      <w:tr>
+        <w:tc>
+          <w:tcPr>
+            <w:tcW w:w="988" w:type="dxa"/>
+          </w:tcPr>
+          <w:p>
+            <w:pPr>
+              <w:rPr>
+                <w:sz w:val="26"/>
+                <w:szCs w:val="26"/>
+              </w:rPr>
+            </w:pPr>
+            <w:r>
+              <w:rPr>
+                <w:sz w:val="26"/>
+                <w:szCs w:val="26"/>
+              </w:rPr>
+              <w:t>1.1</w:t>
+            </w:r>
+          </w:p>
+        </w:tc>
+        <w:tc>
+          <w:tcPr>
+            <w:tcW w:w="6520" w:type="dxa"/>
+          </w:tcPr>
+          <w:p>
+            <w:pPr>
+              <w:rPr>
+                <w:sz w:val="26"/>
+                <w:szCs w:val="26"/>
+              </w:rPr>
+            </w:pPr>
+            <w:r>
+              <w:rPr>
+                <w:sz w:val="26"/>
+                <w:szCs w:val="26"/>
+              </w:rPr>
+              <w:t>Test 3</w:t>
+            </w:r>
+            <w:r>
+              <w:rPr>
+                <w:sz w:val="26"/>
+                <w:szCs w:val="26"/>
+              </w:rPr>
+              <w:t>,</w:t>
+            </w:r>
+            <w:r>
+              <w:rPr>
+                <w:sz w:val="26"/>
+                <w:szCs w:val="26"/>
+              </w:rPr>
+              <w:t xml:space="preserve"> 4</w:t>
+            </w:r>
+            <w:r>
+              <w:rPr>
+                <w:sz w:val="26"/>
+                <w:szCs w:val="26"/>
+              </w:rPr>
+              <w:t>, 5 en 6</w:t>
+            </w:r>
+            <w:r>
+              <w:rPr>
+                <w:sz w:val="26"/>
+                <w:szCs w:val="26"/>
+              </w:rPr>
+              <w:t xml:space="preserve"> aangemaakt</w:t>
+            </w:r>
+          </w:p>
+        </w:tc>
+        <w:tc>
+          <w:tcPr>
+            <w:tcW w:w="1554" w:type="dxa"/>
+          </w:tcPr>
+          <w:p>
+            <w:pPr>
+              <w:rPr>
+                <w:sz w:val="26"/>
+                <w:szCs w:val="26"/>
+              </w:rPr>
+            </w:pPr>
+            <w:r>
+              <w:rPr>
+                <w:sz w:val="26"/>
+                <w:szCs w:val="26"/>
+              </w:rPr>
+              <w:t>12-11-2025</w:t>
+            </w:r>
+          </w:p>
+        </w:tc>
+      </w:tr>
+    </w:tbl>
+    <w:p>
+      <w:pPr>
+        <w:rPr>
+          <w:sz w:val="26"/>
+          <w:szCs w:val="26"/>
+        </w:rPr>
+      </w:pPr>
+    </w:p>
+    <w:p>
+      <w:pPr>
+        <w:rPr>
+          <w:sz w:val="26"/>
+          <w:szCs w:val="26"/>
+        </w:rPr>
+      </w:pPr>
+    </w:p>
+    <w:p>
+      <w:pPr>
+        <w:rPr>
+          <w:sz w:val="26"/>
+          <w:szCs w:val="26"/>
+        </w:rPr>
+      </w:pPr>
+    </w:p>
+    <w:p>
+      <w:pPr>
+        <w:rPr>
+          <w:sz w:val="26"/>
+          <w:szCs w:val="26"/>
+        </w:rPr>
+      </w:pPr>
+    </w:p>
+    <w:p>
+      <w:pPr>
+        <w:rPr>
+          <w:sz w:val="26"/>
+          <w:szCs w:val="26"/>
+        </w:rPr>
+      </w:pPr>
     </w:p>
     <w:sectPr>
       <w:pgSz w:w="11906" w:h="16838"/>
@@ -2176,6 +3282,37 @@
       <w:u w:val="single"/>
     </w:rPr>
   </w:style>
+  <w:style w:type="table" w:styleId="Tabelraster">
+    <w:name w:val="Table Grid"/>
+    <w:basedOn w:val="Standaardtabel"/>
+    <w:uiPriority w:val="39"/>
+    <w:rsid w:val="00AD68DE"/>
+    <w:pPr>
+      <w:spacing w:after="0" w:line="240" w:lineRule="auto"/>
+    </w:pPr>
+    <w:tblPr>
+      <w:tblBorders>
+        <w:top w:val="single" w:sz="4" w:space="0" w:color="auto"/>
+        <w:left w:val="single" w:sz="4" w:space="0" w:color="auto"/>
+        <w:bottom w:val="single" w:sz="4" w:space="0" w:color="auto"/>
+        <w:right w:val="single" w:sz="4" w:space="0" w:color="auto"/>
+        <w:insideH w:val="single" w:sz="4" w:space="0" w:color="auto"/>
+        <w:insideV w:val="single" w:sz="4" w:space="0" w:color="auto"/>
+      </w:tblBorders>
+    </w:tblPr>
+  </w:style>
+  <w:style w:type="character" w:styleId="Subtielebenadrukking">
+    <w:name w:val="Subtle Emphasis"/>
+    <w:basedOn w:val="Standaardalinea-lettertype"/>
+    <w:uiPriority w:val="19"/>
+    <w:qFormat/>
+    <w:rsid w:val="00186226"/>
+    <w:rPr>
+      <w:i/>
+      <w:iCs/>
+      <w:color w:val="404040" w:themeColor="text1" w:themeTint="BF"/>
+    </w:rPr>
+  </w:style>
 </w:styles>
 </file>
 

--- a/Opleverset_Project_5-6/Verslagen/Testrapport.docx
+++ b/Opleverset_Project_5-6/Verslagen/Testrapport.docx
@@ -8,12 +8,14 @@
         <w:rPr>
           <w:sz w:val="36"/>
           <w:szCs w:val="36"/>
+          <w:lang w:val="en-US"/>
         </w:rPr>
       </w:pPr>
       <w:r>
         <w:rPr>
           <w:sz w:val="36"/>
           <w:szCs w:val="36"/>
+          <w:lang w:val="en-US"/>
         </w:rPr>
         <w:t>Testrapport</w:t>
       </w:r>
@@ -26,6 +28,7 @@
           <w:bCs/>
           <w:sz w:val="36"/>
           <w:szCs w:val="36"/>
+          <w:lang w:val="en-US"/>
         </w:rPr>
       </w:pPr>
     </w:p>
@@ -37,69 +40,113 @@
           <w:bCs/>
           <w:sz w:val="36"/>
           <w:szCs w:val="36"/>
+          <w:lang w:val="en-US"/>
         </w:rPr>
       </w:pPr>
     </w:p>
     <w:p>
       <w:pPr>
         <w:jc w:val="center"/>
-        <w:rPr>
-          <w:b/>
-          <w:bCs/>
-          <w:sz w:val="36"/>
-          <w:szCs w:val="36"/>
-        </w:rPr>
-      </w:pPr>
-      <w:r>
         <w:rPr>
           <w:b/>
           <w:bCs/>
           <w:noProof/>
           <w:sz w:val="36"/>
           <w:szCs w:val="36"/>
-        </w:rPr>
-        <w:drawing>
-          <wp:inline distT="0" distB="0" distL="0" distR="0" wp14:anchorId="08EFA06B" wp14:editId="51D435F1">
-            <wp:extent cx="5618603" cy="3810000"/>
-            <wp:effectExtent l="0" t="0" r="1270" b="0"/>
-            <wp:docPr id="1052481500" name="Afbeelding 2"/>
-            <wp:cNvGraphicFramePr>
-              <a:graphicFrameLocks xmlns:a="http://schemas.openxmlformats.org/drawingml/2006/main" noChangeAspect="1"/>
-            </wp:cNvGraphicFramePr>
-            <a:graphic xmlns:a="http://schemas.openxmlformats.org/drawingml/2006/main">
-              <a:graphicData uri="http://schemas.openxmlformats.org/drawingml/2006/picture">
-                <pic:pic xmlns:pic="http://schemas.openxmlformats.org/drawingml/2006/picture">
-                  <pic:nvPicPr>
-                    <pic:cNvPr id="1052481500" name="Afbeelding 1052481500"/>
-                    <pic:cNvPicPr/>
-                  </pic:nvPicPr>
-                  <pic:blipFill>
-                    <a:blip r:embed="rId5">
-                      <a:extLst>
-                        <a:ext uri="{28A0092B-C50C-407E-A947-70E740481C1C}">
-                          <a14:useLocalDpi xmlns:a14="http://schemas.microsoft.com/office/drawing/2010/main" val="0"/>
-                        </a:ext>
-                      </a:extLst>
-                    </a:blip>
-                    <a:stretch>
-                      <a:fillRect/>
-                    </a:stretch>
-                  </pic:blipFill>
-                  <pic:spPr>
-                    <a:xfrm>
-                      <a:off x="0" y="0"/>
-                      <a:ext cx="5637725" cy="3822967"/>
-                    </a:xfrm>
-                    <a:prstGeom prst="rect">
-                      <a:avLst/>
-                    </a:prstGeom>
-                  </pic:spPr>
-                </pic:pic>
-              </a:graphicData>
-            </a:graphic>
-          </wp:inline>
-        </w:drawing>
-      </w:r>
+          <w:lang w:val="en-US"/>
+        </w:rPr>
+      </w:pPr>
+    </w:p>
+    <w:p>
+      <w:pPr>
+        <w:jc w:val="center"/>
+        <w:rPr>
+          <w:b/>
+          <w:bCs/>
+          <w:noProof/>
+          <w:sz w:val="36"/>
+          <w:szCs w:val="36"/>
+          <w:lang w:val="en-US"/>
+        </w:rPr>
+      </w:pPr>
+    </w:p>
+    <w:p>
+      <w:pPr>
+        <w:jc w:val="center"/>
+        <w:rPr>
+          <w:b/>
+          <w:bCs/>
+          <w:noProof/>
+          <w:sz w:val="36"/>
+          <w:szCs w:val="36"/>
+          <w:lang w:val="en-US"/>
+        </w:rPr>
+      </w:pPr>
+    </w:p>
+    <w:p>
+      <w:pPr>
+        <w:jc w:val="center"/>
+        <w:rPr>
+          <w:b/>
+          <w:bCs/>
+          <w:noProof/>
+          <w:sz w:val="36"/>
+          <w:szCs w:val="36"/>
+          <w:lang w:val="en-US"/>
+        </w:rPr>
+      </w:pPr>
+    </w:p>
+    <w:p>
+      <w:pPr>
+        <w:jc w:val="center"/>
+        <w:rPr>
+          <w:b/>
+          <w:bCs/>
+          <w:noProof/>
+          <w:sz w:val="36"/>
+          <w:szCs w:val="36"/>
+          <w:lang w:val="en-US"/>
+        </w:rPr>
+      </w:pPr>
+    </w:p>
+    <w:p>
+      <w:pPr>
+        <w:jc w:val="center"/>
+        <w:rPr>
+          <w:b/>
+          <w:bCs/>
+          <w:noProof/>
+          <w:sz w:val="36"/>
+          <w:szCs w:val="36"/>
+          <w:lang w:val="en-US"/>
+        </w:rPr>
+      </w:pPr>
+    </w:p>
+    <w:p>
+      <w:pPr>
+        <w:jc w:val="center"/>
+        <w:rPr>
+          <w:b/>
+          <w:bCs/>
+          <w:noProof/>
+          <w:sz w:val="36"/>
+          <w:szCs w:val="36"/>
+          <w:lang w:val="en-US"/>
+        </w:rPr>
+      </w:pPr>
+    </w:p>
+    <w:p>
+      <w:pPr>
+        <w:jc w:val="center"/>
+        <w:rPr>
+          <w:b/>
+          <w:bCs/>
+          <w:noProof/>
+          <w:sz w:val="36"/>
+          <w:szCs w:val="36"/>
+          <w:lang w:val="en-US"/>
+        </w:rPr>
+      </w:pPr>
     </w:p>
     <w:p>
       <w:pPr>
@@ -109,6 +156,7 @@
           <w:bCs/>
           <w:sz w:val="36"/>
           <w:szCs w:val="36"/>
+          <w:lang w:val="en-US"/>
         </w:rPr>
       </w:pPr>
     </w:p>
@@ -120,6 +168,7 @@
           <w:bCs/>
           <w:sz w:val="36"/>
           <w:szCs w:val="36"/>
+          <w:lang w:val="en-US"/>
         </w:rPr>
       </w:pPr>
     </w:p>
@@ -131,11 +180,36 @@
           <w:bCs/>
           <w:sz w:val="36"/>
           <w:szCs w:val="36"/>
-        </w:rPr>
-      </w:pPr>
-    </w:p>
-    <w:p/>
-    <w:p/>
+          <w:lang w:val="en-US"/>
+        </w:rPr>
+      </w:pPr>
+    </w:p>
+    <w:p>
+      <w:pPr>
+        <w:jc w:val="center"/>
+        <w:rPr>
+          <w:b/>
+          <w:bCs/>
+          <w:sz w:val="36"/>
+          <w:szCs w:val="36"/>
+          <w:lang w:val="en-US"/>
+        </w:rPr>
+      </w:pPr>
+    </w:p>
+    <w:p>
+      <w:pPr>
+        <w:rPr>
+          <w:lang w:val="en-US"/>
+        </w:rPr>
+      </w:pPr>
+    </w:p>
+    <w:p>
+      <w:pPr>
+        <w:rPr>
+          <w:lang w:val="en-US"/>
+        </w:rPr>
+      </w:pPr>
+    </w:p>
     <w:p>
       <w:pPr>
         <w:rPr>
@@ -848,19 +922,13 @@
         <w:spacing w:line="276" w:lineRule="auto"/>
       </w:pPr>
       <w:r>
-        <w:t xml:space="preserve">Voor deze test is er een Raspberry PI nodig, met daarop alle benodigde code/materialen. Er </w:t>
-      </w:r>
-      <w:r>
-        <w:t>zijn</w:t>
-      </w:r>
-      <w:r>
-        <w:t xml:space="preserve"> ook</w:t>
-      </w:r>
-      <w:r>
-        <w:t xml:space="preserve"> camera’s nodig, de camera’s die wij hebben zijn de Arducam en de Waveshare. De Arducam kan aangesloten worden door middel van een USB connectie, de Waveshare kan aangesloten worden door middel van 2 ribbon kabels 1-b.</w:t>
-      </w:r>
-      <w:r>
-        <w:t xml:space="preserve"> Er is ook een scherm nodig voor de Raspberry PI om de resultaten te laten zien. Ook is er een object nodig die op de afstanden van 1 Meter, 2 Meter en 3 Meter gehouden worden.</w:t>
+        <w:t>Voor de benodigde componenten, zie in de Requirement Analyse</w:t>
+      </w:r>
+      <w:r>
+        <w:t xml:space="preserve"> de ‘Betrokken Componenten’ bij RQ01. Deze test wordt gedaan met een object dat op 1, 2 en 3 meter va</w:t>
+      </w:r>
+      <w:r>
+        <w:t>n de camera afgehouden wordt.</w:t>
       </w:r>
     </w:p>
     <w:p>
@@ -1066,719 +1134,6 @@
           <w:lang w:val="en-US"/>
         </w:rPr>
         <w:t>// TO-DO</w:t>
-      </w:r>
-    </w:p>
-    <w:p>
-      <w:pPr>
-        <w:pStyle w:val="Kop2"/>
-        <w:spacing w:line="240" w:lineRule="auto"/>
-      </w:pPr>
-      <w:bookmarkStart w:id="2" w:name="_Toc213836355"/>
-      <w:r>
-        <w:lastRenderedPageBreak/>
-        <w:t>Test 2: RQ0</w:t>
-      </w:r>
-      <w:r>
-        <w:t>3</w:t>
-      </w:r>
-      <w:r>
-        <w:t>: Afstand Detectie</w:t>
-      </w:r>
-      <w:bookmarkEnd w:id="2"/>
-    </w:p>
-    <w:p>
-      <w:pPr>
-        <w:spacing w:line="240" w:lineRule="auto"/>
-        <w:rPr>
-          <w:sz w:val="26"/>
-          <w:szCs w:val="26"/>
-        </w:rPr>
-      </w:pPr>
-      <w:r>
-        <w:rPr>
-          <w:sz w:val="26"/>
-          <w:szCs w:val="26"/>
-        </w:rPr>
-        <w:t>Testdoel:</w:t>
-      </w:r>
-    </w:p>
-    <w:p>
-      <w:pPr>
-        <w:spacing w:line="240" w:lineRule="auto"/>
-      </w:pPr>
-      <w:r>
-        <w:t>In deze test</w:t>
-      </w:r>
-      <w:r>
-        <w:t xml:space="preserve"> gaat er gekeken worden of het systeem de afstand van een object tot de camera’s laten zien.</w:t>
-      </w:r>
-    </w:p>
-    <w:p>
-      <w:pPr>
-        <w:spacing w:line="240" w:lineRule="auto"/>
-        <w:rPr>
-          <w:sz w:val="26"/>
-          <w:szCs w:val="26"/>
-        </w:rPr>
-      </w:pPr>
-      <w:r>
-        <w:rPr>
-          <w:sz w:val="26"/>
-          <w:szCs w:val="26"/>
-        </w:rPr>
-        <w:t>Test Opstelling</w:t>
-      </w:r>
-      <w:r>
-        <w:rPr>
-          <w:sz w:val="26"/>
-          <w:szCs w:val="26"/>
-        </w:rPr>
-        <w:t>:</w:t>
-      </w:r>
-    </w:p>
-    <w:p>
-      <w:pPr>
-        <w:spacing w:line="240" w:lineRule="auto"/>
-      </w:pPr>
-      <w:r>
-        <w:t>Voor deze test is er een Raspberry PI nodig, met daarop alle benodigde code/materialen. Er zijn ook camera’s nodig, de camera’s die wij hebben zijn de Arducam en de Waveshare. De Arducam kan aangesloten worden door middel van een USB connectie, de Waveshare kan aangesloten worden door middel van 2 ribbon kabels 1-b. Er is ook een scherm nodig voor de Raspberry PI om de resultaten te laten zien. Ook is er een object nodig die op de afstanden van 1 Meter, 2 Meter en 3 Meter gehouden worden.</w:t>
-      </w:r>
-    </w:p>
-    <w:p>
-      <w:pPr>
-        <w:spacing w:line="240" w:lineRule="auto"/>
-        <w:rPr>
-          <w:sz w:val="26"/>
-          <w:szCs w:val="26"/>
-        </w:rPr>
-      </w:pPr>
-      <w:r>
-        <w:rPr>
-          <w:sz w:val="26"/>
-          <w:szCs w:val="26"/>
-        </w:rPr>
-        <w:t>Uitvoer:</w:t>
-      </w:r>
-    </w:p>
-    <w:p>
-      <w:pPr>
-        <w:spacing w:line="240" w:lineRule="auto"/>
-      </w:pPr>
-      <w:r>
-        <w:t>1. Verbind de camera’s/camera met de juiste kabels (USB voor Arducam, ribbon kabel voor Waveshare) en voorzie de Raspberry PI van stroom.</w:t>
-      </w:r>
-    </w:p>
-    <w:p>
-      <w:pPr>
-        <w:spacing w:line="240" w:lineRule="auto"/>
-      </w:pPr>
-      <w:r>
-        <w:t>2. Run via de Raspberry PI het code bestand ‘main.py’ door in de terminal onder pad ‘~/Project5-6/Opleverset_Project_5-6/Code’ ‘python main.py’ in te typen en op enter te drukken.</w:t>
-      </w:r>
-    </w:p>
-    <w:p>
-      <w:pPr>
-        <w:spacing w:line="240" w:lineRule="auto"/>
-      </w:pPr>
-      <w:r>
-        <w:t>3. Observeer of beide camera’s werken en</w:t>
-      </w:r>
-      <w:r>
-        <w:t xml:space="preserve"> of de camera’s de juiste dingen op het scherm laten zien.</w:t>
-      </w:r>
-    </w:p>
-    <w:p>
-      <w:pPr>
-        <w:spacing w:line="240" w:lineRule="auto"/>
-      </w:pPr>
-      <w:r>
-        <w:t>4. Hou een object op 1, 2 en 3 meter afstand en observeer op de monitor bij de 1, 2 en 3 meter of de afstand van de camera tot het object goed wordt weergegeven</w:t>
-      </w:r>
-    </w:p>
-    <w:p>
-      <w:pPr>
-        <w:spacing w:line="240" w:lineRule="auto"/>
-        <w:rPr>
-          <w:sz w:val="26"/>
-          <w:szCs w:val="26"/>
-        </w:rPr>
-      </w:pPr>
-      <w:r>
-        <w:rPr>
-          <w:sz w:val="26"/>
-          <w:szCs w:val="26"/>
-        </w:rPr>
-        <w:t>Verwachte resultaat</w:t>
-      </w:r>
-    </w:p>
-    <w:p>
-      <w:pPr>
-        <w:spacing w:line="240" w:lineRule="auto"/>
-        <w:rPr>
-          <w:sz w:val="26"/>
-          <w:szCs w:val="26"/>
-        </w:rPr>
-      </w:pPr>
-      <w:r>
-        <w:rPr>
-          <w:sz w:val="26"/>
-          <w:szCs w:val="26"/>
-        </w:rPr>
-        <w:t>De Raspberry PI</w:t>
-      </w:r>
-      <w:r>
-        <w:rPr>
-          <w:sz w:val="26"/>
-          <w:szCs w:val="26"/>
-        </w:rPr>
-        <w:t xml:space="preserve"> zal de afstanden waarop het object van de camera’s staat juist weergegeven worden op het scherm.</w:t>
-      </w:r>
-    </w:p>
-    <w:p>
-      <w:pPr>
-        <w:spacing w:line="240" w:lineRule="auto"/>
-        <w:rPr>
-          <w:sz w:val="26"/>
-          <w:szCs w:val="26"/>
-        </w:rPr>
-      </w:pPr>
-      <w:r>
-        <w:rPr>
-          <w:sz w:val="26"/>
-          <w:szCs w:val="26"/>
-        </w:rPr>
-        <w:t>Acceptatie Criteria:</w:t>
-      </w:r>
-    </w:p>
-    <w:p>
-      <w:pPr>
-        <w:spacing w:line="240" w:lineRule="auto"/>
-        <w:rPr>
-          <w:sz w:val="26"/>
-          <w:szCs w:val="26"/>
-        </w:rPr>
-      </w:pPr>
-      <w:r>
-        <w:rPr>
-          <w:sz w:val="26"/>
-          <w:szCs w:val="26"/>
-        </w:rPr>
-        <w:t>De afstanden zijn juist weergegeven met een maximaal verschil tot de echte afstand van 0.1</w:t>
-      </w:r>
-    </w:p>
-    <w:p>
-      <w:pPr>
-        <w:spacing w:line="240" w:lineRule="auto"/>
-        <w:rPr>
-          <w:sz w:val="26"/>
-          <w:szCs w:val="26"/>
-        </w:rPr>
-      </w:pPr>
-      <w:r>
-        <w:rPr>
-          <w:sz w:val="26"/>
-          <w:szCs w:val="26"/>
-        </w:rPr>
-        <w:t>Waarnemingen</w:t>
-      </w:r>
-      <w:r>
-        <w:rPr>
-          <w:sz w:val="26"/>
-          <w:szCs w:val="26"/>
-        </w:rPr>
-        <w:t>:</w:t>
-      </w:r>
-    </w:p>
-    <w:p>
-      <w:pPr>
-        <w:spacing w:line="240" w:lineRule="auto"/>
-        <w:rPr>
-          <w:sz w:val="26"/>
-          <w:szCs w:val="26"/>
-          <w:lang w:val="en-US"/>
-        </w:rPr>
-      </w:pPr>
-      <w:r>
-        <w:rPr>
-          <w:sz w:val="26"/>
-          <w:szCs w:val="26"/>
-          <w:lang w:val="en-US"/>
-        </w:rPr>
-        <w:t>//TO-DO</w:t>
-      </w:r>
-    </w:p>
-    <w:p>
-      <w:pPr>
-        <w:spacing w:line="240" w:lineRule="auto"/>
-        <w:rPr>
-          <w:sz w:val="26"/>
-          <w:szCs w:val="26"/>
-          <w:lang w:val="en-US"/>
-        </w:rPr>
-      </w:pPr>
-      <w:r>
-        <w:rPr>
-          <w:sz w:val="26"/>
-          <w:szCs w:val="26"/>
-          <w:lang w:val="en-US"/>
-        </w:rPr>
-        <w:t>Conclusie:</w:t>
-      </w:r>
-    </w:p>
-    <w:p>
-      <w:pPr>
-        <w:spacing w:line="240" w:lineRule="auto"/>
-        <w:rPr>
-          <w:sz w:val="26"/>
-          <w:szCs w:val="26"/>
-          <w:lang w:val="en-US"/>
-        </w:rPr>
-      </w:pPr>
-      <w:r>
-        <w:rPr>
-          <w:sz w:val="26"/>
-          <w:szCs w:val="26"/>
-          <w:lang w:val="en-US"/>
-        </w:rPr>
-        <w:t>// TO-D</w:t>
-      </w:r>
-      <w:r>
-        <w:rPr>
-          <w:sz w:val="26"/>
-          <w:szCs w:val="26"/>
-          <w:lang w:val="en-US"/>
-        </w:rPr>
-        <w:t>O</w:t>
-      </w:r>
-      <w:r>
-        <w:rPr>
-          <w:sz w:val="26"/>
-          <w:szCs w:val="26"/>
-          <w:lang w:val="en-US"/>
-        </w:rPr>
-        <w:br w:type="page"/>
-      </w:r>
-    </w:p>
-    <w:p>
-      <w:pPr>
-        <w:pStyle w:val="Kop2"/>
-      </w:pPr>
-      <w:bookmarkStart w:id="3" w:name="_Toc213836356"/>
-      <w:r>
-        <w:lastRenderedPageBreak/>
-        <w:t xml:space="preserve">Test </w:t>
-      </w:r>
-      <w:r>
-        <w:t>3</w:t>
-      </w:r>
-      <w:r>
-        <w:t>: RQ</w:t>
-      </w:r>
-      <w:r>
-        <w:t>04</w:t>
-      </w:r>
-      <w:r>
-        <w:t>: Grafiek</w:t>
-      </w:r>
-      <w:bookmarkEnd w:id="3"/>
-    </w:p>
-    <w:p>
-      <w:pPr>
-        <w:spacing w:line="276" w:lineRule="auto"/>
-        <w:rPr>
-          <w:sz w:val="26"/>
-          <w:szCs w:val="26"/>
-        </w:rPr>
-      </w:pPr>
-      <w:r>
-        <w:rPr>
-          <w:sz w:val="26"/>
-          <w:szCs w:val="26"/>
-        </w:rPr>
-        <w:t>Testdoel:</w:t>
-      </w:r>
-    </w:p>
-    <w:p>
-      <w:pPr>
-        <w:spacing w:line="276" w:lineRule="auto"/>
-      </w:pPr>
-      <w:r>
-        <w:t xml:space="preserve">In deze test wordt er gekeken </w:t>
-      </w:r>
-      <w:r>
-        <w:t xml:space="preserve">naar of de GUI ook een duidelijk en werkend tabel heeft, waarin </w:t>
-      </w:r>
-      <w:r>
-        <w:t xml:space="preserve">de locatie’s van gedetecteerde objecten </w:t>
-      </w:r>
-      <w:r>
-        <w:t>worden laten zien, en elke .5 secondes wordt ge-update</w:t>
-      </w:r>
-      <w:r>
-        <w:t>.</w:t>
-      </w:r>
-    </w:p>
-    <w:p>
-      <w:pPr>
-        <w:spacing w:line="276" w:lineRule="auto"/>
-        <w:rPr>
-          <w:sz w:val="26"/>
-          <w:szCs w:val="26"/>
-        </w:rPr>
-      </w:pPr>
-      <w:r>
-        <w:rPr>
-          <w:sz w:val="26"/>
-          <w:szCs w:val="26"/>
-        </w:rPr>
-        <w:t>Test Opstelling:</w:t>
-      </w:r>
-    </w:p>
-    <w:p>
-      <w:pPr>
-        <w:spacing w:line="276" w:lineRule="auto"/>
-      </w:pPr>
-      <w:r>
-        <w:t xml:space="preserve">Voor deze test is er een </w:t>
-      </w:r>
-      <w:r>
-        <w:t>Raspberry PI nodig, met daarop code om een object te detecteren en weer te geven in een tabel</w:t>
-      </w:r>
-      <w:r>
-        <w:t>.</w:t>
-      </w:r>
-      <w:r>
-        <w:t xml:space="preserve"> </w:t>
-      </w:r>
-      <w:r>
-        <w:t>Er zijn ook camera’s nodig</w:t>
-      </w:r>
-    </w:p>
-    <w:p>
-      <w:pPr>
-        <w:spacing w:line="276" w:lineRule="auto"/>
-        <w:rPr>
-          <w:sz w:val="26"/>
-          <w:szCs w:val="26"/>
-        </w:rPr>
-      </w:pPr>
-      <w:r>
-        <w:rPr>
-          <w:sz w:val="26"/>
-          <w:szCs w:val="26"/>
-        </w:rPr>
-        <w:t>Uitvoering:</w:t>
-      </w:r>
-    </w:p>
-    <w:p>
-      <w:pPr>
-        <w:spacing w:line="276" w:lineRule="auto"/>
-      </w:pPr>
-    </w:p>
-    <w:p>
-      <w:pPr>
-        <w:spacing w:line="276" w:lineRule="auto"/>
-        <w:rPr>
-          <w:sz w:val="26"/>
-          <w:szCs w:val="26"/>
-        </w:rPr>
-      </w:pPr>
-      <w:r>
-        <w:rPr>
-          <w:sz w:val="26"/>
-          <w:szCs w:val="26"/>
-        </w:rPr>
-        <w:t>Verwac</w:t>
-      </w:r>
-      <w:r>
-        <w:rPr>
-          <w:sz w:val="26"/>
-          <w:szCs w:val="26"/>
-        </w:rPr>
-        <w:t>hte Resultaat</w:t>
-      </w:r>
-      <w:r>
-        <w:rPr>
-          <w:sz w:val="26"/>
-          <w:szCs w:val="26"/>
-        </w:rPr>
-        <w:t>:</w:t>
-      </w:r>
-    </w:p>
-    <w:p>
-      <w:pPr>
-        <w:spacing w:line="276" w:lineRule="auto"/>
-      </w:pPr>
-    </w:p>
-    <w:p>
-      <w:pPr>
-        <w:spacing w:line="276" w:lineRule="auto"/>
-        <w:rPr>
-          <w:sz w:val="26"/>
-          <w:szCs w:val="26"/>
-        </w:rPr>
-      </w:pPr>
-      <w:r>
-        <w:rPr>
-          <w:sz w:val="26"/>
-          <w:szCs w:val="26"/>
-        </w:rPr>
-        <w:t>Acceptatie Criteria:</w:t>
-      </w:r>
-    </w:p>
-    <w:p>
-      <w:pPr>
-        <w:spacing w:line="276" w:lineRule="auto"/>
-      </w:pPr>
-    </w:p>
-    <w:p>
-      <w:pPr>
-        <w:spacing w:line="276" w:lineRule="auto"/>
-        <w:rPr>
-          <w:sz w:val="26"/>
-          <w:szCs w:val="26"/>
-        </w:rPr>
-      </w:pPr>
-      <w:r>
-        <w:rPr>
-          <w:sz w:val="26"/>
-          <w:szCs w:val="26"/>
-        </w:rPr>
-        <w:t>Waarnemingen:</w:t>
-      </w:r>
-    </w:p>
-    <w:p>
-      <w:pPr>
-        <w:spacing w:line="276" w:lineRule="auto"/>
-      </w:pPr>
-      <w:r>
-        <w:t>//To-Do</w:t>
-      </w:r>
-    </w:p>
-    <w:p>
-      <w:pPr>
-        <w:spacing w:line="276" w:lineRule="auto"/>
-        <w:rPr>
-          <w:sz w:val="26"/>
-          <w:szCs w:val="26"/>
-        </w:rPr>
-      </w:pPr>
-      <w:r>
-        <w:rPr>
-          <w:sz w:val="26"/>
-          <w:szCs w:val="26"/>
-        </w:rPr>
-        <w:t>Conclusie:</w:t>
-      </w:r>
-    </w:p>
-    <w:p>
-      <w:pPr>
-        <w:spacing w:line="276" w:lineRule="auto"/>
-      </w:pPr>
-      <w:r>
-        <w:t>//To-Do</w:t>
-      </w:r>
-    </w:p>
-    <w:p>
-      <w:r>
-        <w:br w:type="page"/>
-      </w:r>
-    </w:p>
-    <w:p>
-      <w:pPr>
-        <w:pStyle w:val="Kop2"/>
-      </w:pPr>
-      <w:bookmarkStart w:id="4" w:name="_Toc213836357"/>
-      <w:r>
-        <w:lastRenderedPageBreak/>
-        <w:t xml:space="preserve">Test </w:t>
-      </w:r>
-      <w:r>
-        <w:t>4</w:t>
-      </w:r>
-      <w:r>
-        <w:t>: RQ05</w:t>
-      </w:r>
-      <w:r>
-        <w:t>: Camera-Overzicht</w:t>
-      </w:r>
-      <w:bookmarkEnd w:id="4"/>
-    </w:p>
-    <w:p>
-      <w:pPr>
-        <w:spacing w:line="276" w:lineRule="auto"/>
-        <w:rPr>
-          <w:sz w:val="26"/>
-          <w:szCs w:val="26"/>
-        </w:rPr>
-      </w:pPr>
-      <w:r>
-        <w:rPr>
-          <w:sz w:val="26"/>
-          <w:szCs w:val="26"/>
-        </w:rPr>
-        <w:t>Testdoel:</w:t>
-      </w:r>
-    </w:p>
-    <w:p>
-      <w:pPr>
-        <w:spacing w:line="276" w:lineRule="auto"/>
-      </w:pPr>
-      <w:r>
-        <w:t xml:space="preserve">In deze test wordt er gekeken naar of de GUI </w:t>
-      </w:r>
-    </w:p>
-    <w:p>
-      <w:pPr>
-        <w:spacing w:line="276" w:lineRule="auto"/>
-        <w:rPr>
-          <w:sz w:val="26"/>
-          <w:szCs w:val="26"/>
-        </w:rPr>
-      </w:pPr>
-      <w:r>
-        <w:rPr>
-          <w:sz w:val="26"/>
-          <w:szCs w:val="26"/>
-        </w:rPr>
-        <w:t>Test Opstelling:</w:t>
-      </w:r>
-    </w:p>
-    <w:p>
-      <w:pPr>
-        <w:spacing w:line="276" w:lineRule="auto"/>
-      </w:pPr>
-    </w:p>
-    <w:p>
-      <w:pPr>
-        <w:spacing w:line="276" w:lineRule="auto"/>
-        <w:rPr>
-          <w:sz w:val="26"/>
-          <w:szCs w:val="26"/>
-        </w:rPr>
-      </w:pPr>
-      <w:r>
-        <w:rPr>
-          <w:sz w:val="26"/>
-          <w:szCs w:val="26"/>
-        </w:rPr>
-        <w:t>Uitvoering:</w:t>
-      </w:r>
-    </w:p>
-    <w:p>
-      <w:pPr>
-        <w:spacing w:line="276" w:lineRule="auto"/>
-      </w:pPr>
-    </w:p>
-    <w:p>
-      <w:pPr>
-        <w:spacing w:line="276" w:lineRule="auto"/>
-        <w:rPr>
-          <w:sz w:val="26"/>
-          <w:szCs w:val="26"/>
-        </w:rPr>
-      </w:pPr>
-      <w:r>
-        <w:rPr>
-          <w:sz w:val="26"/>
-          <w:szCs w:val="26"/>
-        </w:rPr>
-        <w:t>Verwachte Resultaat:</w:t>
-      </w:r>
-    </w:p>
-    <w:p>
-      <w:pPr>
-        <w:spacing w:line="276" w:lineRule="auto"/>
-      </w:pPr>
-    </w:p>
-    <w:p>
-      <w:pPr>
-        <w:spacing w:line="276" w:lineRule="auto"/>
-        <w:rPr>
-          <w:sz w:val="26"/>
-          <w:szCs w:val="26"/>
-          <w:lang w:val="en-US"/>
-        </w:rPr>
-      </w:pPr>
-      <w:r>
-        <w:rPr>
-          <w:sz w:val="26"/>
-          <w:szCs w:val="26"/>
-          <w:lang w:val="en-US"/>
-        </w:rPr>
-        <w:t>Acceptatie Criteria:</w:t>
-      </w:r>
-    </w:p>
-    <w:p>
-      <w:pPr>
-        <w:spacing w:line="276" w:lineRule="auto"/>
-        <w:rPr>
-          <w:lang w:val="en-US"/>
-        </w:rPr>
-      </w:pPr>
-    </w:p>
-    <w:p>
-      <w:pPr>
-        <w:spacing w:line="276" w:lineRule="auto"/>
-        <w:rPr>
-          <w:sz w:val="26"/>
-          <w:szCs w:val="26"/>
-          <w:lang w:val="en-US"/>
-        </w:rPr>
-      </w:pPr>
-      <w:r>
-        <w:rPr>
-          <w:sz w:val="26"/>
-          <w:szCs w:val="26"/>
-          <w:lang w:val="en-US"/>
-        </w:rPr>
-        <w:t>Waarnemingen:</w:t>
-      </w:r>
-    </w:p>
-    <w:p>
-      <w:pPr>
-        <w:spacing w:line="276" w:lineRule="auto"/>
-        <w:rPr>
-          <w:lang w:val="en-US"/>
-        </w:rPr>
-      </w:pPr>
-      <w:r>
-        <w:rPr>
-          <w:lang w:val="en-US"/>
-        </w:rPr>
-        <w:t>//To-Do</w:t>
-      </w:r>
-    </w:p>
-    <w:p>
-      <w:pPr>
-        <w:spacing w:line="276" w:lineRule="auto"/>
-        <w:rPr>
-          <w:sz w:val="26"/>
-          <w:szCs w:val="26"/>
-          <w:lang w:val="en-US"/>
-        </w:rPr>
-      </w:pPr>
-      <w:r>
-        <w:rPr>
-          <w:sz w:val="26"/>
-          <w:szCs w:val="26"/>
-          <w:lang w:val="en-US"/>
-        </w:rPr>
-        <w:t>Conclusie:</w:t>
-      </w:r>
-    </w:p>
-    <w:p>
-      <w:pPr>
-        <w:spacing w:line="276" w:lineRule="auto"/>
-        <w:rPr>
-          <w:lang w:val="en-US"/>
-        </w:rPr>
-      </w:pPr>
-      <w:r>
-        <w:rPr>
-          <w:lang w:val="en-US"/>
-        </w:rPr>
-        <w:t>//To-Do</w:t>
       </w:r>
     </w:p>
     <w:p>
@@ -1788,33 +1143,342 @@
           <w:color w:val="0F4761" w:themeColor="accent1" w:themeShade="BF"/>
           <w:sz w:val="32"/>
           <w:szCs w:val="32"/>
-          <w:lang w:val="en-US"/>
-        </w:rPr>
-      </w:pPr>
-      <w:r>
-        <w:rPr>
-          <w:lang w:val="en-US"/>
-        </w:rPr>
+        </w:rPr>
+      </w:pPr>
+      <w:bookmarkStart w:id="2" w:name="_Toc213836355"/>
+      <w:r>
         <w:br w:type="page"/>
       </w:r>
     </w:p>
     <w:p>
       <w:pPr>
         <w:pStyle w:val="Kop2"/>
-        <w:spacing w:line="276" w:lineRule="auto"/>
-      </w:pPr>
-      <w:bookmarkStart w:id="5" w:name="_Toc213836358"/>
+        <w:spacing w:line="240" w:lineRule="auto"/>
+      </w:pPr>
+      <w:r>
+        <w:lastRenderedPageBreak/>
+        <w:t>Test 2: RQ0</w:t>
+      </w:r>
+      <w:r>
+        <w:t>3</w:t>
+      </w:r>
+      <w:r>
+        <w:t>: Afstand Detectie</w:t>
+      </w:r>
+      <w:bookmarkEnd w:id="2"/>
+    </w:p>
+    <w:p>
+      <w:pPr>
+        <w:spacing w:line="240" w:lineRule="auto"/>
+        <w:rPr>
+          <w:sz w:val="26"/>
+          <w:szCs w:val="26"/>
+        </w:rPr>
+      </w:pPr>
+      <w:r>
+        <w:rPr>
+          <w:sz w:val="26"/>
+          <w:szCs w:val="26"/>
+        </w:rPr>
+        <w:t>Testdoel:</w:t>
+      </w:r>
+    </w:p>
+    <w:p>
+      <w:pPr>
+        <w:spacing w:line="240" w:lineRule="auto"/>
+      </w:pPr>
+      <w:r>
+        <w:t>In deze test</w:t>
+      </w:r>
+      <w:r>
+        <w:t xml:space="preserve"> gaat er gekeken worden of het systeem de afstand van een object tot de camera’s laten zien.</w:t>
+      </w:r>
+    </w:p>
+    <w:p>
+      <w:pPr>
+        <w:spacing w:line="240" w:lineRule="auto"/>
+        <w:rPr>
+          <w:sz w:val="26"/>
+          <w:szCs w:val="26"/>
+        </w:rPr>
+      </w:pPr>
+      <w:r>
+        <w:rPr>
+          <w:sz w:val="26"/>
+          <w:szCs w:val="26"/>
+        </w:rPr>
+        <w:t>Test Opstelling</w:t>
+      </w:r>
+      <w:r>
+        <w:rPr>
+          <w:sz w:val="26"/>
+          <w:szCs w:val="26"/>
+        </w:rPr>
+        <w:t>:</w:t>
+      </w:r>
+    </w:p>
+    <w:p>
+      <w:pPr>
+        <w:spacing w:line="276" w:lineRule="auto"/>
+      </w:pPr>
+      <w:r>
+        <w:t>Voor de benodigde componenten, zie in de Requirement Analyse de ‘Betrokken Componenten’ bij RQ0</w:t>
+      </w:r>
+      <w:r>
+        <w:t>3</w:t>
+      </w:r>
+      <w:r>
+        <w:t>. Deze test wordt gedaan met een object dat op 1, 2 en 3 meter van de camera afgehouden wordt.</w:t>
+      </w:r>
+    </w:p>
+    <w:p>
+      <w:pPr>
+        <w:spacing w:line="240" w:lineRule="auto"/>
+        <w:rPr>
+          <w:sz w:val="26"/>
+          <w:szCs w:val="26"/>
+        </w:rPr>
+      </w:pPr>
+      <w:r>
+        <w:rPr>
+          <w:sz w:val="26"/>
+          <w:szCs w:val="26"/>
+        </w:rPr>
+        <w:t>Uitvoer:</w:t>
+      </w:r>
+    </w:p>
+    <w:p>
+      <w:pPr>
+        <w:spacing w:line="240" w:lineRule="auto"/>
+      </w:pPr>
+      <w:r>
+        <w:t>1. Verbind de camera’s/camera met de juiste kabels (USB voor Arducam, ribbon kabel voor Waveshare) en voorzie de Raspberry PI van stroom.</w:t>
+      </w:r>
+    </w:p>
+    <w:p>
+      <w:pPr>
+        <w:spacing w:line="240" w:lineRule="auto"/>
+      </w:pPr>
+      <w:r>
+        <w:t>2. Run via de Raspberry PI het code bestand ‘main.py’ door in de terminal onder pad ‘~/Project5-6/Opleverset_Project_5-6/Code’ ‘python main.py’ in te typen en op enter te drukken.</w:t>
+      </w:r>
+    </w:p>
+    <w:p>
+      <w:pPr>
+        <w:spacing w:line="240" w:lineRule="auto"/>
+      </w:pPr>
+      <w:r>
+        <w:t>3. Observeer of beide camera’s werken en</w:t>
+      </w:r>
+      <w:r>
+        <w:t xml:space="preserve"> of de camera’s de juiste dingen op het scherm laten zien.</w:t>
+      </w:r>
+    </w:p>
+    <w:p>
+      <w:pPr>
+        <w:spacing w:line="240" w:lineRule="auto"/>
+      </w:pPr>
+      <w:r>
+        <w:t>4. Hou een object op 1, 2 en 3 meter afstand en observeer op de monitor bij de 1, 2 en 3 meter of de afstand van de camera tot het object goed wordt weergegeven</w:t>
+      </w:r>
+    </w:p>
+    <w:p>
+      <w:pPr>
+        <w:spacing w:line="240" w:lineRule="auto"/>
+        <w:rPr>
+          <w:sz w:val="26"/>
+          <w:szCs w:val="26"/>
+        </w:rPr>
+      </w:pPr>
+      <w:r>
+        <w:rPr>
+          <w:sz w:val="26"/>
+          <w:szCs w:val="26"/>
+        </w:rPr>
+        <w:t>Verwachte resultaat</w:t>
+      </w:r>
+    </w:p>
+    <w:p>
+      <w:pPr>
+        <w:spacing w:line="240" w:lineRule="auto"/>
+        <w:rPr>
+          <w:sz w:val="26"/>
+          <w:szCs w:val="26"/>
+        </w:rPr>
+      </w:pPr>
+      <w:r>
+        <w:rPr>
+          <w:sz w:val="26"/>
+          <w:szCs w:val="26"/>
+        </w:rPr>
+        <w:t>De Raspberry PI</w:t>
+      </w:r>
+      <w:r>
+        <w:rPr>
+          <w:sz w:val="26"/>
+          <w:szCs w:val="26"/>
+        </w:rPr>
+        <w:t xml:space="preserve"> zal de afstanden waarop het object van de camera’s staat juist weergegeven worden op het scherm.</w:t>
+      </w:r>
+    </w:p>
+    <w:p>
+      <w:pPr>
+        <w:spacing w:line="240" w:lineRule="auto"/>
+        <w:rPr>
+          <w:sz w:val="26"/>
+          <w:szCs w:val="26"/>
+        </w:rPr>
+      </w:pPr>
+      <w:r>
+        <w:rPr>
+          <w:sz w:val="26"/>
+          <w:szCs w:val="26"/>
+        </w:rPr>
+        <w:t>Acceptatie Criteria:</w:t>
+      </w:r>
+    </w:p>
+    <w:p>
+      <w:pPr>
+        <w:spacing w:line="240" w:lineRule="auto"/>
+        <w:rPr>
+          <w:sz w:val="26"/>
+          <w:szCs w:val="26"/>
+        </w:rPr>
+      </w:pPr>
+      <w:r>
+        <w:rPr>
+          <w:sz w:val="26"/>
+          <w:szCs w:val="26"/>
+        </w:rPr>
+        <w:t>De afstanden zijn juist weergegeven met een maximaal verschil tot de echte afstand van 0.1</w:t>
+      </w:r>
+      <w:r>
+        <w:rPr>
+          <w:sz w:val="26"/>
+          <w:szCs w:val="26"/>
+        </w:rPr>
+        <w:t xml:space="preserve"> m</w:t>
+      </w:r>
+      <w:r>
+        <w:rPr>
+          <w:sz w:val="26"/>
+          <w:szCs w:val="26"/>
+        </w:rPr>
+        <w:t>eter.</w:t>
+      </w:r>
+    </w:p>
+    <w:p>
+      <w:pPr>
+        <w:spacing w:line="240" w:lineRule="auto"/>
+        <w:rPr>
+          <w:sz w:val="26"/>
+          <w:szCs w:val="26"/>
+          <w:lang w:val="en-US"/>
+        </w:rPr>
+      </w:pPr>
+      <w:r>
+        <w:rPr>
+          <w:sz w:val="26"/>
+          <w:szCs w:val="26"/>
+          <w:lang w:val="en-US"/>
+        </w:rPr>
+        <w:t>Waarnemingen</w:t>
+      </w:r>
+      <w:r>
+        <w:rPr>
+          <w:sz w:val="26"/>
+          <w:szCs w:val="26"/>
+          <w:lang w:val="en-US"/>
+        </w:rPr>
+        <w:t>:</w:t>
+      </w:r>
+    </w:p>
+    <w:p>
+      <w:pPr>
+        <w:spacing w:line="240" w:lineRule="auto"/>
+        <w:rPr>
+          <w:sz w:val="26"/>
+          <w:szCs w:val="26"/>
+          <w:lang w:val="en-US"/>
+        </w:rPr>
+      </w:pPr>
+      <w:r>
+        <w:rPr>
+          <w:sz w:val="26"/>
+          <w:szCs w:val="26"/>
+          <w:lang w:val="en-US"/>
+        </w:rPr>
+        <w:t>//TO-DO</w:t>
+      </w:r>
+    </w:p>
+    <w:p>
+      <w:pPr>
+        <w:spacing w:line="240" w:lineRule="auto"/>
+        <w:rPr>
+          <w:sz w:val="26"/>
+          <w:szCs w:val="26"/>
+          <w:lang w:val="en-US"/>
+        </w:rPr>
+      </w:pPr>
+      <w:r>
+        <w:rPr>
+          <w:sz w:val="26"/>
+          <w:szCs w:val="26"/>
+          <w:lang w:val="en-US"/>
+        </w:rPr>
+        <w:t>Conclusie:</w:t>
+      </w:r>
+    </w:p>
+    <w:p>
+      <w:pPr>
+        <w:spacing w:line="240" w:lineRule="auto"/>
+        <w:rPr>
+          <w:sz w:val="26"/>
+          <w:szCs w:val="26"/>
+          <w:lang w:val="en-US"/>
+        </w:rPr>
+      </w:pPr>
+      <w:r>
+        <w:rPr>
+          <w:sz w:val="26"/>
+          <w:szCs w:val="26"/>
+          <w:lang w:val="en-US"/>
+        </w:rPr>
+        <w:t>// TO-D</w:t>
+      </w:r>
+      <w:r>
+        <w:rPr>
+          <w:sz w:val="26"/>
+          <w:szCs w:val="26"/>
+          <w:lang w:val="en-US"/>
+        </w:rPr>
+        <w:t>O</w:t>
+      </w:r>
+      <w:r>
+        <w:rPr>
+          <w:sz w:val="26"/>
+          <w:szCs w:val="26"/>
+          <w:lang w:val="en-US"/>
+        </w:rPr>
+        <w:br w:type="page"/>
+      </w:r>
+    </w:p>
+    <w:p>
+      <w:pPr>
+        <w:pStyle w:val="Kop2"/>
+        <w:spacing w:line="276" w:lineRule="auto"/>
+      </w:pPr>
+      <w:bookmarkStart w:id="3" w:name="_Toc213836356"/>
       <w:r>
         <w:lastRenderedPageBreak/>
         <w:t xml:space="preserve">Test </w:t>
       </w:r>
       <w:r>
-        <w:t>X</w:t>
+        <w:t>3</w:t>
       </w:r>
       <w:r>
         <w:t>: RQ02: GUI</w:t>
       </w:r>
-      <w:bookmarkEnd w:id="5"/>
     </w:p>
     <w:p>
       <w:pPr>
@@ -1855,7 +1519,13 @@
         <w:spacing w:line="276" w:lineRule="auto"/>
       </w:pPr>
       <w:r>
-        <w:t>Voor deze test is er een Raspberry PI nodig --</w:t>
+        <w:t>Voor de benodigde componenten, zie in de Requirement Analyse de ‘Betrokken Componenten’ bij RQ0</w:t>
+      </w:r>
+      <w:r>
+        <w:t>2</w:t>
+      </w:r>
+      <w:r>
+        <w:t xml:space="preserve">. </w:t>
       </w:r>
     </w:p>
     <w:p>
@@ -2023,7 +1693,258 @@
     </w:p>
     <w:p>
       <w:pPr>
+        <w:rPr>
+          <w:rFonts w:asciiTheme="majorHAnsi" w:eastAsiaTheme="majorEastAsia" w:hAnsiTheme="majorHAnsi" w:cstheme="majorBidi"/>
+          <w:color w:val="0F4761" w:themeColor="accent1" w:themeShade="BF"/>
+          <w:sz w:val="32"/>
+          <w:szCs w:val="32"/>
+          <w:lang w:val="en-US"/>
+        </w:rPr>
+      </w:pPr>
+      <w:r>
+        <w:rPr>
+          <w:lang w:val="en-US"/>
+        </w:rPr>
+        <w:br w:type="page"/>
+      </w:r>
+    </w:p>
+    <w:p>
+      <w:pPr>
         <w:pStyle w:val="Kop2"/>
+      </w:pPr>
+      <w:r>
+        <w:lastRenderedPageBreak/>
+        <w:t xml:space="preserve">Test </w:t>
+      </w:r>
+      <w:r>
+        <w:t>4:</w:t>
+      </w:r>
+      <w:r>
+        <w:t xml:space="preserve"> RQ</w:t>
+      </w:r>
+      <w:r>
+        <w:t>04</w:t>
+      </w:r>
+      <w:r>
+        <w:t>: Grafiek</w:t>
+      </w:r>
+      <w:bookmarkEnd w:id="3"/>
+    </w:p>
+    <w:p>
+      <w:pPr>
+        <w:spacing w:line="276" w:lineRule="auto"/>
+        <w:rPr>
+          <w:sz w:val="26"/>
+          <w:szCs w:val="26"/>
+        </w:rPr>
+      </w:pPr>
+      <w:r>
+        <w:rPr>
+          <w:sz w:val="26"/>
+          <w:szCs w:val="26"/>
+        </w:rPr>
+        <w:t>Testdoel:</w:t>
+      </w:r>
+    </w:p>
+    <w:p>
+      <w:pPr>
+        <w:spacing w:line="276" w:lineRule="auto"/>
+      </w:pPr>
+      <w:r>
+        <w:t xml:space="preserve">In deze test wordt er gekeken </w:t>
+      </w:r>
+      <w:r>
+        <w:t xml:space="preserve">naar of de GUI ook een duidelijk en werkend tabel heeft, waarin </w:t>
+      </w:r>
+      <w:r>
+        <w:t xml:space="preserve">de locatie’s van gedetecteerde objecten </w:t>
+      </w:r>
+      <w:r>
+        <w:t>worden laten zien, en elke .5 secondes wordt ge-update</w:t>
+      </w:r>
+      <w:r>
+        <w:t>.</w:t>
+      </w:r>
+    </w:p>
+    <w:p>
+      <w:pPr>
+        <w:spacing w:line="276" w:lineRule="auto"/>
+        <w:rPr>
+          <w:sz w:val="26"/>
+          <w:szCs w:val="26"/>
+        </w:rPr>
+      </w:pPr>
+      <w:r>
+        <w:rPr>
+          <w:sz w:val="26"/>
+          <w:szCs w:val="26"/>
+        </w:rPr>
+        <w:t>Test Opstelling:</w:t>
+      </w:r>
+    </w:p>
+    <w:p>
+      <w:pPr>
+        <w:spacing w:line="276" w:lineRule="auto"/>
+      </w:pPr>
+      <w:r>
+        <w:t xml:space="preserve">Voor deze test is er een </w:t>
+      </w:r>
+      <w:r>
+        <w:t>Raspberry PI nodig, met daarop code om een object te detecteren en weer te geven in een tabel</w:t>
+      </w:r>
+      <w:r>
+        <w:t>.</w:t>
+      </w:r>
+      <w:r>
+        <w:t xml:space="preserve"> </w:t>
+      </w:r>
+      <w:r>
+        <w:t>Er zijn ook camera’s nodig</w:t>
+      </w:r>
+    </w:p>
+    <w:p>
+      <w:pPr>
+        <w:spacing w:line="276" w:lineRule="auto"/>
+        <w:rPr>
+          <w:sz w:val="26"/>
+          <w:szCs w:val="26"/>
+        </w:rPr>
+      </w:pPr>
+      <w:r>
+        <w:rPr>
+          <w:sz w:val="26"/>
+          <w:szCs w:val="26"/>
+        </w:rPr>
+        <w:t>Uitvoering:</w:t>
+      </w:r>
+    </w:p>
+    <w:p>
+      <w:pPr>
+        <w:spacing w:line="276" w:lineRule="auto"/>
+      </w:pPr>
+    </w:p>
+    <w:p>
+      <w:pPr>
+        <w:spacing w:line="276" w:lineRule="auto"/>
+        <w:rPr>
+          <w:sz w:val="26"/>
+          <w:szCs w:val="26"/>
+        </w:rPr>
+      </w:pPr>
+      <w:r>
+        <w:rPr>
+          <w:sz w:val="26"/>
+          <w:szCs w:val="26"/>
+        </w:rPr>
+        <w:t>Verwac</w:t>
+      </w:r>
+      <w:r>
+        <w:rPr>
+          <w:sz w:val="26"/>
+          <w:szCs w:val="26"/>
+        </w:rPr>
+        <w:t>hte Resultaat</w:t>
+      </w:r>
+      <w:r>
+        <w:rPr>
+          <w:sz w:val="26"/>
+          <w:szCs w:val="26"/>
+        </w:rPr>
+        <w:t>:</w:t>
+      </w:r>
+    </w:p>
+    <w:p>
+      <w:pPr>
+        <w:spacing w:line="276" w:lineRule="auto"/>
+      </w:pPr>
+    </w:p>
+    <w:p>
+      <w:pPr>
+        <w:spacing w:line="276" w:lineRule="auto"/>
+        <w:rPr>
+          <w:sz w:val="26"/>
+          <w:szCs w:val="26"/>
+        </w:rPr>
+      </w:pPr>
+      <w:r>
+        <w:rPr>
+          <w:sz w:val="26"/>
+          <w:szCs w:val="26"/>
+        </w:rPr>
+        <w:t>Acceptatie Criteria:</w:t>
+      </w:r>
+    </w:p>
+    <w:p>
+      <w:pPr>
+        <w:spacing w:line="276" w:lineRule="auto"/>
+      </w:pPr>
+    </w:p>
+    <w:p>
+      <w:pPr>
+        <w:spacing w:line="276" w:lineRule="auto"/>
+        <w:rPr>
+          <w:sz w:val="26"/>
+          <w:szCs w:val="26"/>
+          <w:lang w:val="en-US"/>
+        </w:rPr>
+      </w:pPr>
+      <w:r>
+        <w:rPr>
+          <w:sz w:val="26"/>
+          <w:szCs w:val="26"/>
+          <w:lang w:val="en-US"/>
+        </w:rPr>
+        <w:t>Waarnemingen:</w:t>
+      </w:r>
+    </w:p>
+    <w:p>
+      <w:pPr>
+        <w:spacing w:line="276" w:lineRule="auto"/>
+        <w:rPr>
+          <w:lang w:val="en-US"/>
+        </w:rPr>
+      </w:pPr>
+      <w:r>
+        <w:rPr>
+          <w:lang w:val="en-US"/>
+        </w:rPr>
+        <w:t>//To-Do</w:t>
+      </w:r>
+    </w:p>
+    <w:p>
+      <w:pPr>
+        <w:spacing w:line="276" w:lineRule="auto"/>
+        <w:rPr>
+          <w:sz w:val="26"/>
+          <w:szCs w:val="26"/>
+          <w:lang w:val="en-US"/>
+        </w:rPr>
+      </w:pPr>
+      <w:r>
+        <w:rPr>
+          <w:sz w:val="26"/>
+          <w:szCs w:val="26"/>
+          <w:lang w:val="en-US"/>
+        </w:rPr>
+        <w:t>Conclusie:</w:t>
+      </w:r>
+    </w:p>
+    <w:p>
+      <w:pPr>
+        <w:spacing w:line="276" w:lineRule="auto"/>
+        <w:rPr>
+          <w:lang w:val="en-US"/>
+        </w:rPr>
+      </w:pPr>
+      <w:r>
+        <w:rPr>
+          <w:lang w:val="en-US"/>
+        </w:rPr>
+        <w:t>//To-Do</w:t>
+      </w:r>
+    </w:p>
+    <w:p>
+      <w:pPr>
         <w:rPr>
           <w:lang w:val="en-US"/>
         </w:rPr>
@@ -2039,12 +1960,241 @@
       <w:pPr>
         <w:pStyle w:val="Kop2"/>
       </w:pPr>
-      <w:bookmarkStart w:id="6" w:name="_Toc213836359"/>
+      <w:bookmarkStart w:id="4" w:name="_Toc213836357"/>
+      <w:r>
+        <w:lastRenderedPageBreak/>
+        <w:t xml:space="preserve">Test </w:t>
+      </w:r>
+      <w:r>
+        <w:t>5</w:t>
+      </w:r>
+      <w:r>
+        <w:t>: RQ05</w:t>
+      </w:r>
+      <w:r>
+        <w:t>: Camera-Overzicht</w:t>
+      </w:r>
+      <w:bookmarkEnd w:id="4"/>
+    </w:p>
+    <w:p>
+      <w:pPr>
+        <w:spacing w:line="276" w:lineRule="auto"/>
+        <w:rPr>
+          <w:sz w:val="26"/>
+          <w:szCs w:val="26"/>
+        </w:rPr>
+      </w:pPr>
+      <w:r>
+        <w:rPr>
+          <w:sz w:val="26"/>
+          <w:szCs w:val="26"/>
+        </w:rPr>
+        <w:t>Testdoel:</w:t>
+      </w:r>
+    </w:p>
+    <w:p>
+      <w:pPr>
+        <w:spacing w:line="276" w:lineRule="auto"/>
+      </w:pPr>
+      <w:r>
+        <w:t>In deze test wordt er gekeken of</w:t>
+      </w:r>
+      <w:r>
+        <w:t xml:space="preserve"> er een live beeld kan worden genomen uit 1 (of beiden) van de camera’s met een vertraging van maximaal 2 seconde</w:t>
+      </w:r>
+      <w:r>
+        <w:t>n</w:t>
+      </w:r>
+    </w:p>
+    <w:p>
+      <w:pPr>
+        <w:spacing w:line="276" w:lineRule="auto"/>
+        <w:rPr>
+          <w:sz w:val="26"/>
+          <w:szCs w:val="26"/>
+        </w:rPr>
+      </w:pPr>
+      <w:r>
+        <w:rPr>
+          <w:sz w:val="26"/>
+          <w:szCs w:val="26"/>
+        </w:rPr>
+        <w:t>Test Opstelling:</w:t>
+      </w:r>
+    </w:p>
+    <w:p>
+      <w:pPr>
+        <w:spacing w:line="276" w:lineRule="auto"/>
+      </w:pPr>
+      <w:r>
+        <w:t>Voor de benodigde componenten, zie in de Requirement Analyse de ‘Betrokken Componenten’ bij RQ0</w:t>
+      </w:r>
+      <w:r>
+        <w:t>5</w:t>
+      </w:r>
+      <w:r>
+        <w:t xml:space="preserve">. </w:t>
+      </w:r>
+    </w:p>
+    <w:p>
+      <w:pPr>
+        <w:spacing w:line="276" w:lineRule="auto"/>
+        <w:rPr>
+          <w:sz w:val="26"/>
+          <w:szCs w:val="26"/>
+        </w:rPr>
+      </w:pPr>
+      <w:r>
+        <w:rPr>
+          <w:sz w:val="26"/>
+          <w:szCs w:val="26"/>
+        </w:rPr>
+        <w:t>Uitvoering:</w:t>
+      </w:r>
+    </w:p>
+    <w:p>
+      <w:pPr>
+        <w:spacing w:line="276" w:lineRule="auto"/>
+      </w:pPr>
+    </w:p>
+    <w:p>
+      <w:pPr>
+        <w:spacing w:line="276" w:lineRule="auto"/>
+        <w:rPr>
+          <w:sz w:val="26"/>
+          <w:szCs w:val="26"/>
+        </w:rPr>
+      </w:pPr>
+      <w:r>
+        <w:rPr>
+          <w:sz w:val="26"/>
+          <w:szCs w:val="26"/>
+        </w:rPr>
+        <w:t>Verwachte Resultaat:</w:t>
+      </w:r>
+    </w:p>
+    <w:p>
+      <w:pPr>
+        <w:spacing w:line="276" w:lineRule="auto"/>
+      </w:pPr>
+    </w:p>
+    <w:p>
+      <w:pPr>
+        <w:spacing w:line="276" w:lineRule="auto"/>
+        <w:rPr>
+          <w:sz w:val="26"/>
+          <w:szCs w:val="26"/>
+          <w:lang w:val="en-US"/>
+        </w:rPr>
+      </w:pPr>
+      <w:r>
+        <w:rPr>
+          <w:sz w:val="26"/>
+          <w:szCs w:val="26"/>
+          <w:lang w:val="en-US"/>
+        </w:rPr>
+        <w:t>Acceptatie Criteria:</w:t>
+      </w:r>
+    </w:p>
+    <w:p>
+      <w:pPr>
+        <w:spacing w:line="276" w:lineRule="auto"/>
+        <w:rPr>
+          <w:lang w:val="en-US"/>
+        </w:rPr>
+      </w:pPr>
+    </w:p>
+    <w:p>
+      <w:pPr>
+        <w:spacing w:line="276" w:lineRule="auto"/>
+        <w:rPr>
+          <w:sz w:val="26"/>
+          <w:szCs w:val="26"/>
+          <w:lang w:val="en-US"/>
+        </w:rPr>
+      </w:pPr>
+      <w:r>
+        <w:rPr>
+          <w:sz w:val="26"/>
+          <w:szCs w:val="26"/>
+          <w:lang w:val="en-US"/>
+        </w:rPr>
+        <w:t>Waarnemingen:</w:t>
+      </w:r>
+    </w:p>
+    <w:p>
+      <w:pPr>
+        <w:spacing w:line="276" w:lineRule="auto"/>
+        <w:rPr>
+          <w:lang w:val="en-US"/>
+        </w:rPr>
+      </w:pPr>
+      <w:r>
+        <w:rPr>
+          <w:lang w:val="en-US"/>
+        </w:rPr>
+        <w:t>//To-Do</w:t>
+      </w:r>
+    </w:p>
+    <w:p>
+      <w:pPr>
+        <w:spacing w:line="276" w:lineRule="auto"/>
+        <w:rPr>
+          <w:sz w:val="26"/>
+          <w:szCs w:val="26"/>
+          <w:lang w:val="en-US"/>
+        </w:rPr>
+      </w:pPr>
+      <w:r>
+        <w:rPr>
+          <w:sz w:val="26"/>
+          <w:szCs w:val="26"/>
+          <w:lang w:val="en-US"/>
+        </w:rPr>
+        <w:t>Conclusie:</w:t>
+      </w:r>
+    </w:p>
+    <w:p>
+      <w:pPr>
+        <w:spacing w:line="276" w:lineRule="auto"/>
+        <w:rPr>
+          <w:lang w:val="en-US"/>
+        </w:rPr>
+      </w:pPr>
+      <w:r>
+        <w:rPr>
+          <w:lang w:val="en-US"/>
+        </w:rPr>
+        <w:t>//To-Do</w:t>
+      </w:r>
+    </w:p>
+    <w:p>
+      <w:pPr>
+        <w:rPr>
+          <w:rFonts w:asciiTheme="majorHAnsi" w:eastAsiaTheme="majorEastAsia" w:hAnsiTheme="majorHAnsi" w:cstheme="majorBidi"/>
+          <w:color w:val="0F4761" w:themeColor="accent1" w:themeShade="BF"/>
+          <w:sz w:val="32"/>
+          <w:szCs w:val="32"/>
+          <w:lang w:val="en-US"/>
+        </w:rPr>
+      </w:pPr>
+      <w:r>
+        <w:rPr>
+          <w:lang w:val="en-US"/>
+        </w:rPr>
+        <w:br w:type="page"/>
+      </w:r>
+    </w:p>
+    <w:p>
+      <w:pPr>
+        <w:pStyle w:val="Kop2"/>
+      </w:pPr>
+      <w:bookmarkStart w:id="5" w:name="_Toc213836359"/>
       <w:r>
         <w:lastRenderedPageBreak/>
         <w:t>Changelog</w:t>
       </w:r>
-      <w:bookmarkEnd w:id="6"/>
+      <w:bookmarkEnd w:id="5"/>
     </w:p>
     <w:tbl>
       <w:tblPr>
@@ -2273,44 +2423,211 @@
           </w:p>
         </w:tc>
       </w:tr>
+      <w:tr>
+        <w:tc>
+          <w:tcPr>
+            <w:tcW w:w="988" w:type="dxa"/>
+          </w:tcPr>
+          <w:p>
+            <w:pPr>
+              <w:rPr>
+                <w:sz w:val="26"/>
+                <w:szCs w:val="26"/>
+              </w:rPr>
+            </w:pPr>
+            <w:r>
+              <w:rPr>
+                <w:sz w:val="26"/>
+                <w:szCs w:val="26"/>
+              </w:rPr>
+              <w:t>1.2</w:t>
+            </w:r>
+          </w:p>
+        </w:tc>
+        <w:tc>
+          <w:tcPr>
+            <w:tcW w:w="6520" w:type="dxa"/>
+          </w:tcPr>
+          <w:p>
+            <w:pPr>
+              <w:rPr>
+                <w:sz w:val="26"/>
+                <w:szCs w:val="26"/>
+                <w:lang w:val="en-US"/>
+              </w:rPr>
+            </w:pPr>
+            <w:r>
+              <w:rPr>
+                <w:sz w:val="26"/>
+                <w:szCs w:val="26"/>
+                <w:lang w:val="en-US"/>
+              </w:rPr>
+              <w:t xml:space="preserve">Feedback toegepast, Requirement Analyse </w:t>
+            </w:r>
+            <w:r>
+              <w:rPr>
+                <w:sz w:val="26"/>
+                <w:szCs w:val="26"/>
+                <w:lang w:val="en-US"/>
+              </w:rPr>
+              <w:t>connectie.</w:t>
+            </w:r>
+          </w:p>
+        </w:tc>
+        <w:tc>
+          <w:tcPr>
+            <w:tcW w:w="1554" w:type="dxa"/>
+          </w:tcPr>
+          <w:p>
+            <w:pPr>
+              <w:rPr>
+                <w:sz w:val="26"/>
+                <w:szCs w:val="26"/>
+                <w:lang w:val="en-US"/>
+              </w:rPr>
+            </w:pPr>
+            <w:r>
+              <w:rPr>
+                <w:sz w:val="26"/>
+                <w:szCs w:val="26"/>
+                <w:lang w:val="en-US"/>
+              </w:rPr>
+              <w:t>16-12-2025</w:t>
+            </w:r>
+          </w:p>
+        </w:tc>
+      </w:tr>
+      <w:tr>
+        <w:tc>
+          <w:tcPr>
+            <w:tcW w:w="988" w:type="dxa"/>
+          </w:tcPr>
+          <w:p>
+            <w:pPr>
+              <w:rPr>
+                <w:sz w:val="26"/>
+                <w:szCs w:val="26"/>
+                <w:lang w:val="en-US"/>
+              </w:rPr>
+            </w:pPr>
+          </w:p>
+        </w:tc>
+        <w:tc>
+          <w:tcPr>
+            <w:tcW w:w="6520" w:type="dxa"/>
+          </w:tcPr>
+          <w:p>
+            <w:pPr>
+              <w:rPr>
+                <w:sz w:val="26"/>
+                <w:szCs w:val="26"/>
+                <w:lang w:val="en-US"/>
+              </w:rPr>
+            </w:pPr>
+          </w:p>
+        </w:tc>
+        <w:tc>
+          <w:tcPr>
+            <w:tcW w:w="1554" w:type="dxa"/>
+          </w:tcPr>
+          <w:p>
+            <w:pPr>
+              <w:rPr>
+                <w:sz w:val="26"/>
+                <w:szCs w:val="26"/>
+                <w:lang w:val="en-US"/>
+              </w:rPr>
+            </w:pPr>
+          </w:p>
+        </w:tc>
+      </w:tr>
+      <w:tr>
+        <w:tc>
+          <w:tcPr>
+            <w:tcW w:w="988" w:type="dxa"/>
+          </w:tcPr>
+          <w:p>
+            <w:pPr>
+              <w:rPr>
+                <w:sz w:val="26"/>
+                <w:szCs w:val="26"/>
+                <w:lang w:val="en-US"/>
+              </w:rPr>
+            </w:pPr>
+          </w:p>
+        </w:tc>
+        <w:tc>
+          <w:tcPr>
+            <w:tcW w:w="6520" w:type="dxa"/>
+          </w:tcPr>
+          <w:p>
+            <w:pPr>
+              <w:rPr>
+                <w:sz w:val="26"/>
+                <w:szCs w:val="26"/>
+                <w:lang w:val="en-US"/>
+              </w:rPr>
+            </w:pPr>
+          </w:p>
+        </w:tc>
+        <w:tc>
+          <w:tcPr>
+            <w:tcW w:w="1554" w:type="dxa"/>
+          </w:tcPr>
+          <w:p>
+            <w:pPr>
+              <w:rPr>
+                <w:sz w:val="26"/>
+                <w:szCs w:val="26"/>
+                <w:lang w:val="en-US"/>
+              </w:rPr>
+            </w:pPr>
+          </w:p>
+        </w:tc>
+      </w:tr>
     </w:tbl>
     <w:p>
       <w:pPr>
         <w:rPr>
           <w:sz w:val="26"/>
           <w:szCs w:val="26"/>
-        </w:rPr>
-      </w:pPr>
-    </w:p>
-    <w:p>
-      <w:pPr>
-        <w:rPr>
-          <w:sz w:val="26"/>
-          <w:szCs w:val="26"/>
-        </w:rPr>
-      </w:pPr>
-    </w:p>
-    <w:p>
-      <w:pPr>
-        <w:rPr>
-          <w:sz w:val="26"/>
-          <w:szCs w:val="26"/>
-        </w:rPr>
-      </w:pPr>
-    </w:p>
-    <w:p>
-      <w:pPr>
-        <w:rPr>
-          <w:sz w:val="26"/>
-          <w:szCs w:val="26"/>
-        </w:rPr>
-      </w:pPr>
-    </w:p>
-    <w:p>
-      <w:pPr>
-        <w:rPr>
-          <w:sz w:val="26"/>
-          <w:szCs w:val="26"/>
+          <w:lang w:val="en-US"/>
+        </w:rPr>
+      </w:pPr>
+    </w:p>
+    <w:p>
+      <w:pPr>
+        <w:rPr>
+          <w:sz w:val="26"/>
+          <w:szCs w:val="26"/>
+          <w:lang w:val="en-US"/>
+        </w:rPr>
+      </w:pPr>
+    </w:p>
+    <w:p>
+      <w:pPr>
+        <w:rPr>
+          <w:sz w:val="26"/>
+          <w:szCs w:val="26"/>
+          <w:lang w:val="en-US"/>
+        </w:rPr>
+      </w:pPr>
+    </w:p>
+    <w:p>
+      <w:pPr>
+        <w:rPr>
+          <w:sz w:val="26"/>
+          <w:szCs w:val="26"/>
+          <w:lang w:val="en-US"/>
+        </w:rPr>
+      </w:pPr>
+    </w:p>
+    <w:p>
+      <w:pPr>
+        <w:rPr>
+          <w:sz w:val="26"/>
+          <w:szCs w:val="26"/>
+          <w:lang w:val="en-US"/>
         </w:rPr>
       </w:pPr>
     </w:p>

--- a/Opleverset_Project_5-6/Verslagen/Testrapport.docx
+++ b/Opleverset_Project_5-6/Verslagen/Testrapport.docx
@@ -297,7 +297,7 @@
       <w:pPr>
         <w:pStyle w:val="Kop2"/>
       </w:pPr>
-      <w:bookmarkStart w:id="0" w:name="_Toc213836353"/>
+      <w:bookmarkStart w:id="0" w:name="_Toc217036588"/>
       <w:r>
         <w:lastRenderedPageBreak/>
         <w:t>Inhoudsopgave</w:t>
@@ -351,7 +351,7 @@
           <w:r>
             <w:fldChar w:fldCharType="separate"/>
           </w:r>
-          <w:hyperlink w:anchor="_Toc213836353" w:history="1">
+          <w:hyperlink w:anchor="_Toc217036588" w:history="1">
             <w:r>
               <w:rPr>
                 <w:rStyle w:val="Hyperlink"/>
@@ -378,7 +378,7 @@
                 <w:noProof/>
                 <w:webHidden/>
               </w:rPr>
-              <w:instrText xml:space="preserve"> PAGEREF _Toc213836353 \h </w:instrText>
+              <w:instrText xml:space="preserve"> PAGEREF _Toc217036588 \h </w:instrText>
             </w:r>
             <w:r>
               <w:rPr>
@@ -419,13 +419,13 @@
               <w:noProof/>
             </w:rPr>
           </w:pPr>
-          <w:hyperlink w:anchor="_Toc213836354" w:history="1">
+          <w:hyperlink w:anchor="_Toc217036589" w:history="1">
             <w:r>
               <w:rPr>
                 <w:rStyle w:val="Hyperlink"/>
                 <w:noProof/>
               </w:rPr>
-              <w:t>Test 1: RQ01: Object Detectie</w:t>
+              <w:t>Test 1: RQ05: Camera-Overzicht</w:t>
             </w:r>
             <w:r>
               <w:rPr>
@@ -446,7 +446,7 @@
                 <w:noProof/>
                 <w:webHidden/>
               </w:rPr>
-              <w:instrText xml:space="preserve"> PAGEREF _Toc213836354 \h </w:instrText>
+              <w:instrText xml:space="preserve"> PAGEREF _Toc217036589 \h </w:instrText>
             </w:r>
             <w:r>
               <w:rPr>
@@ -487,13 +487,13 @@
               <w:noProof/>
             </w:rPr>
           </w:pPr>
-          <w:hyperlink w:anchor="_Toc213836355" w:history="1">
+          <w:hyperlink w:anchor="_Toc217036590" w:history="1">
             <w:r>
               <w:rPr>
                 <w:rStyle w:val="Hyperlink"/>
                 <w:noProof/>
               </w:rPr>
-              <w:t>Test 2: RQ03: Afstand Detectie</w:t>
+              <w:t>Test 2: RQ01: Object Detectie</w:t>
             </w:r>
             <w:r>
               <w:rPr>
@@ -514,7 +514,7 @@
                 <w:noProof/>
                 <w:webHidden/>
               </w:rPr>
-              <w:instrText xml:space="preserve"> PAGEREF _Toc213836355 \h </w:instrText>
+              <w:instrText xml:space="preserve"> PAGEREF _Toc217036590 \h </w:instrText>
             </w:r>
             <w:r>
               <w:rPr>
@@ -555,13 +555,13 @@
               <w:noProof/>
             </w:rPr>
           </w:pPr>
-          <w:hyperlink w:anchor="_Toc213836356" w:history="1">
+          <w:hyperlink w:anchor="_Toc217036591" w:history="1">
             <w:r>
               <w:rPr>
                 <w:rStyle w:val="Hyperlink"/>
                 <w:noProof/>
               </w:rPr>
-              <w:t>Test 3: RQ04: Grafiek</w:t>
+              <w:t>Test 3: RQ03: Afstand Detectie</w:t>
             </w:r>
             <w:r>
               <w:rPr>
@@ -582,7 +582,7 @@
                 <w:noProof/>
                 <w:webHidden/>
               </w:rPr>
-              <w:instrText xml:space="preserve"> PAGEREF _Toc213836356 \h </w:instrText>
+              <w:instrText xml:space="preserve"> PAGEREF _Toc217036591 \h </w:instrText>
             </w:r>
             <w:r>
               <w:rPr>
@@ -623,13 +623,13 @@
               <w:noProof/>
             </w:rPr>
           </w:pPr>
-          <w:hyperlink w:anchor="_Toc213836357" w:history="1">
+          <w:hyperlink w:anchor="_Toc217036592" w:history="1">
             <w:r>
               <w:rPr>
                 <w:rStyle w:val="Hyperlink"/>
                 <w:noProof/>
               </w:rPr>
-              <w:t>Test 4: RQ05: Camera-Overzicht</w:t>
+              <w:t>Test 4: RQ02: GUI</w:t>
             </w:r>
             <w:r>
               <w:rPr>
@@ -650,7 +650,7 @@
                 <w:noProof/>
                 <w:webHidden/>
               </w:rPr>
-              <w:instrText xml:space="preserve"> PAGEREF _Toc213836357 \h </w:instrText>
+              <w:instrText xml:space="preserve"> PAGEREF _Toc217036592 \h </w:instrText>
             </w:r>
             <w:r>
               <w:rPr>
@@ -691,13 +691,13 @@
               <w:noProof/>
             </w:rPr>
           </w:pPr>
-          <w:hyperlink w:anchor="_Toc213836358" w:history="1">
+          <w:hyperlink w:anchor="_Toc217036593" w:history="1">
             <w:r>
               <w:rPr>
                 <w:rStyle w:val="Hyperlink"/>
                 <w:noProof/>
               </w:rPr>
-              <w:t>Test X: RQ02: GUI</w:t>
+              <w:t>Test 5: RQ04: Grafiek</w:t>
             </w:r>
             <w:r>
               <w:rPr>
@@ -718,7 +718,7 @@
                 <w:noProof/>
                 <w:webHidden/>
               </w:rPr>
-              <w:instrText xml:space="preserve"> PAGEREF _Toc213836358 \h </w:instrText>
+              <w:instrText xml:space="preserve"> PAGEREF _Toc217036593 \h </w:instrText>
             </w:r>
             <w:r>
               <w:rPr>
@@ -759,7 +759,7 @@
               <w:noProof/>
             </w:rPr>
           </w:pPr>
-          <w:hyperlink w:anchor="_Toc213836359" w:history="1">
+          <w:hyperlink w:anchor="_Toc217036594" w:history="1">
             <w:r>
               <w:rPr>
                 <w:rStyle w:val="Hyperlink"/>
@@ -786,7 +786,7 @@
                 <w:noProof/>
                 <w:webHidden/>
               </w:rPr>
-              <w:instrText xml:space="preserve"> PAGEREF _Toc213836359 \h </w:instrText>
+              <w:instrText xml:space="preserve"> PAGEREF _Toc217036594 \h </w:instrText>
             </w:r>
             <w:r>
               <w:rPr>
@@ -837,7 +837,7 @@
       <w:pPr>
         <w:pStyle w:val="Kop2"/>
       </w:pPr>
-      <w:bookmarkStart w:id="1" w:name="_Toc213836354"/>
+      <w:bookmarkStart w:id="1" w:name="_Toc217036589"/>
       <w:r>
         <w:lastRenderedPageBreak/>
         <w:t xml:space="preserve">Test </w:t>
@@ -846,13 +846,7 @@
         <w:t>1</w:t>
       </w:r>
       <w:r>
-        <w:t xml:space="preserve">: </w:t>
-      </w:r>
-      <w:r>
-        <w:t>RQ01</w:t>
-      </w:r>
-      <w:r>
-        <w:t>: Object Detectie</w:t>
+        <w:t>: RQ05: Camera-Overzicht</w:t>
       </w:r>
       <w:bookmarkEnd w:id="1"/>
     </w:p>
@@ -877,139 +871,82 @@
         <w:spacing w:line="276" w:lineRule="auto"/>
       </w:pPr>
       <w:r>
-        <w:t>In deze test gaat er gekeken worden of het systeem door middel van camera’s objecten kan detecteren en kan weergeven</w:t>
-      </w:r>
-      <w:r>
-        <w:t>. Dit moet gebeuren</w:t>
-      </w:r>
-      <w:r>
-        <w:t xml:space="preserve"> in </w:t>
-      </w:r>
-      <w:r>
-        <w:t>normale lichtomstandigheden (tussen 12:00</w:t>
-      </w:r>
-      <w:r>
-        <w:t xml:space="preserve"> en 15:00)</w:t>
-      </w:r>
-      <w:r>
-        <w:t xml:space="preserve">, met een &lt;1 seconde vertraging en </w:t>
-      </w:r>
-      <w:r>
-        <w:t>met een nauwkeurigheid van minimaal 90%</w:t>
-      </w:r>
-      <w:r>
-        <w:t>.</w:t>
-      </w:r>
-    </w:p>
-    <w:p>
-      <w:pPr>
-        <w:spacing w:line="276" w:lineRule="auto"/>
-        <w:rPr>
-          <w:sz w:val="26"/>
-          <w:szCs w:val="26"/>
-        </w:rPr>
-      </w:pPr>
-      <w:r>
-        <w:rPr>
-          <w:sz w:val="26"/>
-          <w:szCs w:val="26"/>
-        </w:rPr>
-        <w:t>Testopstelling:</w:t>
-      </w:r>
-    </w:p>
-    <w:p>
-      <w:pPr>
-        <w:spacing w:line="276" w:lineRule="auto"/>
-      </w:pPr>
-      <w:r>
-        <w:t>Voor de benodigde componenten, zie in de Requirement Analyse</w:t>
-      </w:r>
-      <w:r>
-        <w:t xml:space="preserve"> de ‘Betrokken Componenten’ bij RQ01. Deze test wordt gedaan met een object dat op 1, 2 en 3 meter va</w:t>
-      </w:r>
-      <w:r>
-        <w:t>n de camera afgehouden wordt.</w:t>
-      </w:r>
-    </w:p>
-    <w:p>
-      <w:pPr>
-        <w:spacing w:line="276" w:lineRule="auto"/>
-        <w:rPr>
-          <w:sz w:val="26"/>
-          <w:szCs w:val="26"/>
-        </w:rPr>
-      </w:pPr>
-      <w:r>
-        <w:rPr>
-          <w:sz w:val="26"/>
-          <w:szCs w:val="26"/>
-        </w:rPr>
-        <w:t>Uitvoer:</w:t>
-      </w:r>
-    </w:p>
-    <w:p>
-      <w:pPr>
-        <w:spacing w:line="276" w:lineRule="auto"/>
-      </w:pPr>
-      <w:r>
-        <w:t>1. Verbind de camera’s/camera</w:t>
-      </w:r>
-      <w:r>
-        <w:t xml:space="preserve"> met de juiste kabels (USB voor Arducam, ribbon kabel voor Waveshare) en voorzie de Raspberry PI van stroom.</w:t>
-      </w:r>
-    </w:p>
-    <w:p>
-      <w:pPr>
-        <w:spacing w:line="276" w:lineRule="auto"/>
-      </w:pPr>
-      <w:r>
-        <w:t>2.</w:t>
-      </w:r>
-      <w:r>
-        <w:t xml:space="preserve"> Run via de Raspberry PI het code bestand ‘main.py’ door in de terminal onder pad ‘~/Project5-6/Opleverset_Project_5-6/Code’ ‘python main.py’ in te typen en op enter te drukken.</w:t>
-      </w:r>
-    </w:p>
-    <w:p>
-      <w:pPr>
-        <w:spacing w:line="276" w:lineRule="auto"/>
-      </w:pPr>
-      <w:r>
-        <w:t>3.</w:t>
-      </w:r>
-      <w:r>
-        <w:t xml:space="preserve"> Observeer of beide camera’s werken en</w:t>
-      </w:r>
-      <w:r>
-        <w:t xml:space="preserve"> of de camera’s de </w:t>
-      </w:r>
-      <w:r>
-        <w:t>juiste dingen op het scherm laten zien.</w:t>
-      </w:r>
-    </w:p>
-    <w:p>
-      <w:pPr>
-        <w:spacing w:line="276" w:lineRule="auto"/>
-      </w:pPr>
-      <w:r>
-        <w:t>4. Hou een object op 1, 2 en 3 meter</w:t>
-      </w:r>
-      <w:r>
-        <w:t xml:space="preserve"> afstand</w:t>
-      </w:r>
-      <w:r>
-        <w:t xml:space="preserve"> en observeer op de monitor bij de 1, 2 en 3 meter of het object goed wordt </w:t>
-      </w:r>
-      <w:r>
-        <w:t>gedetecteerd</w:t>
-      </w:r>
-      <w:r>
-        <w:t xml:space="preserve"> en </w:t>
-      </w:r>
-      <w:r>
-        <w:t>weergegeven</w:t>
-      </w:r>
-      <w:r>
-        <w:t>.</w:t>
+        <w:t>In deze test wordt er gekeken of er een live beeld kan worden genomen uit 1 (of beiden) van de camera’s met een vertraging van maximaal 2 seconden</w:t>
+      </w:r>
+    </w:p>
+    <w:p>
+      <w:pPr>
+        <w:spacing w:line="276" w:lineRule="auto"/>
+        <w:rPr>
+          <w:sz w:val="26"/>
+          <w:szCs w:val="26"/>
+        </w:rPr>
+      </w:pPr>
+      <w:r>
+        <w:rPr>
+          <w:sz w:val="26"/>
+          <w:szCs w:val="26"/>
+        </w:rPr>
+        <w:t>Test Opstelling:</w:t>
+      </w:r>
+    </w:p>
+    <w:p>
+      <w:pPr>
+        <w:spacing w:line="276" w:lineRule="auto"/>
+      </w:pPr>
+      <w:r>
+        <w:t xml:space="preserve">Voor de benodigde componenten, zie in de Requirement Analyse de ‘Betrokken Componenten’ bij RQ05. </w:t>
+      </w:r>
+    </w:p>
+    <w:p>
+      <w:pPr>
+        <w:spacing w:line="276" w:lineRule="auto"/>
+        <w:rPr>
+          <w:sz w:val="26"/>
+          <w:szCs w:val="26"/>
+        </w:rPr>
+      </w:pPr>
+      <w:r>
+        <w:rPr>
+          <w:sz w:val="26"/>
+          <w:szCs w:val="26"/>
+        </w:rPr>
+        <w:t>Uitvoering:</w:t>
+      </w:r>
+    </w:p>
+    <w:p>
+      <w:pPr>
+        <w:spacing w:line="276" w:lineRule="auto"/>
+      </w:pPr>
+      <w:r>
+        <w:t>1. Verbind de camera’s/camera met de juiste kabels (USB voor Arducam, ribbon kabel voor Waveshare) en voorzie de Raspberry PI van stroom.</w:t>
+      </w:r>
+    </w:p>
+    <w:p>
+      <w:pPr>
+        <w:spacing w:line="276" w:lineRule="auto"/>
+      </w:pPr>
+      <w:r>
+        <w:t>2. Run via de Raspberry PI het code bestand ‘main.py’ door in de terminal onder pad ‘~/Project5-6/Opleverset_Project_5-6/Code’ ‘python main.py’ in te typen en op enter te drukken.</w:t>
+      </w:r>
+    </w:p>
+    <w:p>
+      <w:pPr>
+        <w:spacing w:line="276" w:lineRule="auto"/>
+      </w:pPr>
+      <w:r>
+        <w:t xml:space="preserve">3. Kijk op het scherm of </w:t>
+      </w:r>
+      <w:r>
+        <w:t>er camera-beeld is.</w:t>
+      </w:r>
+    </w:p>
+    <w:p>
+      <w:pPr>
+        <w:spacing w:line="276" w:lineRule="auto"/>
+      </w:pPr>
+      <w:r>
+        <w:t>4. Observeer de latency.</w:t>
       </w:r>
     </w:p>
     <w:p>
@@ -1033,10 +970,16 @@
         <w:spacing w:line="276" w:lineRule="auto"/>
       </w:pPr>
       <w:r>
-        <w:t xml:space="preserve">De Raspberry PI zal op het scherm het object </w:t>
-      </w:r>
-      <w:r>
-        <w:t>detecteren vanaf alle 3 de afstanden.</w:t>
+        <w:t xml:space="preserve">De </w:t>
+      </w:r>
+      <w:r>
+        <w:t>Camera beelden worden o</w:t>
+      </w:r>
+      <w:r>
+        <w:t xml:space="preserve">p het scherm laten met een vertraging </w:t>
+      </w:r>
+      <w:r>
+        <w:t>van &lt;= 2 secondes</w:t>
       </w:r>
     </w:p>
     <w:p>
@@ -1060,16 +1003,34 @@
         <w:spacing w:line="276" w:lineRule="auto"/>
       </w:pPr>
       <w:r>
-        <w:t>Het object is op alle 3 de afstanden goed weergegeven en gedetecteerd</w:t>
-      </w:r>
-      <w:r>
-        <w:t>, met 90% accuraatheid</w:t>
-      </w:r>
-      <w:r>
-        <w:t xml:space="preserve"> en minder dan 1 seconde vertraging, tussen 12:00 en 15:00</w:t>
-      </w:r>
-      <w:r>
-        <w:t>.</w:t>
+        <w:t>De Camera beeld(en</w:t>
+      </w:r>
+      <w:r>
+        <w:t>)</w:t>
+      </w:r>
+      <w:r>
+        <w:t xml:space="preserve"> </w:t>
+      </w:r>
+      <w:r>
+        <w:t>is (</w:t>
+      </w:r>
+      <w:r>
+        <w:t>zijn</w:t>
+      </w:r>
+      <w:r>
+        <w:t>)</w:t>
+      </w:r>
+      <w:r>
+        <w:t xml:space="preserve"> op het scherm l</w:t>
+      </w:r>
+      <w:r>
+        <w:t>aten</w:t>
+      </w:r>
+      <w:r>
+        <w:t xml:space="preserve"> zien</w:t>
+      </w:r>
+      <w:r>
+        <w:t xml:space="preserve"> met een vertraging van &lt;= 2 secondes</w:t>
       </w:r>
     </w:p>
     <w:p>
@@ -1089,19 +1050,19 @@
         </w:rPr>
         <w:t>Waarnemingen:</w:t>
       </w:r>
-      <w:r>
-        <w:rPr>
-          <w:sz w:val="26"/>
-          <w:szCs w:val="26"/>
-          <w:lang w:val="en-US"/>
-        </w:rPr>
-        <w:br/>
-      </w:r>
-      <w:r>
-        <w:rPr>
-          <w:lang w:val="en-US"/>
-        </w:rPr>
-        <w:t>// TO-DO</w:t>
+    </w:p>
+    <w:p>
+      <w:pPr>
+        <w:spacing w:line="276" w:lineRule="auto"/>
+        <w:rPr>
+          <w:lang w:val="en-US"/>
+        </w:rPr>
+      </w:pPr>
+      <w:r>
+        <w:rPr>
+          <w:lang w:val="en-US"/>
+        </w:rPr>
+        <w:t>//To-Do</w:t>
       </w:r>
     </w:p>
     <w:p>
@@ -1133,7 +1094,7 @@
         <w:rPr>
           <w:lang w:val="en-US"/>
         </w:rPr>
-        <w:t>// TO-DO</w:t>
+        <w:t>//To-Do</w:t>
       </w:r>
     </w:p>
     <w:p>
@@ -1143,342 +1104,38 @@
           <w:color w:val="0F4761" w:themeColor="accent1" w:themeShade="BF"/>
           <w:sz w:val="32"/>
           <w:szCs w:val="32"/>
-        </w:rPr>
-      </w:pPr>
-      <w:bookmarkStart w:id="2" w:name="_Toc213836355"/>
-      <w:r>
+          <w:lang w:val="en-US"/>
+        </w:rPr>
+      </w:pPr>
+      <w:r>
+        <w:rPr>
+          <w:lang w:val="en-US"/>
+        </w:rPr>
         <w:br w:type="page"/>
       </w:r>
     </w:p>
     <w:p>
       <w:pPr>
         <w:pStyle w:val="Kop2"/>
-        <w:spacing w:line="240" w:lineRule="auto"/>
-      </w:pPr>
-      <w:r>
-        <w:lastRenderedPageBreak/>
-        <w:t>Test 2: RQ0</w:t>
-      </w:r>
-      <w:r>
-        <w:t>3</w:t>
-      </w:r>
-      <w:r>
-        <w:t>: Afstand Detectie</w:t>
-      </w:r>
-      <w:bookmarkEnd w:id="2"/>
-    </w:p>
-    <w:p>
-      <w:pPr>
-        <w:spacing w:line="240" w:lineRule="auto"/>
-        <w:rPr>
-          <w:sz w:val="26"/>
-          <w:szCs w:val="26"/>
-        </w:rPr>
-      </w:pPr>
-      <w:r>
-        <w:rPr>
-          <w:sz w:val="26"/>
-          <w:szCs w:val="26"/>
-        </w:rPr>
-        <w:t>Testdoel:</w:t>
-      </w:r>
-    </w:p>
-    <w:p>
-      <w:pPr>
-        <w:spacing w:line="240" w:lineRule="auto"/>
-      </w:pPr>
-      <w:r>
-        <w:t>In deze test</w:t>
-      </w:r>
-      <w:r>
-        <w:t xml:space="preserve"> gaat er gekeken worden of het systeem de afstand van een object tot de camera’s laten zien.</w:t>
-      </w:r>
-    </w:p>
-    <w:p>
-      <w:pPr>
-        <w:spacing w:line="240" w:lineRule="auto"/>
-        <w:rPr>
-          <w:sz w:val="26"/>
-          <w:szCs w:val="26"/>
-        </w:rPr>
-      </w:pPr>
-      <w:r>
-        <w:rPr>
-          <w:sz w:val="26"/>
-          <w:szCs w:val="26"/>
-        </w:rPr>
-        <w:t>Test Opstelling</w:t>
-      </w:r>
-      <w:r>
-        <w:rPr>
-          <w:sz w:val="26"/>
-          <w:szCs w:val="26"/>
-        </w:rPr>
-        <w:t>:</w:t>
-      </w:r>
-    </w:p>
-    <w:p>
-      <w:pPr>
-        <w:spacing w:line="276" w:lineRule="auto"/>
-      </w:pPr>
-      <w:r>
-        <w:t>Voor de benodigde componenten, zie in de Requirement Analyse de ‘Betrokken Componenten’ bij RQ0</w:t>
-      </w:r>
-      <w:r>
-        <w:t>3</w:t>
-      </w:r>
-      <w:r>
-        <w:t>. Deze test wordt gedaan met een object dat op 1, 2 en 3 meter van de camera afgehouden wordt.</w:t>
-      </w:r>
-    </w:p>
-    <w:p>
-      <w:pPr>
-        <w:spacing w:line="240" w:lineRule="auto"/>
-        <w:rPr>
-          <w:sz w:val="26"/>
-          <w:szCs w:val="26"/>
-        </w:rPr>
-      </w:pPr>
-      <w:r>
-        <w:rPr>
-          <w:sz w:val="26"/>
-          <w:szCs w:val="26"/>
-        </w:rPr>
-        <w:t>Uitvoer:</w:t>
-      </w:r>
-    </w:p>
-    <w:p>
-      <w:pPr>
-        <w:spacing w:line="240" w:lineRule="auto"/>
-      </w:pPr>
-      <w:r>
-        <w:t>1. Verbind de camera’s/camera met de juiste kabels (USB voor Arducam, ribbon kabel voor Waveshare) en voorzie de Raspberry PI van stroom.</w:t>
-      </w:r>
-    </w:p>
-    <w:p>
-      <w:pPr>
-        <w:spacing w:line="240" w:lineRule="auto"/>
-      </w:pPr>
-      <w:r>
-        <w:t>2. Run via de Raspberry PI het code bestand ‘main.py’ door in de terminal onder pad ‘~/Project5-6/Opleverset_Project_5-6/Code’ ‘python main.py’ in te typen en op enter te drukken.</w:t>
-      </w:r>
-    </w:p>
-    <w:p>
-      <w:pPr>
-        <w:spacing w:line="240" w:lineRule="auto"/>
-      </w:pPr>
-      <w:r>
-        <w:t>3. Observeer of beide camera’s werken en</w:t>
-      </w:r>
-      <w:r>
-        <w:t xml:space="preserve"> of de camera’s de juiste dingen op het scherm laten zien.</w:t>
-      </w:r>
-    </w:p>
-    <w:p>
-      <w:pPr>
-        <w:spacing w:line="240" w:lineRule="auto"/>
-      </w:pPr>
-      <w:r>
-        <w:t>4. Hou een object op 1, 2 en 3 meter afstand en observeer op de monitor bij de 1, 2 en 3 meter of de afstand van de camera tot het object goed wordt weergegeven</w:t>
-      </w:r>
-    </w:p>
-    <w:p>
-      <w:pPr>
-        <w:spacing w:line="240" w:lineRule="auto"/>
-        <w:rPr>
-          <w:sz w:val="26"/>
-          <w:szCs w:val="26"/>
-        </w:rPr>
-      </w:pPr>
-      <w:r>
-        <w:rPr>
-          <w:sz w:val="26"/>
-          <w:szCs w:val="26"/>
-        </w:rPr>
-        <w:t>Verwachte resultaat</w:t>
-      </w:r>
-    </w:p>
-    <w:p>
-      <w:pPr>
-        <w:spacing w:line="240" w:lineRule="auto"/>
-        <w:rPr>
-          <w:sz w:val="26"/>
-          <w:szCs w:val="26"/>
-        </w:rPr>
-      </w:pPr>
-      <w:r>
-        <w:rPr>
-          <w:sz w:val="26"/>
-          <w:szCs w:val="26"/>
-        </w:rPr>
-        <w:t>De Raspberry PI</w:t>
-      </w:r>
-      <w:r>
-        <w:rPr>
-          <w:sz w:val="26"/>
-          <w:szCs w:val="26"/>
-        </w:rPr>
-        <w:t xml:space="preserve"> zal de afstanden waarop het object van de camera’s staat juist weergegeven worden op het scherm.</w:t>
-      </w:r>
-    </w:p>
-    <w:p>
-      <w:pPr>
-        <w:spacing w:line="240" w:lineRule="auto"/>
-        <w:rPr>
-          <w:sz w:val="26"/>
-          <w:szCs w:val="26"/>
-        </w:rPr>
-      </w:pPr>
-      <w:r>
-        <w:rPr>
-          <w:sz w:val="26"/>
-          <w:szCs w:val="26"/>
-        </w:rPr>
-        <w:t>Acceptatie Criteria:</w:t>
-      </w:r>
-    </w:p>
-    <w:p>
-      <w:pPr>
-        <w:spacing w:line="240" w:lineRule="auto"/>
-        <w:rPr>
-          <w:sz w:val="26"/>
-          <w:szCs w:val="26"/>
-        </w:rPr>
-      </w:pPr>
-      <w:r>
-        <w:rPr>
-          <w:sz w:val="26"/>
-          <w:szCs w:val="26"/>
-        </w:rPr>
-        <w:t>De afstanden zijn juist weergegeven met een maximaal verschil tot de echte afstand van 0.1</w:t>
-      </w:r>
-      <w:r>
-        <w:rPr>
-          <w:sz w:val="26"/>
-          <w:szCs w:val="26"/>
-        </w:rPr>
-        <w:t xml:space="preserve"> m</w:t>
-      </w:r>
-      <w:r>
-        <w:rPr>
-          <w:sz w:val="26"/>
-          <w:szCs w:val="26"/>
-        </w:rPr>
-        <w:t>eter.</w:t>
-      </w:r>
-    </w:p>
-    <w:p>
-      <w:pPr>
-        <w:spacing w:line="240" w:lineRule="auto"/>
-        <w:rPr>
-          <w:sz w:val="26"/>
-          <w:szCs w:val="26"/>
-          <w:lang w:val="en-US"/>
-        </w:rPr>
-      </w:pPr>
-      <w:r>
-        <w:rPr>
-          <w:sz w:val="26"/>
-          <w:szCs w:val="26"/>
-          <w:lang w:val="en-US"/>
-        </w:rPr>
-        <w:t>Waarnemingen</w:t>
-      </w:r>
-      <w:r>
-        <w:rPr>
-          <w:sz w:val="26"/>
-          <w:szCs w:val="26"/>
-          <w:lang w:val="en-US"/>
-        </w:rPr>
-        <w:t>:</w:t>
-      </w:r>
-    </w:p>
-    <w:p>
-      <w:pPr>
-        <w:spacing w:line="240" w:lineRule="auto"/>
-        <w:rPr>
-          <w:sz w:val="26"/>
-          <w:szCs w:val="26"/>
-          <w:lang w:val="en-US"/>
-        </w:rPr>
-      </w:pPr>
-      <w:r>
-        <w:rPr>
-          <w:sz w:val="26"/>
-          <w:szCs w:val="26"/>
-          <w:lang w:val="en-US"/>
-        </w:rPr>
-        <w:t>//TO-DO</w:t>
-      </w:r>
-    </w:p>
-    <w:p>
-      <w:pPr>
-        <w:spacing w:line="240" w:lineRule="auto"/>
-        <w:rPr>
-          <w:sz w:val="26"/>
-          <w:szCs w:val="26"/>
-          <w:lang w:val="en-US"/>
-        </w:rPr>
-      </w:pPr>
-      <w:r>
-        <w:rPr>
-          <w:sz w:val="26"/>
-          <w:szCs w:val="26"/>
-          <w:lang w:val="en-US"/>
-        </w:rPr>
-        <w:t>Conclusie:</w:t>
-      </w:r>
-    </w:p>
-    <w:p>
-      <w:pPr>
-        <w:spacing w:line="240" w:lineRule="auto"/>
-        <w:rPr>
-          <w:sz w:val="26"/>
-          <w:szCs w:val="26"/>
-          <w:lang w:val="en-US"/>
-        </w:rPr>
-      </w:pPr>
-      <w:r>
-        <w:rPr>
-          <w:sz w:val="26"/>
-          <w:szCs w:val="26"/>
-          <w:lang w:val="en-US"/>
-        </w:rPr>
-        <w:t>// TO-D</w:t>
-      </w:r>
-      <w:r>
-        <w:rPr>
-          <w:sz w:val="26"/>
-          <w:szCs w:val="26"/>
-          <w:lang w:val="en-US"/>
-        </w:rPr>
-        <w:t>O</w:t>
-      </w:r>
-      <w:r>
-        <w:rPr>
-          <w:sz w:val="26"/>
-          <w:szCs w:val="26"/>
-          <w:lang w:val="en-US"/>
-        </w:rPr>
-        <w:br w:type="page"/>
-      </w:r>
-    </w:p>
-    <w:p>
-      <w:pPr>
-        <w:pStyle w:val="Kop2"/>
-        <w:spacing w:line="276" w:lineRule="auto"/>
-      </w:pPr>
-      <w:bookmarkStart w:id="3" w:name="_Toc213836356"/>
+      </w:pPr>
+      <w:bookmarkStart w:id="2" w:name="_Toc217036590"/>
       <w:r>
         <w:lastRenderedPageBreak/>
         <w:t xml:space="preserve">Test </w:t>
       </w:r>
       <w:r>
-        <w:t>3</w:t>
-      </w:r>
-      <w:r>
-        <w:t>: RQ02: GUI</w:t>
-      </w:r>
+        <w:t>2</w:t>
+      </w:r>
+      <w:r>
+        <w:t xml:space="preserve">: </w:t>
+      </w:r>
+      <w:r>
+        <w:t>RQ01</w:t>
+      </w:r>
+      <w:r>
+        <w:t>: Object Detectie</w:t>
+      </w:r>
+      <w:bookmarkEnd w:id="2"/>
     </w:p>
     <w:p>
       <w:pPr>
@@ -1495,6 +1152,219 @@
         </w:rPr>
         <w:t>Testdoel:</w:t>
       </w:r>
+    </w:p>
+    <w:p>
+      <w:pPr>
+        <w:spacing w:line="276" w:lineRule="auto"/>
+      </w:pPr>
+      <w:r>
+        <w:t>In deze test gaat er gekeken worden of het systeem door middel van camera’s objecten kan detecteren en kan weergeven</w:t>
+      </w:r>
+      <w:r>
+        <w:t>. Dit moet gebeuren</w:t>
+      </w:r>
+      <w:r>
+        <w:t xml:space="preserve"> in </w:t>
+      </w:r>
+      <w:r>
+        <w:t>normale lichtomstandigheden (tussen 12:00</w:t>
+      </w:r>
+      <w:r>
+        <w:t xml:space="preserve"> en 15:00)</w:t>
+      </w:r>
+      <w:r>
+        <w:t xml:space="preserve">, met een &lt;1 seconde vertraging en </w:t>
+      </w:r>
+      <w:r>
+        <w:t>met een nauwkeurigheid van minimaal 90%</w:t>
+      </w:r>
+      <w:r>
+        <w:t>.</w:t>
+      </w:r>
+    </w:p>
+    <w:p>
+      <w:pPr>
+        <w:spacing w:line="276" w:lineRule="auto"/>
+        <w:rPr>
+          <w:sz w:val="26"/>
+          <w:szCs w:val="26"/>
+        </w:rPr>
+      </w:pPr>
+      <w:r>
+        <w:rPr>
+          <w:sz w:val="26"/>
+          <w:szCs w:val="26"/>
+        </w:rPr>
+        <w:t>Testopstelling:</w:t>
+      </w:r>
+    </w:p>
+    <w:p>
+      <w:pPr>
+        <w:spacing w:line="276" w:lineRule="auto"/>
+      </w:pPr>
+      <w:r>
+        <w:t>Voor de benodigde componenten, zie in de Requirement Analyse</w:t>
+      </w:r>
+      <w:r>
+        <w:t xml:space="preserve"> de ‘Betrokken Componenten’ bij RQ01. Deze test wordt gedaan met een object dat op 1, 2 en 3 meter va</w:t>
+      </w:r>
+      <w:r>
+        <w:t>n de camera afgehouden wordt.</w:t>
+      </w:r>
+    </w:p>
+    <w:p>
+      <w:pPr>
+        <w:spacing w:line="276" w:lineRule="auto"/>
+        <w:rPr>
+          <w:sz w:val="26"/>
+          <w:szCs w:val="26"/>
+        </w:rPr>
+      </w:pPr>
+      <w:r>
+        <w:rPr>
+          <w:sz w:val="26"/>
+          <w:szCs w:val="26"/>
+        </w:rPr>
+        <w:t>Uitvoer:</w:t>
+      </w:r>
+    </w:p>
+    <w:p>
+      <w:pPr>
+        <w:spacing w:line="276" w:lineRule="auto"/>
+      </w:pPr>
+      <w:r>
+        <w:t>1. Verbind de camera’s/camera</w:t>
+      </w:r>
+      <w:r>
+        <w:t xml:space="preserve"> met de juiste kabels (USB voor Arducam, ribbon kabel voor Waveshare) en voorzie de Raspberry PI van stroom.</w:t>
+      </w:r>
+    </w:p>
+    <w:p>
+      <w:pPr>
+        <w:spacing w:line="276" w:lineRule="auto"/>
+      </w:pPr>
+      <w:r>
+        <w:t>2.</w:t>
+      </w:r>
+      <w:r>
+        <w:t xml:space="preserve"> Run via de Raspberry PI het code bestand ‘main.py’ door in de terminal onder pad ‘~/Project5-6/Opleverset_Project_5-6/Code’ ‘python main.py’ in te typen en op enter te drukken.</w:t>
+      </w:r>
+    </w:p>
+    <w:p>
+      <w:pPr>
+        <w:spacing w:line="276" w:lineRule="auto"/>
+      </w:pPr>
+      <w:r>
+        <w:t>3.</w:t>
+      </w:r>
+      <w:r>
+        <w:t xml:space="preserve"> Observeer of beide camera’s werken en of de camera’s de </w:t>
+      </w:r>
+      <w:r>
+        <w:t>juiste dingen op het scherm laten zien.</w:t>
+      </w:r>
+    </w:p>
+    <w:p>
+      <w:pPr>
+        <w:spacing w:line="276" w:lineRule="auto"/>
+      </w:pPr>
+      <w:r>
+        <w:t>4. Hou een object op 1, 2 en 3 meter</w:t>
+      </w:r>
+      <w:r>
+        <w:t xml:space="preserve"> afstand</w:t>
+      </w:r>
+      <w:r>
+        <w:t xml:space="preserve"> en observeer op de monitor bij de 1, 2 en 3 meter of het object goed wordt </w:t>
+      </w:r>
+      <w:r>
+        <w:t>gedetecteerd</w:t>
+      </w:r>
+      <w:r>
+        <w:t xml:space="preserve"> en </w:t>
+      </w:r>
+      <w:r>
+        <w:t>weergegeven</w:t>
+      </w:r>
+      <w:r>
+        <w:t>.</w:t>
+      </w:r>
+    </w:p>
+    <w:p>
+      <w:pPr>
+        <w:spacing w:line="276" w:lineRule="auto"/>
+        <w:rPr>
+          <w:sz w:val="26"/>
+          <w:szCs w:val="26"/>
+        </w:rPr>
+      </w:pPr>
+      <w:r>
+        <w:rPr>
+          <w:sz w:val="26"/>
+          <w:szCs w:val="26"/>
+        </w:rPr>
+        <w:t>Verwachte Resultaat:</w:t>
+      </w:r>
+    </w:p>
+    <w:p>
+      <w:pPr>
+        <w:spacing w:line="276" w:lineRule="auto"/>
+      </w:pPr>
+      <w:r>
+        <w:t xml:space="preserve">De Raspberry PI zal op het scherm het object </w:t>
+      </w:r>
+      <w:r>
+        <w:t>detecteren vanaf alle 3 de afstanden.</w:t>
+      </w:r>
+    </w:p>
+    <w:p>
+      <w:pPr>
+        <w:spacing w:line="276" w:lineRule="auto"/>
+        <w:rPr>
+          <w:sz w:val="26"/>
+          <w:szCs w:val="26"/>
+        </w:rPr>
+      </w:pPr>
+      <w:r>
+        <w:rPr>
+          <w:sz w:val="26"/>
+          <w:szCs w:val="26"/>
+        </w:rPr>
+        <w:t>Acceptatie Criteria:</w:t>
+      </w:r>
+    </w:p>
+    <w:p>
+      <w:pPr>
+        <w:spacing w:line="276" w:lineRule="auto"/>
+      </w:pPr>
+      <w:r>
+        <w:t>Het object is op alle 3 de afstanden goed weergegeven en gedetecteerd</w:t>
+      </w:r>
+      <w:r>
+        <w:t>, met 90% accuraatheid</w:t>
+      </w:r>
+      <w:r>
+        <w:t xml:space="preserve"> en minder dan 1 seconde vertraging, tussen 12:00 en 15:00</w:t>
+      </w:r>
+      <w:r>
+        <w:t>.</w:t>
+      </w:r>
+    </w:p>
+    <w:p>
+      <w:pPr>
+        <w:spacing w:line="276" w:lineRule="auto"/>
+        <w:rPr>
+          <w:sz w:val="26"/>
+          <w:szCs w:val="26"/>
+        </w:rPr>
+      </w:pPr>
+      <w:r>
+        <w:rPr>
+          <w:sz w:val="26"/>
+          <w:szCs w:val="26"/>
+        </w:rPr>
+        <w:t>Waarnemingen:</w:t>
+      </w:r>
       <w:r>
         <w:rPr>
           <w:sz w:val="26"/>
@@ -1503,192 +1373,31 @@
         <w:br/>
       </w:r>
       <w:r>
-        <w:t>In deze test gaat er gekeken worden of er een GUI is met daarin duidelijke en overzichtelijke data. Die data bestaat uit een afstand vanaf de camera tot de Raspberry PI, een feed van de Camera’s en een indicatie van wat er gedetecteerd is.</w:t>
-      </w:r>
-      <w:r>
-        <w:rPr>
-          <w:sz w:val="26"/>
-          <w:szCs w:val="26"/>
-        </w:rPr>
-        <w:br/>
-        <w:t>Test Opstelling:</w:t>
-      </w:r>
-    </w:p>
-    <w:p>
-      <w:pPr>
-        <w:spacing w:line="276" w:lineRule="auto"/>
-      </w:pPr>
-      <w:r>
-        <w:t>Voor de benodigde componenten, zie in de Requirement Analyse de ‘Betrokken Componenten’ bij RQ0</w:t>
-      </w:r>
-      <w:r>
-        <w:t>2</w:t>
-      </w:r>
-      <w:r>
-        <w:t xml:space="preserve">. </w:t>
-      </w:r>
-    </w:p>
-    <w:p>
-      <w:pPr>
-        <w:spacing w:line="276" w:lineRule="auto"/>
-        <w:rPr>
-          <w:sz w:val="26"/>
-          <w:szCs w:val="26"/>
-        </w:rPr>
-      </w:pPr>
-      <w:r>
-        <w:rPr>
-          <w:sz w:val="26"/>
-          <w:szCs w:val="26"/>
-        </w:rPr>
-        <w:t>Uitvoer:</w:t>
-      </w:r>
-    </w:p>
-    <w:p>
-      <w:pPr>
-        <w:spacing w:line="276" w:lineRule="auto"/>
-        <w:rPr>
-          <w:sz w:val="26"/>
-          <w:szCs w:val="26"/>
-        </w:rPr>
-      </w:pPr>
-      <w:r>
-        <w:rPr>
-          <w:sz w:val="26"/>
-          <w:szCs w:val="26"/>
-        </w:rPr>
-        <w:t>--</w:t>
-      </w:r>
-    </w:p>
-    <w:p>
-      <w:pPr>
-        <w:spacing w:line="276" w:lineRule="auto"/>
-        <w:rPr>
-          <w:sz w:val="26"/>
-          <w:szCs w:val="26"/>
-        </w:rPr>
-      </w:pPr>
-      <w:r>
-        <w:rPr>
-          <w:sz w:val="26"/>
-          <w:szCs w:val="26"/>
-        </w:rPr>
-        <w:t>Verwachte Resultaat:</w:t>
-      </w:r>
-    </w:p>
-    <w:p>
-      <w:pPr>
-        <w:spacing w:line="276" w:lineRule="auto"/>
-        <w:rPr>
-          <w:sz w:val="26"/>
-          <w:szCs w:val="26"/>
-        </w:rPr>
-      </w:pPr>
-      <w:r>
-        <w:rPr>
-          <w:sz w:val="26"/>
-          <w:szCs w:val="26"/>
-        </w:rPr>
-        <w:t>De Raspberry PI zal de benodigde data goed laten zien.</w:t>
-      </w:r>
-    </w:p>
-    <w:p>
-      <w:pPr>
-        <w:spacing w:line="276" w:lineRule="auto"/>
-        <w:rPr>
-          <w:sz w:val="26"/>
-          <w:szCs w:val="26"/>
-        </w:rPr>
-      </w:pPr>
-      <w:r>
-        <w:rPr>
-          <w:sz w:val="26"/>
-          <w:szCs w:val="26"/>
-        </w:rPr>
-        <w:t>Acceptatie Criteria:</w:t>
-      </w:r>
-    </w:p>
-    <w:p>
-      <w:pPr>
-        <w:spacing w:line="276" w:lineRule="auto"/>
-        <w:rPr>
-          <w:sz w:val="26"/>
-          <w:szCs w:val="26"/>
-        </w:rPr>
-      </w:pPr>
-      <w:r>
-        <w:rPr>
-          <w:sz w:val="26"/>
-          <w:szCs w:val="26"/>
-        </w:rPr>
-        <w:t>Alle benodigde data is goed aftelezen/te bekijken</w:t>
-      </w:r>
-    </w:p>
-    <w:p>
-      <w:pPr>
-        <w:spacing w:line="276" w:lineRule="auto"/>
-        <w:rPr>
-          <w:sz w:val="26"/>
-          <w:szCs w:val="26"/>
-          <w:lang w:val="en-US"/>
-        </w:rPr>
-      </w:pPr>
-      <w:r>
-        <w:rPr>
-          <w:sz w:val="26"/>
-          <w:szCs w:val="26"/>
-          <w:lang w:val="en-US"/>
-        </w:rPr>
-        <w:t>Waarnemingen:</w:t>
-      </w:r>
-    </w:p>
-    <w:p>
-      <w:pPr>
-        <w:spacing w:line="276" w:lineRule="auto"/>
-        <w:rPr>
-          <w:sz w:val="26"/>
-          <w:szCs w:val="26"/>
-          <w:lang w:val="en-US"/>
-        </w:rPr>
-      </w:pPr>
-      <w:r>
-        <w:rPr>
-          <w:sz w:val="26"/>
-          <w:szCs w:val="26"/>
-          <w:lang w:val="en-US"/>
-        </w:rPr>
-        <w:t>// To-Do</w:t>
-      </w:r>
-    </w:p>
-    <w:p>
-      <w:pPr>
-        <w:spacing w:line="276" w:lineRule="auto"/>
-        <w:rPr>
-          <w:sz w:val="26"/>
-          <w:szCs w:val="26"/>
-          <w:lang w:val="en-US"/>
-        </w:rPr>
-      </w:pPr>
-      <w:r>
-        <w:rPr>
-          <w:sz w:val="26"/>
-          <w:szCs w:val="26"/>
-          <w:lang w:val="en-US"/>
+        <w:t>// TO-DO</w:t>
+      </w:r>
+    </w:p>
+    <w:p>
+      <w:pPr>
+        <w:spacing w:line="276" w:lineRule="auto"/>
+        <w:rPr>
+          <w:sz w:val="26"/>
+          <w:szCs w:val="26"/>
+        </w:rPr>
+      </w:pPr>
+      <w:r>
+        <w:rPr>
+          <w:sz w:val="26"/>
+          <w:szCs w:val="26"/>
         </w:rPr>
         <w:t>Conclusie:</w:t>
       </w:r>
     </w:p>
     <w:p>
       <w:pPr>
-        <w:rPr>
-          <w:lang w:val="en-US"/>
-        </w:rPr>
-      </w:pPr>
-      <w:r>
-        <w:rPr>
-          <w:lang w:val="en-US"/>
-        </w:rPr>
-        <w:t>//To-Do</w:t>
+        <w:spacing w:line="276" w:lineRule="auto"/>
+      </w:pPr>
+      <w:r>
+        <w:t>// TO-DO</w:t>
       </w:r>
     </w:p>
     <w:p>
@@ -1698,41 +1407,39 @@
           <w:color w:val="0F4761" w:themeColor="accent1" w:themeShade="BF"/>
           <w:sz w:val="32"/>
           <w:szCs w:val="32"/>
-          <w:lang w:val="en-US"/>
-        </w:rPr>
-      </w:pPr>
-      <w:r>
-        <w:rPr>
-          <w:lang w:val="en-US"/>
-        </w:rPr>
+        </w:rPr>
+      </w:pPr>
+      <w:r>
         <w:br w:type="page"/>
       </w:r>
     </w:p>
     <w:p>
       <w:pPr>
         <w:pStyle w:val="Kop2"/>
-      </w:pPr>
+        <w:spacing w:line="240" w:lineRule="auto"/>
+      </w:pPr>
+      <w:bookmarkStart w:id="3" w:name="_Toc217036591"/>
       <w:r>
         <w:lastRenderedPageBreak/>
         <w:t xml:space="preserve">Test </w:t>
       </w:r>
       <w:r>
-        <w:t>4:</w:t>
-      </w:r>
-      <w:r>
-        <w:t xml:space="preserve"> RQ</w:t>
-      </w:r>
-      <w:r>
-        <w:t>04</w:t>
-      </w:r>
-      <w:r>
-        <w:t>: Grafiek</w:t>
+        <w:t>3</w:t>
+      </w:r>
+      <w:r>
+        <w:t>: RQ0</w:t>
+      </w:r>
+      <w:r>
+        <w:t>3</w:t>
+      </w:r>
+      <w:r>
+        <w:t>: Afstand Detectie</w:t>
       </w:r>
       <w:bookmarkEnd w:id="3"/>
     </w:p>
     <w:p>
       <w:pPr>
-        <w:spacing w:line="276" w:lineRule="auto"/>
+        <w:spacing w:line="240" w:lineRule="auto"/>
         <w:rPr>
           <w:sz w:val="26"/>
           <w:szCs w:val="26"/>
@@ -1748,102 +1455,26 @@
     </w:p>
     <w:p>
       <w:pPr>
-        <w:spacing w:line="276" w:lineRule="auto"/>
-      </w:pPr>
-      <w:r>
-        <w:t xml:space="preserve">In deze test wordt er gekeken </w:t>
-      </w:r>
-      <w:r>
-        <w:t xml:space="preserve">naar of de GUI ook een duidelijk en werkend tabel heeft, waarin </w:t>
-      </w:r>
-      <w:r>
-        <w:t xml:space="preserve">de locatie’s van gedetecteerde objecten </w:t>
-      </w:r>
-      <w:r>
-        <w:t>worden laten zien, en elke .5 secondes wordt ge-update</w:t>
-      </w:r>
-      <w:r>
-        <w:t>.</w:t>
-      </w:r>
-    </w:p>
-    <w:p>
-      <w:pPr>
-        <w:spacing w:line="276" w:lineRule="auto"/>
-        <w:rPr>
-          <w:sz w:val="26"/>
-          <w:szCs w:val="26"/>
-        </w:rPr>
-      </w:pPr>
-      <w:r>
-        <w:rPr>
-          <w:sz w:val="26"/>
-          <w:szCs w:val="26"/>
-        </w:rPr>
-        <w:t>Test Opstelling:</w:t>
-      </w:r>
-    </w:p>
-    <w:p>
-      <w:pPr>
-        <w:spacing w:line="276" w:lineRule="auto"/>
-      </w:pPr>
-      <w:r>
-        <w:t xml:space="preserve">Voor deze test is er een </w:t>
-      </w:r>
-      <w:r>
-        <w:t>Raspberry PI nodig, met daarop code om een object te detecteren en weer te geven in een tabel</w:t>
-      </w:r>
-      <w:r>
-        <w:t>.</w:t>
-      </w:r>
-      <w:r>
-        <w:t xml:space="preserve"> </w:t>
-      </w:r>
-      <w:r>
-        <w:t>Er zijn ook camera’s nodig</w:t>
-      </w:r>
-    </w:p>
-    <w:p>
-      <w:pPr>
-        <w:spacing w:line="276" w:lineRule="auto"/>
-        <w:rPr>
-          <w:sz w:val="26"/>
-          <w:szCs w:val="26"/>
-        </w:rPr>
-      </w:pPr>
-      <w:r>
-        <w:rPr>
-          <w:sz w:val="26"/>
-          <w:szCs w:val="26"/>
-        </w:rPr>
-        <w:t>Uitvoering:</w:t>
-      </w:r>
-    </w:p>
-    <w:p>
-      <w:pPr>
-        <w:spacing w:line="276" w:lineRule="auto"/>
-      </w:pPr>
-    </w:p>
-    <w:p>
-      <w:pPr>
-        <w:spacing w:line="276" w:lineRule="auto"/>
-        <w:rPr>
-          <w:sz w:val="26"/>
-          <w:szCs w:val="26"/>
-        </w:rPr>
-      </w:pPr>
-      <w:r>
-        <w:rPr>
-          <w:sz w:val="26"/>
-          <w:szCs w:val="26"/>
-        </w:rPr>
-        <w:t>Verwac</w:t>
-      </w:r>
-      <w:r>
-        <w:rPr>
-          <w:sz w:val="26"/>
-          <w:szCs w:val="26"/>
-        </w:rPr>
-        <w:t>hte Resultaat</w:t>
+        <w:spacing w:line="240" w:lineRule="auto"/>
+      </w:pPr>
+      <w:r>
+        <w:t>In deze test gaat er gekeken worden of het systeem de afstand van een object tot de camera’s laten zien.</w:t>
+      </w:r>
+    </w:p>
+    <w:p>
+      <w:pPr>
+        <w:spacing w:line="240" w:lineRule="auto"/>
+        <w:rPr>
+          <w:sz w:val="26"/>
+          <w:szCs w:val="26"/>
+        </w:rPr>
+      </w:pPr>
+      <w:r>
+        <w:rPr>
+          <w:sz w:val="26"/>
+          <w:szCs w:val="26"/>
+        </w:rPr>
+        <w:t>Test Opstelling</w:t>
       </w:r>
       <w:r>
         <w:rPr>
@@ -1857,10 +1488,88 @@
       <w:pPr>
         <w:spacing w:line="276" w:lineRule="auto"/>
       </w:pPr>
-    </w:p>
-    <w:p>
-      <w:pPr>
-        <w:spacing w:line="276" w:lineRule="auto"/>
+      <w:r>
+        <w:t>Voor de benodigde componenten, zie in de Requirement Analyse de ‘Betrokken Componenten’ bij RQ03. Deze test wordt gedaan met een object dat op 1, 2 en 3 meter van de camera afgehouden wordt.</w:t>
+      </w:r>
+    </w:p>
+    <w:p>
+      <w:pPr>
+        <w:spacing w:line="240" w:lineRule="auto"/>
+        <w:rPr>
+          <w:sz w:val="26"/>
+          <w:szCs w:val="26"/>
+        </w:rPr>
+      </w:pPr>
+      <w:r>
+        <w:rPr>
+          <w:sz w:val="26"/>
+          <w:szCs w:val="26"/>
+        </w:rPr>
+        <w:t>Uitvoer:</w:t>
+      </w:r>
+    </w:p>
+    <w:p>
+      <w:pPr>
+        <w:spacing w:line="240" w:lineRule="auto"/>
+      </w:pPr>
+      <w:r>
+        <w:t>1. Verbind de camera’s/camera met de juiste kabels (USB voor Arducam, ribbon kabel voor Waveshare) en voorzie de Raspberry PI van stroom.</w:t>
+      </w:r>
+    </w:p>
+    <w:p>
+      <w:pPr>
+        <w:spacing w:line="240" w:lineRule="auto"/>
+      </w:pPr>
+      <w:r>
+        <w:t>2. Run via de Raspberry PI het code bestand ‘main.py’ door in de terminal onder pad ‘~/Project5-6/Opleverset_Project_5-6/Code’ ‘python main.py’ in te typen en op enter te drukken.</w:t>
+      </w:r>
+    </w:p>
+    <w:p>
+      <w:pPr>
+        <w:spacing w:line="240" w:lineRule="auto"/>
+      </w:pPr>
+      <w:r>
+        <w:t>3. Observeer of beide camera’s werken en of de camera’s de juiste dingen op het scherm laten zien.</w:t>
+      </w:r>
+    </w:p>
+    <w:p>
+      <w:pPr>
+        <w:spacing w:line="240" w:lineRule="auto"/>
+      </w:pPr>
+      <w:r>
+        <w:t>4. Hou een object op 1, 2 en 3 meter afstand en observeer op de monitor bij de 1, 2 en 3 meter of de afstand van de camera tot het object goed wordt weergegeven</w:t>
+      </w:r>
+    </w:p>
+    <w:p>
+      <w:pPr>
+        <w:spacing w:line="240" w:lineRule="auto"/>
+        <w:rPr>
+          <w:sz w:val="26"/>
+          <w:szCs w:val="26"/>
+        </w:rPr>
+      </w:pPr>
+      <w:r>
+        <w:rPr>
+          <w:sz w:val="26"/>
+          <w:szCs w:val="26"/>
+        </w:rPr>
+        <w:t>Verwachte resultaat</w:t>
+      </w:r>
+    </w:p>
+    <w:p>
+      <w:pPr>
+        <w:spacing w:line="240" w:lineRule="auto"/>
+      </w:pPr>
+      <w:r>
+        <w:t>De Raspberry PI</w:t>
+      </w:r>
+      <w:r>
+        <w:t xml:space="preserve"> zal de afstanden waarop het object van de camera’s staat juist weergegeven worden op het scherm.</w:t>
+      </w:r>
+    </w:p>
+    <w:p>
+      <w:pPr>
+        <w:spacing w:line="240" w:lineRule="auto"/>
         <w:rPr>
           <w:sz w:val="26"/>
           <w:szCs w:val="26"/>
@@ -1876,103 +1585,91 @@
     </w:p>
     <w:p>
       <w:pPr>
-        <w:spacing w:line="276" w:lineRule="auto"/>
-      </w:pPr>
-    </w:p>
-    <w:p>
-      <w:pPr>
-        <w:spacing w:line="276" w:lineRule="auto"/>
-        <w:rPr>
-          <w:sz w:val="26"/>
-          <w:szCs w:val="26"/>
-          <w:lang w:val="en-US"/>
-        </w:rPr>
-      </w:pPr>
-      <w:r>
-        <w:rPr>
-          <w:sz w:val="26"/>
-          <w:szCs w:val="26"/>
-          <w:lang w:val="en-US"/>
-        </w:rPr>
-        <w:t>Waarnemingen:</w:t>
-      </w:r>
-    </w:p>
-    <w:p>
-      <w:pPr>
-        <w:spacing w:line="276" w:lineRule="auto"/>
-        <w:rPr>
-          <w:lang w:val="en-US"/>
-        </w:rPr>
-      </w:pPr>
-      <w:r>
-        <w:rPr>
-          <w:lang w:val="en-US"/>
-        </w:rPr>
-        <w:t>//To-Do</w:t>
-      </w:r>
-    </w:p>
-    <w:p>
-      <w:pPr>
-        <w:spacing w:line="276" w:lineRule="auto"/>
-        <w:rPr>
-          <w:sz w:val="26"/>
-          <w:szCs w:val="26"/>
-          <w:lang w:val="en-US"/>
-        </w:rPr>
-      </w:pPr>
-      <w:r>
-        <w:rPr>
-          <w:sz w:val="26"/>
-          <w:szCs w:val="26"/>
-          <w:lang w:val="en-US"/>
+        <w:spacing w:line="240" w:lineRule="auto"/>
+      </w:pPr>
+      <w:r>
+        <w:t>De afstanden zijn juist weergegeven met een maximaal verschil tot de echte afstand van 0.1</w:t>
+      </w:r>
+      <w:r>
+        <w:t xml:space="preserve"> m</w:t>
+      </w:r>
+      <w:r>
+        <w:t>eter.</w:t>
+      </w:r>
+    </w:p>
+    <w:p>
+      <w:pPr>
+        <w:spacing w:line="240" w:lineRule="auto"/>
+        <w:rPr>
+          <w:sz w:val="26"/>
+          <w:szCs w:val="26"/>
+        </w:rPr>
+      </w:pPr>
+      <w:r>
+        <w:rPr>
+          <w:sz w:val="26"/>
+          <w:szCs w:val="26"/>
+        </w:rPr>
+        <w:t>Waarnemingen</w:t>
+      </w:r>
+      <w:r>
+        <w:rPr>
+          <w:sz w:val="26"/>
+          <w:szCs w:val="26"/>
+        </w:rPr>
+        <w:t>:</w:t>
+      </w:r>
+    </w:p>
+    <w:p>
+      <w:pPr>
+        <w:spacing w:line="240" w:lineRule="auto"/>
+      </w:pPr>
+      <w:r>
+        <w:t>//TO-DO</w:t>
+      </w:r>
+    </w:p>
+    <w:p>
+      <w:pPr>
+        <w:spacing w:line="240" w:lineRule="auto"/>
+        <w:rPr>
+          <w:sz w:val="26"/>
+          <w:szCs w:val="26"/>
+        </w:rPr>
+      </w:pPr>
+      <w:r>
+        <w:rPr>
+          <w:sz w:val="26"/>
+          <w:szCs w:val="26"/>
         </w:rPr>
         <w:t>Conclusie:</w:t>
       </w:r>
     </w:p>
     <w:p>
       <w:pPr>
-        <w:spacing w:line="276" w:lineRule="auto"/>
-        <w:rPr>
-          <w:lang w:val="en-US"/>
-        </w:rPr>
-      </w:pPr>
-      <w:r>
-        <w:rPr>
-          <w:lang w:val="en-US"/>
-        </w:rPr>
-        <w:t>//To-Do</w:t>
-      </w:r>
-    </w:p>
-    <w:p>
-      <w:pPr>
-        <w:rPr>
-          <w:lang w:val="en-US"/>
-        </w:rPr>
-      </w:pPr>
-      <w:r>
-        <w:rPr>
-          <w:lang w:val="en-US"/>
-        </w:rPr>
+        <w:spacing w:line="240" w:lineRule="auto"/>
+      </w:pPr>
+      <w:r>
+        <w:t>// TO-DO</w:t>
+      </w:r>
+      <w:r>
         <w:br w:type="page"/>
       </w:r>
     </w:p>
     <w:p>
       <w:pPr>
         <w:pStyle w:val="Kop2"/>
-      </w:pPr>
-      <w:bookmarkStart w:id="4" w:name="_Toc213836357"/>
+        <w:spacing w:line="276" w:lineRule="auto"/>
+      </w:pPr>
+      <w:bookmarkStart w:id="4" w:name="_Toc217036592"/>
       <w:r>
         <w:lastRenderedPageBreak/>
         <w:t xml:space="preserve">Test </w:t>
       </w:r>
       <w:r>
-        <w:t>5</w:t>
-      </w:r>
-      <w:r>
-        <w:t>: RQ05</w:t>
-      </w:r>
-      <w:r>
-        <w:t>: Camera-Overzicht</w:t>
+        <w:t>4</w:t>
+      </w:r>
+      <w:r>
+        <w:t>: RQ02: GUI</w:t>
       </w:r>
       <w:bookmarkEnd w:id="4"/>
     </w:p>
@@ -1991,34 +1688,22 @@
         </w:rPr>
         <w:t>Testdoel:</w:t>
       </w:r>
-    </w:p>
-    <w:p>
-      <w:pPr>
-        <w:spacing w:line="276" w:lineRule="auto"/>
-      </w:pPr>
-      <w:r>
-        <w:t>In deze test wordt er gekeken of</w:t>
-      </w:r>
-      <w:r>
-        <w:t xml:space="preserve"> er een live beeld kan worden genomen uit 1 (of beiden) van de camera’s met een vertraging van maximaal 2 seconde</w:t>
-      </w:r>
-      <w:r>
-        <w:t>n</w:t>
-      </w:r>
-    </w:p>
-    <w:p>
-      <w:pPr>
-        <w:spacing w:line="276" w:lineRule="auto"/>
-        <w:rPr>
-          <w:sz w:val="26"/>
-          <w:szCs w:val="26"/>
-        </w:rPr>
-      </w:pPr>
-      <w:r>
-        <w:rPr>
-          <w:sz w:val="26"/>
-          <w:szCs w:val="26"/>
-        </w:rPr>
+      <w:r>
+        <w:rPr>
+          <w:sz w:val="26"/>
+          <w:szCs w:val="26"/>
+        </w:rPr>
+        <w:br/>
+      </w:r>
+      <w:r>
+        <w:t>In deze test gaat er gekeken worden of er een GUI is met daarin duidelijke en overzichtelijke data. Die data bestaat uit een afstand vanaf de camera tot de Raspberry PI, een feed van de Camera’s en een indicatie van wat er gedetecteerd is.</w:t>
+      </w:r>
+      <w:r>
+        <w:rPr>
+          <w:sz w:val="26"/>
+          <w:szCs w:val="26"/>
+        </w:rPr>
+        <w:br/>
         <w:t>Test Opstelling:</w:t>
       </w:r>
     </w:p>
@@ -2030,7 +1715,7 @@
         <w:t>Voor de benodigde componenten, zie in de Requirement Analyse de ‘Betrokken Componenten’ bij RQ0</w:t>
       </w:r>
       <w:r>
-        <w:t>5</w:t>
+        <w:t>2</w:t>
       </w:r>
       <w:r>
         <w:t xml:space="preserve">. </w:t>
@@ -2049,13 +1734,16 @@
           <w:sz w:val="26"/>
           <w:szCs w:val="26"/>
         </w:rPr>
-        <w:t>Uitvoering:</w:t>
-      </w:r>
-    </w:p>
-    <w:p>
-      <w:pPr>
-        <w:spacing w:line="276" w:lineRule="auto"/>
-      </w:pPr>
+        <w:t>Uitvoer:</w:t>
+      </w:r>
+    </w:p>
+    <w:p>
+      <w:pPr>
+        <w:spacing w:line="276" w:lineRule="auto"/>
+      </w:pPr>
+      <w:r>
+        <w:t>// To-Do</w:t>
+      </w:r>
     </w:p>
     <w:p>
       <w:pPr>
@@ -2077,21 +1765,22 @@
       <w:pPr>
         <w:spacing w:line="276" w:lineRule="auto"/>
       </w:pPr>
-    </w:p>
-    <w:p>
-      <w:pPr>
-        <w:spacing w:line="276" w:lineRule="auto"/>
-        <w:rPr>
-          <w:sz w:val="26"/>
-          <w:szCs w:val="26"/>
-          <w:lang w:val="en-US"/>
-        </w:rPr>
-      </w:pPr>
-      <w:r>
-        <w:rPr>
-          <w:sz w:val="26"/>
-          <w:szCs w:val="26"/>
-          <w:lang w:val="en-US"/>
+      <w:r>
+        <w:t>De Raspberry PI zal de benodigde data goed laten zien.</w:t>
+      </w:r>
+    </w:p>
+    <w:p>
+      <w:pPr>
+        <w:spacing w:line="276" w:lineRule="auto"/>
+        <w:rPr>
+          <w:sz w:val="26"/>
+          <w:szCs w:val="26"/>
+        </w:rPr>
+      </w:pPr>
+      <w:r>
+        <w:rPr>
+          <w:sz w:val="26"/>
+          <w:szCs w:val="26"/>
         </w:rPr>
         <w:t>Acceptatie Criteria:</w:t>
       </w:r>
@@ -2099,25 +1788,23 @@
     <w:p>
       <w:pPr>
         <w:spacing w:line="276" w:lineRule="auto"/>
-        <w:rPr>
-          <w:lang w:val="en-US"/>
-        </w:rPr>
-      </w:pPr>
-    </w:p>
-    <w:p>
-      <w:pPr>
-        <w:spacing w:line="276" w:lineRule="auto"/>
-        <w:rPr>
-          <w:sz w:val="26"/>
-          <w:szCs w:val="26"/>
-          <w:lang w:val="en-US"/>
-        </w:rPr>
-      </w:pPr>
-      <w:r>
-        <w:rPr>
-          <w:sz w:val="26"/>
-          <w:szCs w:val="26"/>
-          <w:lang w:val="en-US"/>
+      </w:pPr>
+      <w:r>
+        <w:t>Alle benodigde data is goed aftelezen/te bekijken</w:t>
+      </w:r>
+    </w:p>
+    <w:p>
+      <w:pPr>
+        <w:spacing w:line="276" w:lineRule="auto"/>
+        <w:rPr>
+          <w:sz w:val="26"/>
+          <w:szCs w:val="26"/>
+        </w:rPr>
+      </w:pPr>
+      <w:r>
+        <w:rPr>
+          <w:sz w:val="26"/>
+          <w:szCs w:val="26"/>
         </w:rPr>
         <w:t>Waarnemingen:</w:t>
       </w:r>
@@ -2125,46 +1812,29 @@
     <w:p>
       <w:pPr>
         <w:spacing w:line="276" w:lineRule="auto"/>
-        <w:rPr>
-          <w:lang w:val="en-US"/>
-        </w:rPr>
-      </w:pPr>
-      <w:r>
-        <w:rPr>
-          <w:lang w:val="en-US"/>
-        </w:rPr>
-        <w:t>//To-Do</w:t>
-      </w:r>
-    </w:p>
-    <w:p>
-      <w:pPr>
-        <w:spacing w:line="276" w:lineRule="auto"/>
-        <w:rPr>
-          <w:sz w:val="26"/>
-          <w:szCs w:val="26"/>
-          <w:lang w:val="en-US"/>
-        </w:rPr>
-      </w:pPr>
-      <w:r>
-        <w:rPr>
-          <w:sz w:val="26"/>
-          <w:szCs w:val="26"/>
-          <w:lang w:val="en-US"/>
+      </w:pPr>
+      <w:r>
+        <w:t>// To-Do</w:t>
+      </w:r>
+    </w:p>
+    <w:p>
+      <w:pPr>
+        <w:spacing w:line="276" w:lineRule="auto"/>
+        <w:rPr>
+          <w:sz w:val="26"/>
+          <w:szCs w:val="26"/>
+        </w:rPr>
+      </w:pPr>
+      <w:r>
+        <w:rPr>
+          <w:sz w:val="26"/>
+          <w:szCs w:val="26"/>
         </w:rPr>
         <w:t>Conclusie:</w:t>
       </w:r>
     </w:p>
     <w:p>
-      <w:pPr>
-        <w:spacing w:line="276" w:lineRule="auto"/>
-        <w:rPr>
-          <w:lang w:val="en-US"/>
-        </w:rPr>
-      </w:pPr>
-      <w:r>
-        <w:rPr>
-          <w:lang w:val="en-US"/>
-        </w:rPr>
+      <w:r>
         <w:t>//To-Do</w:t>
       </w:r>
     </w:p>
@@ -2189,12 +1859,291 @@
       <w:pPr>
         <w:pStyle w:val="Kop2"/>
       </w:pPr>
-      <w:bookmarkStart w:id="5" w:name="_Toc213836359"/>
+      <w:bookmarkStart w:id="5" w:name="_Toc217036593"/>
+      <w:r>
+        <w:lastRenderedPageBreak/>
+        <w:t xml:space="preserve">Test </w:t>
+      </w:r>
+      <w:r>
+        <w:t>5</w:t>
+      </w:r>
+      <w:r>
+        <w:t>:</w:t>
+      </w:r>
+      <w:r>
+        <w:t xml:space="preserve"> RQ</w:t>
+      </w:r>
+      <w:r>
+        <w:t>04</w:t>
+      </w:r>
+      <w:r>
+        <w:t>: Grafiek</w:t>
+      </w:r>
+      <w:bookmarkEnd w:id="5"/>
+    </w:p>
+    <w:p>
+      <w:pPr>
+        <w:spacing w:line="276" w:lineRule="auto"/>
+        <w:rPr>
+          <w:sz w:val="26"/>
+          <w:szCs w:val="26"/>
+        </w:rPr>
+      </w:pPr>
+      <w:r>
+        <w:rPr>
+          <w:sz w:val="26"/>
+          <w:szCs w:val="26"/>
+        </w:rPr>
+        <w:t>Testdoel:</w:t>
+      </w:r>
+    </w:p>
+    <w:p>
+      <w:pPr>
+        <w:spacing w:line="276" w:lineRule="auto"/>
+      </w:pPr>
+      <w:r>
+        <w:t xml:space="preserve">In deze test wordt er gekeken </w:t>
+      </w:r>
+      <w:r>
+        <w:t xml:space="preserve">naar of de GUI ook een duidelijk en werkend tabel heeft, waarin </w:t>
+      </w:r>
+      <w:r>
+        <w:t xml:space="preserve">de locaties van </w:t>
+      </w:r>
+      <w:r>
+        <w:t>een gedetecteerd object</w:t>
+      </w:r>
+      <w:r>
+        <w:t xml:space="preserve"> </w:t>
+      </w:r>
+      <w:r>
+        <w:t>word</w:t>
+      </w:r>
+      <w:r>
+        <w:t>t</w:t>
+      </w:r>
+      <w:r>
+        <w:t xml:space="preserve"> laten zien, en elke .5 secondes wordt ge-update</w:t>
+      </w:r>
+      <w:r>
+        <w:t>.</w:t>
+      </w:r>
+    </w:p>
+    <w:p>
+      <w:pPr>
+        <w:spacing w:line="276" w:lineRule="auto"/>
+        <w:rPr>
+          <w:sz w:val="26"/>
+          <w:szCs w:val="26"/>
+        </w:rPr>
+      </w:pPr>
+      <w:r>
+        <w:rPr>
+          <w:sz w:val="26"/>
+          <w:szCs w:val="26"/>
+        </w:rPr>
+        <w:t>Test Opstelling:</w:t>
+      </w:r>
+    </w:p>
+    <w:p>
+      <w:pPr>
+        <w:spacing w:line="276" w:lineRule="auto"/>
+      </w:pPr>
+      <w:r>
+        <w:t xml:space="preserve">Voor deze test is er een </w:t>
+      </w:r>
+      <w:r>
+        <w:t>Raspberry PI nodig, met daarop code om een object te detecteren en weer te geven in een tabel</w:t>
+      </w:r>
+      <w:r>
+        <w:t>.</w:t>
+      </w:r>
+      <w:r>
+        <w:t xml:space="preserve"> </w:t>
+      </w:r>
+      <w:r>
+        <w:t>Er zijn ook camera’s nodig</w:t>
+      </w:r>
+    </w:p>
+    <w:p>
+      <w:pPr>
+        <w:spacing w:line="276" w:lineRule="auto"/>
+        <w:rPr>
+          <w:sz w:val="26"/>
+          <w:szCs w:val="26"/>
+        </w:rPr>
+      </w:pPr>
+      <w:r>
+        <w:rPr>
+          <w:sz w:val="26"/>
+          <w:szCs w:val="26"/>
+        </w:rPr>
+        <w:t>Uitvoering:</w:t>
+      </w:r>
+    </w:p>
+    <w:p>
+      <w:pPr>
+        <w:spacing w:line="276" w:lineRule="auto"/>
+      </w:pPr>
+      <w:r>
+        <w:t>--</w:t>
+      </w:r>
+    </w:p>
+    <w:p>
+      <w:pPr>
+        <w:spacing w:line="276" w:lineRule="auto"/>
+        <w:rPr>
+          <w:sz w:val="26"/>
+          <w:szCs w:val="26"/>
+        </w:rPr>
+      </w:pPr>
+      <w:r>
+        <w:rPr>
+          <w:sz w:val="26"/>
+          <w:szCs w:val="26"/>
+        </w:rPr>
+        <w:t>Verwac</w:t>
+      </w:r>
+      <w:r>
+        <w:rPr>
+          <w:sz w:val="26"/>
+          <w:szCs w:val="26"/>
+        </w:rPr>
+        <w:t>hte Resultaat</w:t>
+      </w:r>
+      <w:r>
+        <w:rPr>
+          <w:sz w:val="26"/>
+          <w:szCs w:val="26"/>
+        </w:rPr>
+        <w:t>:</w:t>
+      </w:r>
+    </w:p>
+    <w:p>
+      <w:pPr>
+        <w:spacing w:line="276" w:lineRule="auto"/>
+      </w:pPr>
+      <w:r>
+        <w:t xml:space="preserve">De grafiek zal de locatie van </w:t>
+      </w:r>
+      <w:r>
+        <w:t>het gedetecteerde object</w:t>
+      </w:r>
+      <w:r>
+        <w:t>.</w:t>
+      </w:r>
+    </w:p>
+    <w:p>
+      <w:pPr>
+        <w:spacing w:line="276" w:lineRule="auto"/>
+        <w:rPr>
+          <w:sz w:val="26"/>
+          <w:szCs w:val="26"/>
+        </w:rPr>
+      </w:pPr>
+      <w:r>
+        <w:rPr>
+          <w:sz w:val="26"/>
+          <w:szCs w:val="26"/>
+        </w:rPr>
+        <w:t>Acceptatie Criteria:</w:t>
+      </w:r>
+    </w:p>
+    <w:p>
+      <w:pPr>
+        <w:spacing w:line="276" w:lineRule="auto"/>
+      </w:pPr>
+      <w:r>
+        <w:t>De grafiek heeft de locatie van het gedetecteerde object laten zien.</w:t>
+      </w:r>
+    </w:p>
+    <w:p>
+      <w:pPr>
+        <w:spacing w:line="276" w:lineRule="auto"/>
+        <w:rPr>
+          <w:sz w:val="26"/>
+          <w:szCs w:val="26"/>
+          <w:lang w:val="en-US"/>
+        </w:rPr>
+      </w:pPr>
+      <w:r>
+        <w:rPr>
+          <w:sz w:val="26"/>
+          <w:szCs w:val="26"/>
+          <w:lang w:val="en-US"/>
+        </w:rPr>
+        <w:t>Waarnemingen:</w:t>
+      </w:r>
+    </w:p>
+    <w:p>
+      <w:pPr>
+        <w:spacing w:line="276" w:lineRule="auto"/>
+        <w:rPr>
+          <w:lang w:val="en-US"/>
+        </w:rPr>
+      </w:pPr>
+      <w:r>
+        <w:rPr>
+          <w:lang w:val="en-US"/>
+        </w:rPr>
+        <w:t>//To-Do</w:t>
+      </w:r>
+    </w:p>
+    <w:p>
+      <w:pPr>
+        <w:spacing w:line="276" w:lineRule="auto"/>
+        <w:rPr>
+          <w:sz w:val="26"/>
+          <w:szCs w:val="26"/>
+          <w:lang w:val="en-US"/>
+        </w:rPr>
+      </w:pPr>
+      <w:r>
+        <w:rPr>
+          <w:sz w:val="26"/>
+          <w:szCs w:val="26"/>
+          <w:lang w:val="en-US"/>
+        </w:rPr>
+        <w:t>Conclusie:</w:t>
+      </w:r>
+    </w:p>
+    <w:p>
+      <w:pPr>
+        <w:spacing w:line="276" w:lineRule="auto"/>
+        <w:rPr>
+          <w:lang w:val="en-US"/>
+        </w:rPr>
+      </w:pPr>
+      <w:r>
+        <w:rPr>
+          <w:lang w:val="en-US"/>
+        </w:rPr>
+        <w:t>//To-Do</w:t>
+      </w:r>
+    </w:p>
+    <w:p>
+      <w:pPr>
+        <w:rPr>
+          <w:lang w:val="en-US"/>
+        </w:rPr>
+      </w:pPr>
+      <w:r>
+        <w:rPr>
+          <w:lang w:val="en-US"/>
+        </w:rPr>
+        <w:br w:type="page"/>
+      </w:r>
+    </w:p>
+    <w:p>
+      <w:pPr>
+        <w:pStyle w:val="Kop2"/>
+      </w:pPr>
+      <w:bookmarkStart w:id="6" w:name="_Toc217036594"/>
       <w:r>
         <w:lastRenderedPageBreak/>
         <w:t>Changelog</w:t>
       </w:r>
-      <w:bookmarkEnd w:id="5"/>
+      <w:bookmarkEnd w:id="6"/>
     </w:p>
     <w:tbl>
       <w:tblPr>
@@ -2391,14 +2340,28 @@
                 <w:sz w:val="26"/>
                 <w:szCs w:val="26"/>
               </w:rPr>
-              <w:t>, 5 en 6</w:t>
+              <w:t xml:space="preserve"> en</w:t>
             </w:r>
             <w:r>
               <w:rPr>
                 <w:sz w:val="26"/>
                 <w:szCs w:val="26"/>
               </w:rPr>
-              <w:t xml:space="preserve"> aangemaakt</w:t>
+              <w:t xml:space="preserve"> 5</w:t>
+            </w:r>
+            <w:r>
+              <w:rPr>
+                <w:sz w:val="26"/>
+                <w:szCs w:val="26"/>
+              </w:rPr>
+              <w:t xml:space="preserve"> </w:t>
+            </w:r>
+            <w:r>
+              <w:rPr>
+                <w:sz w:val="26"/>
+                <w:szCs w:val="26"/>
+              </w:rPr>
+              <w:t>aangemaakt</w:t>
             </w:r>
           </w:p>
         </w:tc>
@@ -2510,6 +2473,14 @@
                 <w:lang w:val="en-US"/>
               </w:rPr>
             </w:pPr>
+            <w:r>
+              <w:rPr>
+                <w:sz w:val="26"/>
+                <w:szCs w:val="26"/>
+                <w:lang w:val="en-US"/>
+              </w:rPr>
+              <w:t>1.3</w:t>
+            </w:r>
           </w:p>
         </w:tc>
         <w:tc>
@@ -2521,9 +2492,22 @@
               <w:rPr>
                 <w:sz w:val="26"/>
                 <w:szCs w:val="26"/>
-                <w:lang w:val="en-US"/>
               </w:rPr>
             </w:pPr>
+            <w:r>
+              <w:rPr>
+                <w:sz w:val="26"/>
+                <w:szCs w:val="26"/>
+              </w:rPr>
+              <w:t>Verwachte Resultaat en Acceptatie C</w:t>
+            </w:r>
+            <w:r>
+              <w:rPr>
+                <w:sz w:val="26"/>
+                <w:szCs w:val="26"/>
+              </w:rPr>
+              <w:t>riteria toegevoegd</w:t>
+            </w:r>
           </w:p>
         </w:tc>
         <w:tc>
@@ -2535,9 +2519,15 @@
               <w:rPr>
                 <w:sz w:val="26"/>
                 <w:szCs w:val="26"/>
-                <w:lang w:val="en-US"/>
               </w:rPr>
             </w:pPr>
+            <w:r>
+              <w:rPr>
+                <w:sz w:val="26"/>
+                <w:szCs w:val="26"/>
+              </w:rPr>
+              <w:t>19-12-2025</w:t>
+            </w:r>
           </w:p>
         </w:tc>
       </w:tr>
@@ -2551,7 +2541,6 @@
               <w:rPr>
                 <w:sz w:val="26"/>
                 <w:szCs w:val="26"/>
-                <w:lang w:val="en-US"/>
               </w:rPr>
             </w:pPr>
           </w:p>
@@ -2565,7 +2554,6 @@
               <w:rPr>
                 <w:sz w:val="26"/>
                 <w:szCs w:val="26"/>
-                <w:lang w:val="en-US"/>
               </w:rPr>
             </w:pPr>
           </w:p>
@@ -2579,7 +2567,6 @@
               <w:rPr>
                 <w:sz w:val="26"/>
                 <w:szCs w:val="26"/>
-                <w:lang w:val="en-US"/>
               </w:rPr>
             </w:pPr>
           </w:p>
@@ -2591,43 +2578,38 @@
         <w:rPr>
           <w:sz w:val="26"/>
           <w:szCs w:val="26"/>
-          <w:lang w:val="en-US"/>
-        </w:rPr>
-      </w:pPr>
-    </w:p>
-    <w:p>
-      <w:pPr>
-        <w:rPr>
-          <w:sz w:val="26"/>
-          <w:szCs w:val="26"/>
-          <w:lang w:val="en-US"/>
-        </w:rPr>
-      </w:pPr>
-    </w:p>
-    <w:p>
-      <w:pPr>
-        <w:rPr>
-          <w:sz w:val="26"/>
-          <w:szCs w:val="26"/>
-          <w:lang w:val="en-US"/>
-        </w:rPr>
-      </w:pPr>
-    </w:p>
-    <w:p>
-      <w:pPr>
-        <w:rPr>
-          <w:sz w:val="26"/>
-          <w:szCs w:val="26"/>
-          <w:lang w:val="en-US"/>
-        </w:rPr>
-      </w:pPr>
-    </w:p>
-    <w:p>
-      <w:pPr>
-        <w:rPr>
-          <w:sz w:val="26"/>
-          <w:szCs w:val="26"/>
-          <w:lang w:val="en-US"/>
+        </w:rPr>
+      </w:pPr>
+    </w:p>
+    <w:p>
+      <w:pPr>
+        <w:rPr>
+          <w:sz w:val="26"/>
+          <w:szCs w:val="26"/>
+        </w:rPr>
+      </w:pPr>
+    </w:p>
+    <w:p>
+      <w:pPr>
+        <w:rPr>
+          <w:sz w:val="26"/>
+          <w:szCs w:val="26"/>
+        </w:rPr>
+      </w:pPr>
+    </w:p>
+    <w:p>
+      <w:pPr>
+        <w:rPr>
+          <w:sz w:val="26"/>
+          <w:szCs w:val="26"/>
+        </w:rPr>
+      </w:pPr>
+    </w:p>
+    <w:p>
+      <w:pPr>
+        <w:rPr>
+          <w:sz w:val="26"/>
+          <w:szCs w:val="26"/>
         </w:rPr>
       </w:pPr>
     </w:p>
@@ -2639,6 +2621,103 @@
     </w:sectPr>
   </w:body>
 </w:document>
+</file>
+
+<file path=word/numbering.xml><?xml version="1.0" encoding="utf-8"?>
+<w:numbering xmlns:wpc="http://schemas.microsoft.com/office/word/2010/wordprocessingCanvas" xmlns:cx="http://schemas.microsoft.com/office/drawing/2014/chartex" xmlns:cx1="http://schemas.microsoft.com/office/drawing/2015/9/8/chartex" xmlns:cx2="http://schemas.microsoft.com/office/drawing/2015/10/21/chartex" xmlns:cx3="http://schemas.microsoft.com/office/drawing/2016/5/9/chartex" xmlns:cx4="http://schemas.microsoft.com/office/drawing/2016/5/10/chartex" xmlns:cx5="http://schemas.microsoft.com/office/drawing/2016/5/11/chartex" xmlns:cx6="http://schemas.microsoft.com/office/drawing/2016/5/12/chartex" xmlns:cx7="http://schemas.microsoft.com/office/drawing/2016/5/13/chartex" xmlns:cx8="http://schemas.microsoft.com/office/drawing/2016/5/14/chartex" xmlns:mc="http://schemas.openxmlformats.org/markup-compatibility/2006" xmlns:aink="http://schemas.microsoft.com/office/drawing/2016/ink" xmlns:am3d="http://schemas.microsoft.com/office/drawing/2017/model3d" xmlns:o="urn:schemas-microsoft-com:office:office" xmlns:oel="http://schemas.microsoft.com/office/2019/extlst" xmlns:r="http://schemas.openxmlformats.org/officeDocument/2006/relationships" xmlns:m="http://schemas.openxmlformats.org/officeDocument/2006/math" xmlns:v="urn:schemas-microsoft-com:vml" xmlns:wp14="http://schemas.microsoft.com/office/word/2010/wordprocessingDrawing" xmlns:wp="http://schemas.openxmlformats.org/drawingml/2006/wordprocessingDrawing" xmlns:w10="urn:schemas-microsoft-com:office:word" xmlns:w="http://schemas.openxmlformats.org/wordprocessingml/2006/main" xmlns:w14="http://schemas.microsoft.com/office/word/2010/wordml" xmlns:w15="http://schemas.microsoft.com/office/word/2012/wordml" xmlns:w16cex="http://schemas.microsoft.com/office/word/2018/wordml/cex" xmlns:w16cid="http://schemas.microsoft.com/office/word/2016/wordml/cid" xmlns:w16="http://schemas.microsoft.com/office/word/2018/wordml" xmlns:w16du="http://schemas.microsoft.com/office/word/2023/wordml/word16du" xmlns:w16sdtdh="http://schemas.microsoft.com/office/word/2020/wordml/sdtdatahash" xmlns:w16sdtfl="http://schemas.microsoft.com/office/word/2024/wordml/sdtformatlock" xmlns:w16se="http://schemas.microsoft.com/office/word/2015/wordml/symex" xmlns:wpg="http://schemas.microsoft.com/office/word/2010/wordprocessingGroup" xmlns:wpi="http://schemas.microsoft.com/office/word/2010/wordprocessingInk" xmlns:wne="http://schemas.microsoft.com/office/word/2006/wordml" xmlns:wps="http://schemas.microsoft.com/office/word/2010/wordprocessingShape" mc:Ignorable="w14 w15 w16se w16cid w16 w16cex w16sdtdh w16sdtfl w16du wp14">
+  <w:abstractNum w:abstractNumId="0" w15:restartNumberingAfterBreak="0">
+    <w:nsid w:val="08D03769"/>
+    <w:multiLevelType w:val="hybridMultilevel"/>
+    <w:tmpl w:val="338E3CE2"/>
+    <w:lvl w:ilvl="0" w:tplc="0413000F">
+      <w:start w:val="1"/>
+      <w:numFmt w:val="decimal"/>
+      <w:lvlText w:val="%1."/>
+      <w:lvlJc w:val="left"/>
+      <w:pPr>
+        <w:ind w:left="720" w:hanging="360"/>
+      </w:pPr>
+      <w:rPr>
+        <w:rFonts w:hint="default"/>
+      </w:rPr>
+    </w:lvl>
+    <w:lvl w:ilvl="1" w:tplc="04130019" w:tentative="1">
+      <w:start w:val="1"/>
+      <w:numFmt w:val="lowerLetter"/>
+      <w:lvlText w:val="%2."/>
+      <w:lvlJc w:val="left"/>
+      <w:pPr>
+        <w:ind w:left="1440" w:hanging="360"/>
+      </w:pPr>
+    </w:lvl>
+    <w:lvl w:ilvl="2" w:tplc="0413001B" w:tentative="1">
+      <w:start w:val="1"/>
+      <w:numFmt w:val="lowerRoman"/>
+      <w:lvlText w:val="%3."/>
+      <w:lvlJc w:val="right"/>
+      <w:pPr>
+        <w:ind w:left="2160" w:hanging="180"/>
+      </w:pPr>
+    </w:lvl>
+    <w:lvl w:ilvl="3" w:tplc="0413000F" w:tentative="1">
+      <w:start w:val="1"/>
+      <w:numFmt w:val="decimal"/>
+      <w:lvlText w:val="%4."/>
+      <w:lvlJc w:val="left"/>
+      <w:pPr>
+        <w:ind w:left="2880" w:hanging="360"/>
+      </w:pPr>
+    </w:lvl>
+    <w:lvl w:ilvl="4" w:tplc="04130019" w:tentative="1">
+      <w:start w:val="1"/>
+      <w:numFmt w:val="lowerLetter"/>
+      <w:lvlText w:val="%5."/>
+      <w:lvlJc w:val="left"/>
+      <w:pPr>
+        <w:ind w:left="3600" w:hanging="360"/>
+      </w:pPr>
+    </w:lvl>
+    <w:lvl w:ilvl="5" w:tplc="0413001B" w:tentative="1">
+      <w:start w:val="1"/>
+      <w:numFmt w:val="lowerRoman"/>
+      <w:lvlText w:val="%6."/>
+      <w:lvlJc w:val="right"/>
+      <w:pPr>
+        <w:ind w:left="4320" w:hanging="180"/>
+      </w:pPr>
+    </w:lvl>
+    <w:lvl w:ilvl="6" w:tplc="0413000F" w:tentative="1">
+      <w:start w:val="1"/>
+      <w:numFmt w:val="decimal"/>
+      <w:lvlText w:val="%7."/>
+      <w:lvlJc w:val="left"/>
+      <w:pPr>
+        <w:ind w:left="5040" w:hanging="360"/>
+      </w:pPr>
+    </w:lvl>
+    <w:lvl w:ilvl="7" w:tplc="04130019" w:tentative="1">
+      <w:start w:val="1"/>
+      <w:numFmt w:val="lowerLetter"/>
+      <w:lvlText w:val="%8."/>
+      <w:lvlJc w:val="left"/>
+      <w:pPr>
+        <w:ind w:left="5760" w:hanging="360"/>
+      </w:pPr>
+    </w:lvl>
+    <w:lvl w:ilvl="8" w:tplc="0413001B" w:tentative="1">
+      <w:start w:val="1"/>
+      <w:numFmt w:val="lowerRoman"/>
+      <w:lvlText w:val="%9."/>
+      <w:lvlJc w:val="right"/>
+      <w:pPr>
+        <w:ind w:left="6480" w:hanging="180"/>
+      </w:pPr>
+    </w:lvl>
+  </w:abstractNum>
+  <w:num w:numId="1" w16cid:durableId="1055278695">
+    <w:abstractNumId w:val="0"/>
+  </w:num>
+</w:numbering>
 </file>
 
 <file path=word/styles.xml><?xml version="1.0" encoding="utf-8"?>

--- a/Opleverset_Project_5-6/Verslagen/Testrapport.docx
+++ b/Opleverset_Project_5-6/Verslagen/Testrapport.docx
@@ -11,6 +11,7 @@
           <w:lang w:val="en-US"/>
         </w:rPr>
       </w:pPr>
+      <w:proofErr w:type="spellStart"/>
       <w:r>
         <w:rPr>
           <w:sz w:val="36"/>
@@ -19,6 +20,7 @@
         </w:rPr>
         <w:t>Testrapport</w:t>
       </w:r>
+      <w:proofErr w:type="spellEnd"/>
     </w:p>
     <w:p>
       <w:pPr>
@@ -220,8 +222,16 @@
         <w:rPr>
           <w:lang w:val="en-US"/>
         </w:rPr>
-        <w:t>Dennis Zejnilovic</w:t>
-      </w:r>
+        <w:t xml:space="preserve">Dennis </w:t>
+      </w:r>
+      <w:proofErr w:type="spellStart"/>
+      <w:r>
+        <w:rPr>
+          <w:lang w:val="en-US"/>
+        </w:rPr>
+        <w:t>Zejnilovic</w:t>
+      </w:r>
+      <w:proofErr w:type="spellEnd"/>
       <w:r>
         <w:rPr>
           <w:lang w:val="en-US"/>
@@ -240,7 +250,21 @@
         <w:rPr>
           <w:lang w:val="en-US"/>
         </w:rPr>
-        <w:t xml:space="preserve">Ali Haimed </w:t>
+        <w:t xml:space="preserve">Ali </w:t>
+      </w:r>
+      <w:proofErr w:type="spellStart"/>
+      <w:r>
+        <w:rPr>
+          <w:lang w:val="en-US"/>
+        </w:rPr>
+        <w:t>Haimed</w:t>
+      </w:r>
+      <w:proofErr w:type="spellEnd"/>
+      <w:r>
+        <w:rPr>
+          <w:lang w:val="en-US"/>
+        </w:rPr>
+        <w:t xml:space="preserve"> </w:t>
       </w:r>
       <w:r>
         <w:rPr>
@@ -297,7 +321,7 @@
       <w:pPr>
         <w:pStyle w:val="Kop2"/>
       </w:pPr>
-      <w:bookmarkStart w:id="0" w:name="_Toc217036588"/>
+      <w:bookmarkStart w:id="0" w:name="_Toc218851698"/>
       <w:r>
         <w:lastRenderedPageBreak/>
         <w:t>Inhoudsopgave</w:t>
@@ -351,7 +375,7 @@
           <w:r>
             <w:fldChar w:fldCharType="separate"/>
           </w:r>
-          <w:hyperlink w:anchor="_Toc217036588" w:history="1">
+          <w:hyperlink w:anchor="_Toc218851698" w:history="1">
             <w:r>
               <w:rPr>
                 <w:rStyle w:val="Hyperlink"/>
@@ -378,7 +402,7 @@
                 <w:noProof/>
                 <w:webHidden/>
               </w:rPr>
-              <w:instrText xml:space="preserve"> PAGEREF _Toc217036588 \h </w:instrText>
+              <w:instrText xml:space="preserve"> PAGEREF _Toc218851698 \h </w:instrText>
             </w:r>
             <w:r>
               <w:rPr>
@@ -419,7 +443,7 @@
               <w:noProof/>
             </w:rPr>
           </w:pPr>
-          <w:hyperlink w:anchor="_Toc217036589" w:history="1">
+          <w:hyperlink w:anchor="_Toc218851699" w:history="1">
             <w:r>
               <w:rPr>
                 <w:rStyle w:val="Hyperlink"/>
@@ -446,7 +470,7 @@
                 <w:noProof/>
                 <w:webHidden/>
               </w:rPr>
-              <w:instrText xml:space="preserve"> PAGEREF _Toc217036589 \h </w:instrText>
+              <w:instrText xml:space="preserve"> PAGEREF _Toc218851699 \h </w:instrText>
             </w:r>
             <w:r>
               <w:rPr>
@@ -487,7 +511,7 @@
               <w:noProof/>
             </w:rPr>
           </w:pPr>
-          <w:hyperlink w:anchor="_Toc217036590" w:history="1">
+          <w:hyperlink w:anchor="_Toc218851700" w:history="1">
             <w:r>
               <w:rPr>
                 <w:rStyle w:val="Hyperlink"/>
@@ -514,7 +538,7 @@
                 <w:noProof/>
                 <w:webHidden/>
               </w:rPr>
-              <w:instrText xml:space="preserve"> PAGEREF _Toc217036590 \h </w:instrText>
+              <w:instrText xml:space="preserve"> PAGEREF _Toc218851700 \h </w:instrText>
             </w:r>
             <w:r>
               <w:rPr>
@@ -555,7 +579,7 @@
               <w:noProof/>
             </w:rPr>
           </w:pPr>
-          <w:hyperlink w:anchor="_Toc217036591" w:history="1">
+          <w:hyperlink w:anchor="_Toc218851701" w:history="1">
             <w:r>
               <w:rPr>
                 <w:rStyle w:val="Hyperlink"/>
@@ -582,7 +606,7 @@
                 <w:noProof/>
                 <w:webHidden/>
               </w:rPr>
-              <w:instrText xml:space="preserve"> PAGEREF _Toc217036591 \h </w:instrText>
+              <w:instrText xml:space="preserve"> PAGEREF _Toc218851701 \h </w:instrText>
             </w:r>
             <w:r>
               <w:rPr>
@@ -623,7 +647,7 @@
               <w:noProof/>
             </w:rPr>
           </w:pPr>
-          <w:hyperlink w:anchor="_Toc217036592" w:history="1">
+          <w:hyperlink w:anchor="_Toc218851702" w:history="1">
             <w:r>
               <w:rPr>
                 <w:rStyle w:val="Hyperlink"/>
@@ -650,7 +674,7 @@
                 <w:noProof/>
                 <w:webHidden/>
               </w:rPr>
-              <w:instrText xml:space="preserve"> PAGEREF _Toc217036592 \h </w:instrText>
+              <w:instrText xml:space="preserve"> PAGEREF _Toc218851702 \h </w:instrText>
             </w:r>
             <w:r>
               <w:rPr>
@@ -691,7 +715,7 @@
               <w:noProof/>
             </w:rPr>
           </w:pPr>
-          <w:hyperlink w:anchor="_Toc217036593" w:history="1">
+          <w:hyperlink w:anchor="_Toc218851703" w:history="1">
             <w:r>
               <w:rPr>
                 <w:rStyle w:val="Hyperlink"/>
@@ -718,7 +742,7 @@
                 <w:noProof/>
                 <w:webHidden/>
               </w:rPr>
-              <w:instrText xml:space="preserve"> PAGEREF _Toc217036593 \h </w:instrText>
+              <w:instrText xml:space="preserve"> PAGEREF _Toc218851703 \h </w:instrText>
             </w:r>
             <w:r>
               <w:rPr>
@@ -759,7 +783,7 @@
               <w:noProof/>
             </w:rPr>
           </w:pPr>
-          <w:hyperlink w:anchor="_Toc217036594" w:history="1">
+          <w:hyperlink w:anchor="_Toc218851704" w:history="1">
             <w:r>
               <w:rPr>
                 <w:rStyle w:val="Hyperlink"/>
@@ -786,7 +810,7 @@
                 <w:noProof/>
                 <w:webHidden/>
               </w:rPr>
-              <w:instrText xml:space="preserve"> PAGEREF _Toc217036594 \h </w:instrText>
+              <w:instrText xml:space="preserve"> PAGEREF _Toc218851704 \h </w:instrText>
             </w:r>
             <w:r>
               <w:rPr>
@@ -837,16 +861,10 @@
       <w:pPr>
         <w:pStyle w:val="Kop2"/>
       </w:pPr>
-      <w:bookmarkStart w:id="1" w:name="_Toc217036589"/>
+      <w:bookmarkStart w:id="1" w:name="_Toc218851699"/>
       <w:r>
         <w:lastRenderedPageBreak/>
-        <w:t xml:space="preserve">Test </w:t>
-      </w:r>
-      <w:r>
-        <w:t>1</w:t>
-      </w:r>
-      <w:r>
-        <w:t>: RQ05: Camera-Overzicht</w:t>
+        <w:t>Test 1: RQ05: Camera-Overzicht</w:t>
       </w:r>
       <w:bookmarkEnd w:id="1"/>
     </w:p>
@@ -895,7 +913,15 @@
         <w:spacing w:line="276" w:lineRule="auto"/>
       </w:pPr>
       <w:r>
-        <w:t xml:space="preserve">Voor de benodigde componenten, zie in de Requirement Analyse de ‘Betrokken Componenten’ bij RQ05. </w:t>
+        <w:t xml:space="preserve">Voor de benodigde componenten, zie in de </w:t>
+      </w:r>
+      <w:proofErr w:type="spellStart"/>
+      <w:r>
+        <w:t>Requirement</w:t>
+      </w:r>
+      <w:proofErr w:type="spellEnd"/>
+      <w:r>
+        <w:t xml:space="preserve"> Analyse de ‘Betrokken Componenten’ bij RQ05. </w:t>
       </w:r>
     </w:p>
     <w:p>
@@ -919,15 +945,47 @@
         <w:spacing w:line="276" w:lineRule="auto"/>
       </w:pPr>
       <w:r>
-        <w:t>1. Verbind de camera’s/camera met de juiste kabels (USB voor Arducam, ribbon kabel voor Waveshare) en voorzie de Raspberry PI van stroom.</w:t>
-      </w:r>
-    </w:p>
-    <w:p>
-      <w:pPr>
-        <w:spacing w:line="276" w:lineRule="auto"/>
-      </w:pPr>
-      <w:r>
-        <w:t>2. Run via de Raspberry PI het code bestand ‘main.py’ door in de terminal onder pad ‘~/Project5-6/Opleverset_Project_5-6/Code’ ‘python main.py’ in te typen en op enter te drukken.</w:t>
+        <w:t xml:space="preserve">1. Verbind de camera’s/camera met de juiste kabels (USB voor </w:t>
+      </w:r>
+      <w:proofErr w:type="spellStart"/>
+      <w:r>
+        <w:t>Arducam</w:t>
+      </w:r>
+      <w:proofErr w:type="spellEnd"/>
+      <w:r>
+        <w:t xml:space="preserve">, </w:t>
+      </w:r>
+      <w:proofErr w:type="spellStart"/>
+      <w:r>
+        <w:t>ribbon</w:t>
+      </w:r>
+      <w:proofErr w:type="spellEnd"/>
+      <w:r>
+        <w:t xml:space="preserve"> kabel voor Waveshare) en voorzie de </w:t>
+      </w:r>
+      <w:proofErr w:type="spellStart"/>
+      <w:r>
+        <w:t>Raspberry</w:t>
+      </w:r>
+      <w:proofErr w:type="spellEnd"/>
+      <w:r>
+        <w:t xml:space="preserve"> PI van stroom.</w:t>
+      </w:r>
+    </w:p>
+    <w:p>
+      <w:pPr>
+        <w:spacing w:line="276" w:lineRule="auto"/>
+      </w:pPr>
+      <w:r>
+        <w:t xml:space="preserve">2. Run via de </w:t>
+      </w:r>
+      <w:proofErr w:type="spellStart"/>
+      <w:r>
+        <w:t>Raspberry</w:t>
+      </w:r>
+      <w:proofErr w:type="spellEnd"/>
+      <w:r>
+        <w:t xml:space="preserve"> PI het code bestand ‘main.py’ door in de terminal onder pad ‘~/Project5-6/Opleverset_Project_5-6/Code’ ‘python main.py’ in te typen en op enter te drukken.</w:t>
       </w:r>
     </w:p>
     <w:p>
@@ -946,7 +1004,15 @@
         <w:spacing w:line="276" w:lineRule="auto"/>
       </w:pPr>
       <w:r>
-        <w:t>4. Observeer de latency.</w:t>
+        <w:t xml:space="preserve">4. Observeer de </w:t>
+      </w:r>
+      <w:proofErr w:type="spellStart"/>
+      <w:r>
+        <w:t>latency</w:t>
+      </w:r>
+      <w:proofErr w:type="spellEnd"/>
+      <w:r>
+        <w:t>.</w:t>
       </w:r>
     </w:p>
     <w:p>
@@ -1042,13 +1108,23 @@
           <w:lang w:val="en-US"/>
         </w:rPr>
       </w:pPr>
-      <w:r>
-        <w:rPr>
-          <w:sz w:val="26"/>
-          <w:szCs w:val="26"/>
-          <w:lang w:val="en-US"/>
-        </w:rPr>
-        <w:t>Waarnemingen:</w:t>
+      <w:proofErr w:type="spellStart"/>
+      <w:r>
+        <w:rPr>
+          <w:sz w:val="26"/>
+          <w:szCs w:val="26"/>
+          <w:lang w:val="en-US"/>
+        </w:rPr>
+        <w:t>Waarnemingen</w:t>
+      </w:r>
+      <w:proofErr w:type="spellEnd"/>
+      <w:r>
+        <w:rPr>
+          <w:sz w:val="26"/>
+          <w:szCs w:val="26"/>
+          <w:lang w:val="en-US"/>
+        </w:rPr>
+        <w:t>:</w:t>
       </w:r>
     </w:p>
     <w:p>
@@ -1074,13 +1150,23 @@
           <w:lang w:val="en-US"/>
         </w:rPr>
       </w:pPr>
-      <w:r>
-        <w:rPr>
-          <w:sz w:val="26"/>
-          <w:szCs w:val="26"/>
-          <w:lang w:val="en-US"/>
-        </w:rPr>
-        <w:t>Conclusie:</w:t>
+      <w:proofErr w:type="spellStart"/>
+      <w:r>
+        <w:rPr>
+          <w:sz w:val="26"/>
+          <w:szCs w:val="26"/>
+          <w:lang w:val="en-US"/>
+        </w:rPr>
+        <w:t>Conclusie</w:t>
+      </w:r>
+      <w:proofErr w:type="spellEnd"/>
+      <w:r>
+        <w:rPr>
+          <w:sz w:val="26"/>
+          <w:szCs w:val="26"/>
+          <w:lang w:val="en-US"/>
+        </w:rPr>
+        <w:t>:</w:t>
       </w:r>
     </w:p>
     <w:p>
@@ -1118,7 +1204,7 @@
       <w:pPr>
         <w:pStyle w:val="Kop2"/>
       </w:pPr>
-      <w:bookmarkStart w:id="2" w:name="_Toc217036590"/>
+      <w:bookmarkStart w:id="2" w:name="_Toc218851700"/>
       <w:r>
         <w:lastRenderedPageBreak/>
         <w:t xml:space="preserve">Test </w:t>
@@ -1203,7 +1289,15 @@
         <w:spacing w:line="276" w:lineRule="auto"/>
       </w:pPr>
       <w:r>
-        <w:t>Voor de benodigde componenten, zie in de Requirement Analyse</w:t>
+        <w:t xml:space="preserve">Voor de benodigde componenten, zie in de </w:t>
+      </w:r>
+      <w:proofErr w:type="spellStart"/>
+      <w:r>
+        <w:t>Requirement</w:t>
+      </w:r>
+      <w:proofErr w:type="spellEnd"/>
+      <w:r>
+        <w:t xml:space="preserve"> Analyse</w:t>
       </w:r>
       <w:r>
         <w:t xml:space="preserve"> de ‘Betrokken Componenten’ bij RQ01. Deze test wordt gedaan met een object dat op 1, 2 en 3 meter va</w:t>
@@ -1236,7 +1330,31 @@
         <w:t>1. Verbind de camera’s/camera</w:t>
       </w:r>
       <w:r>
-        <w:t xml:space="preserve"> met de juiste kabels (USB voor Arducam, ribbon kabel voor Waveshare) en voorzie de Raspberry PI van stroom.</w:t>
+        <w:t xml:space="preserve"> met de juiste kabels (USB voor </w:t>
+      </w:r>
+      <w:proofErr w:type="spellStart"/>
+      <w:r>
+        <w:t>Arducam</w:t>
+      </w:r>
+      <w:proofErr w:type="spellEnd"/>
+      <w:r>
+        <w:t xml:space="preserve">, </w:t>
+      </w:r>
+      <w:proofErr w:type="spellStart"/>
+      <w:r>
+        <w:t>ribbon</w:t>
+      </w:r>
+      <w:proofErr w:type="spellEnd"/>
+      <w:r>
+        <w:t xml:space="preserve"> kabel voor Waveshare) en voorzie de </w:t>
+      </w:r>
+      <w:proofErr w:type="spellStart"/>
+      <w:r>
+        <w:t>Raspberry</w:t>
+      </w:r>
+      <w:proofErr w:type="spellEnd"/>
+      <w:r>
+        <w:t xml:space="preserve"> PI van stroom.</w:t>
       </w:r>
     </w:p>
     <w:p>
@@ -1247,7 +1365,15 @@
         <w:t>2.</w:t>
       </w:r>
       <w:r>
-        <w:t xml:space="preserve"> Run via de Raspberry PI het code bestand ‘main.py’ door in de terminal onder pad ‘~/Project5-6/Opleverset_Project_5-6/Code’ ‘python main.py’ in te typen en op enter te drukken.</w:t>
+        <w:t xml:space="preserve"> Run via de </w:t>
+      </w:r>
+      <w:proofErr w:type="spellStart"/>
+      <w:r>
+        <w:t>Raspberry</w:t>
+      </w:r>
+      <w:proofErr w:type="spellEnd"/>
+      <w:r>
+        <w:t xml:space="preserve"> PI het code bestand ‘main.py’ door in de terminal onder pad ‘~/Project5-6/Opleverset_Project_5-6/Code’ ‘python main.py’ in te typen en op enter te drukken.</w:t>
       </w:r>
     </w:p>
     <w:p>
@@ -1311,7 +1437,15 @@
         <w:spacing w:line="276" w:lineRule="auto"/>
       </w:pPr>
       <w:r>
-        <w:t xml:space="preserve">De Raspberry PI zal op het scherm het object </w:t>
+        <w:t xml:space="preserve">De </w:t>
+      </w:r>
+      <w:proofErr w:type="spellStart"/>
+      <w:r>
+        <w:t>Raspberry</w:t>
+      </w:r>
+      <w:proofErr w:type="spellEnd"/>
+      <w:r>
+        <w:t xml:space="preserve"> PI zal op het scherm het object </w:t>
       </w:r>
       <w:r>
         <w:t>detecteren vanaf alle 3 de afstanden.</w:t>
@@ -1356,12 +1490,14 @@
         <w:rPr>
           <w:sz w:val="26"/>
           <w:szCs w:val="26"/>
-        </w:rPr>
-      </w:pPr>
-      <w:r>
-        <w:rPr>
-          <w:sz w:val="26"/>
-          <w:szCs w:val="26"/>
+          <w:lang w:val="en-US"/>
+        </w:rPr>
+      </w:pPr>
+      <w:r>
+        <w:rPr>
+          <w:sz w:val="26"/>
+          <w:szCs w:val="26"/>
+          <w:lang w:val="en-US"/>
         </w:rPr>
         <w:t>Waarnemingen:</w:t>
       </w:r>
@@ -1369,10 +1505,14 @@
         <w:rPr>
           <w:sz w:val="26"/>
           <w:szCs w:val="26"/>
+          <w:lang w:val="en-US"/>
         </w:rPr>
         <w:br/>
       </w:r>
       <w:r>
+        <w:rPr>
+          <w:lang w:val="en-US"/>
+        </w:rPr>
         <w:t>// TO-DO</w:t>
       </w:r>
     </w:p>
@@ -1382,12 +1522,14 @@
         <w:rPr>
           <w:sz w:val="26"/>
           <w:szCs w:val="26"/>
-        </w:rPr>
-      </w:pPr>
-      <w:r>
-        <w:rPr>
-          <w:sz w:val="26"/>
-          <w:szCs w:val="26"/>
+          <w:lang w:val="en-US"/>
+        </w:rPr>
+      </w:pPr>
+      <w:r>
+        <w:rPr>
+          <w:sz w:val="26"/>
+          <w:szCs w:val="26"/>
+          <w:lang w:val="en-US"/>
         </w:rPr>
         <w:t>Conclusie:</w:t>
       </w:r>
@@ -1395,8 +1537,14 @@
     <w:p>
       <w:pPr>
         <w:spacing w:line="276" w:lineRule="auto"/>
-      </w:pPr>
-      <w:r>
+        <w:rPr>
+          <w:lang w:val="en-US"/>
+        </w:rPr>
+      </w:pPr>
+      <w:r>
+        <w:rPr>
+          <w:lang w:val="en-US"/>
+        </w:rPr>
         <w:t>// TO-DO</w:t>
       </w:r>
     </w:p>
@@ -1407,9 +1555,13 @@
           <w:color w:val="0F4761" w:themeColor="accent1" w:themeShade="BF"/>
           <w:sz w:val="32"/>
           <w:szCs w:val="32"/>
-        </w:rPr>
-      </w:pPr>
-      <w:r>
+          <w:lang w:val="en-US"/>
+        </w:rPr>
+      </w:pPr>
+      <w:r>
+        <w:rPr>
+          <w:lang w:val="en-US"/>
+        </w:rPr>
         <w:br w:type="page"/>
       </w:r>
     </w:p>
@@ -1418,7 +1570,7 @@
         <w:pStyle w:val="Kop2"/>
         <w:spacing w:line="240" w:lineRule="auto"/>
       </w:pPr>
-      <w:bookmarkStart w:id="3" w:name="_Toc217036591"/>
+      <w:bookmarkStart w:id="3" w:name="_Toc218851701"/>
       <w:r>
         <w:lastRenderedPageBreak/>
         <w:t xml:space="preserve">Test </w:t>
@@ -1489,7 +1641,15 @@
         <w:spacing w:line="276" w:lineRule="auto"/>
       </w:pPr>
       <w:r>
-        <w:t>Voor de benodigde componenten, zie in de Requirement Analyse de ‘Betrokken Componenten’ bij RQ03. Deze test wordt gedaan met een object dat op 1, 2 en 3 meter van de camera afgehouden wordt.</w:t>
+        <w:t xml:space="preserve">Voor de benodigde componenten, zie in de </w:t>
+      </w:r>
+      <w:proofErr w:type="spellStart"/>
+      <w:r>
+        <w:t>Requirement</w:t>
+      </w:r>
+      <w:proofErr w:type="spellEnd"/>
+      <w:r>
+        <w:t xml:space="preserve"> Analyse de ‘Betrokken Componenten’ bij RQ03. Deze test wordt gedaan met een object dat op 1, 2 en 3 meter van de camera afgehouden wordt.</w:t>
       </w:r>
     </w:p>
     <w:p>
@@ -1513,7 +1673,31 @@
         <w:spacing w:line="240" w:lineRule="auto"/>
       </w:pPr>
       <w:r>
-        <w:t>1. Verbind de camera’s/camera met de juiste kabels (USB voor Arducam, ribbon kabel voor Waveshare) en voorzie de Raspberry PI van stroom.</w:t>
+        <w:t xml:space="preserve">1. Verbind de camera’s/camera met de juiste kabels (USB voor </w:t>
+      </w:r>
+      <w:proofErr w:type="spellStart"/>
+      <w:r>
+        <w:t>Arducam</w:t>
+      </w:r>
+      <w:proofErr w:type="spellEnd"/>
+      <w:r>
+        <w:t xml:space="preserve">, </w:t>
+      </w:r>
+      <w:proofErr w:type="spellStart"/>
+      <w:r>
+        <w:t>ribbon</w:t>
+      </w:r>
+      <w:proofErr w:type="spellEnd"/>
+      <w:r>
+        <w:t xml:space="preserve"> kabel voor Waveshare) en voorzie de </w:t>
+      </w:r>
+      <w:proofErr w:type="spellStart"/>
+      <w:r>
+        <w:t>Raspberry</w:t>
+      </w:r>
+      <w:proofErr w:type="spellEnd"/>
+      <w:r>
+        <w:t xml:space="preserve"> PI van stroom.</w:t>
       </w:r>
     </w:p>
     <w:p>
@@ -1521,7 +1705,15 @@
         <w:spacing w:line="240" w:lineRule="auto"/>
       </w:pPr>
       <w:r>
-        <w:t>2. Run via de Raspberry PI het code bestand ‘main.py’ door in de terminal onder pad ‘~/Project5-6/Opleverset_Project_5-6/Code’ ‘python main.py’ in te typen en op enter te drukken.</w:t>
+        <w:t xml:space="preserve">2. Run via de </w:t>
+      </w:r>
+      <w:proofErr w:type="spellStart"/>
+      <w:r>
+        <w:t>Raspberry</w:t>
+      </w:r>
+      <w:proofErr w:type="spellEnd"/>
+      <w:r>
+        <w:t xml:space="preserve"> PI het code bestand ‘main.py’ door in de terminal onder pad ‘~/Project5-6/Opleverset_Project_5-6/Code’ ‘python main.py’ in te typen en op enter te drukken.</w:t>
       </w:r>
     </w:p>
     <w:p>
@@ -1561,7 +1753,15 @@
         <w:spacing w:line="240" w:lineRule="auto"/>
       </w:pPr>
       <w:r>
-        <w:t>De Raspberry PI</w:t>
+        <w:t xml:space="preserve">De </w:t>
+      </w:r>
+      <w:proofErr w:type="spellStart"/>
+      <w:r>
+        <w:t>Raspberry</w:t>
+      </w:r>
+      <w:proofErr w:type="spellEnd"/>
+      <w:r>
+        <w:t xml:space="preserve"> PI</w:t>
       </w:r>
       <w:r>
         <w:t xml:space="preserve"> zal de afstanden waarop het object van de camera’s staat juist weergegeven worden op het scherm.</w:t>
@@ -1603,12 +1803,14 @@
         <w:rPr>
           <w:sz w:val="26"/>
           <w:szCs w:val="26"/>
-        </w:rPr>
-      </w:pPr>
-      <w:r>
-        <w:rPr>
-          <w:sz w:val="26"/>
-          <w:szCs w:val="26"/>
+          <w:lang w:val="en-US"/>
+        </w:rPr>
+      </w:pPr>
+      <w:r>
+        <w:rPr>
+          <w:sz w:val="26"/>
+          <w:szCs w:val="26"/>
+          <w:lang w:val="en-US"/>
         </w:rPr>
         <w:t>Waarnemingen</w:t>
       </w:r>
@@ -1616,6 +1818,7 @@
         <w:rPr>
           <w:sz w:val="26"/>
           <w:szCs w:val="26"/>
+          <w:lang w:val="en-US"/>
         </w:rPr>
         <w:t>:</w:t>
       </w:r>
@@ -1623,8 +1826,14 @@
     <w:p>
       <w:pPr>
         <w:spacing w:line="240" w:lineRule="auto"/>
-      </w:pPr>
-      <w:r>
+        <w:rPr>
+          <w:lang w:val="en-US"/>
+        </w:rPr>
+      </w:pPr>
+      <w:r>
+        <w:rPr>
+          <w:lang w:val="en-US"/>
+        </w:rPr>
         <w:t>//TO-DO</w:t>
       </w:r>
     </w:p>
@@ -1634,12 +1843,14 @@
         <w:rPr>
           <w:sz w:val="26"/>
           <w:szCs w:val="26"/>
-        </w:rPr>
-      </w:pPr>
-      <w:r>
-        <w:rPr>
-          <w:sz w:val="26"/>
-          <w:szCs w:val="26"/>
+          <w:lang w:val="en-US"/>
+        </w:rPr>
+      </w:pPr>
+      <w:r>
+        <w:rPr>
+          <w:sz w:val="26"/>
+          <w:szCs w:val="26"/>
+          <w:lang w:val="en-US"/>
         </w:rPr>
         <w:t>Conclusie:</w:t>
       </w:r>
@@ -1647,11 +1858,20 @@
     <w:p>
       <w:pPr>
         <w:spacing w:line="240" w:lineRule="auto"/>
-      </w:pPr>
-      <w:r>
+        <w:rPr>
+          <w:lang w:val="en-US"/>
+        </w:rPr>
+      </w:pPr>
+      <w:r>
+        <w:rPr>
+          <w:lang w:val="en-US"/>
+        </w:rPr>
         <w:t>// TO-DO</w:t>
       </w:r>
       <w:r>
+        <w:rPr>
+          <w:lang w:val="en-US"/>
+        </w:rPr>
         <w:br w:type="page"/>
       </w:r>
     </w:p>
@@ -1660,7 +1880,7 @@
         <w:pStyle w:val="Kop2"/>
         <w:spacing w:line="276" w:lineRule="auto"/>
       </w:pPr>
-      <w:bookmarkStart w:id="4" w:name="_Toc217036592"/>
+      <w:bookmarkStart w:id="4" w:name="_Toc218851702"/>
       <w:r>
         <w:lastRenderedPageBreak/>
         <w:t xml:space="preserve">Test </w:t>
@@ -1696,7 +1916,15 @@
         <w:br/>
       </w:r>
       <w:r>
-        <w:t>In deze test gaat er gekeken worden of er een GUI is met daarin duidelijke en overzichtelijke data. Die data bestaat uit een afstand vanaf de camera tot de Raspberry PI, een feed van de Camera’s en een indicatie van wat er gedetecteerd is.</w:t>
+        <w:t xml:space="preserve">In deze test gaat er gekeken worden of er een GUI is met daarin duidelijke en overzichtelijke data. Die data bestaat uit een afstand vanaf de camera tot de </w:t>
+      </w:r>
+      <w:proofErr w:type="spellStart"/>
+      <w:r>
+        <w:t>Raspberry</w:t>
+      </w:r>
+      <w:proofErr w:type="spellEnd"/>
+      <w:r>
+        <w:t xml:space="preserve"> PI, een feed van de Camera’s en een indicatie van wat er gedetecteerd is.</w:t>
       </w:r>
       <w:r>
         <w:rPr>
@@ -1712,7 +1940,15 @@
         <w:spacing w:line="276" w:lineRule="auto"/>
       </w:pPr>
       <w:r>
-        <w:t>Voor de benodigde componenten, zie in de Requirement Analyse de ‘Betrokken Componenten’ bij RQ0</w:t>
+        <w:t xml:space="preserve">Voor de benodigde componenten, zie in de </w:t>
+      </w:r>
+      <w:proofErr w:type="spellStart"/>
+      <w:r>
+        <w:t>Requirement</w:t>
+      </w:r>
+      <w:proofErr w:type="spellEnd"/>
+      <w:r>
+        <w:t xml:space="preserve"> Analyse de ‘Betrokken Componenten’ bij RQ0</w:t>
       </w:r>
       <w:r>
         <w:t>2</w:t>
@@ -1742,6 +1978,102 @@
         <w:spacing w:line="276" w:lineRule="auto"/>
       </w:pPr>
       <w:r>
+        <w:t xml:space="preserve">// </w:t>
+      </w:r>
+      <w:proofErr w:type="spellStart"/>
+      <w:r>
+        <w:t>To</w:t>
+      </w:r>
+      <w:proofErr w:type="spellEnd"/>
+      <w:r>
+        <w:t>-Do</w:t>
+      </w:r>
+    </w:p>
+    <w:p>
+      <w:pPr>
+        <w:spacing w:line="276" w:lineRule="auto"/>
+        <w:rPr>
+          <w:sz w:val="26"/>
+          <w:szCs w:val="26"/>
+        </w:rPr>
+      </w:pPr>
+      <w:r>
+        <w:rPr>
+          <w:sz w:val="26"/>
+          <w:szCs w:val="26"/>
+        </w:rPr>
+        <w:t>Verwachte Resultaat:</w:t>
+      </w:r>
+    </w:p>
+    <w:p>
+      <w:pPr>
+        <w:spacing w:line="276" w:lineRule="auto"/>
+      </w:pPr>
+      <w:r>
+        <w:t xml:space="preserve">De </w:t>
+      </w:r>
+      <w:proofErr w:type="spellStart"/>
+      <w:r>
+        <w:t>Raspberry</w:t>
+      </w:r>
+      <w:proofErr w:type="spellEnd"/>
+      <w:r>
+        <w:t xml:space="preserve"> PI zal de benodigde data goed laten zien.</w:t>
+      </w:r>
+    </w:p>
+    <w:p>
+      <w:pPr>
+        <w:spacing w:line="276" w:lineRule="auto"/>
+        <w:rPr>
+          <w:sz w:val="26"/>
+          <w:szCs w:val="26"/>
+        </w:rPr>
+      </w:pPr>
+      <w:r>
+        <w:rPr>
+          <w:sz w:val="26"/>
+          <w:szCs w:val="26"/>
+        </w:rPr>
+        <w:t>Acceptatie Criteria:</w:t>
+      </w:r>
+    </w:p>
+    <w:p>
+      <w:pPr>
+        <w:spacing w:line="276" w:lineRule="auto"/>
+      </w:pPr>
+      <w:r>
+        <w:t>Alle benodigde data is goed aftelezen/te bekijken</w:t>
+      </w:r>
+    </w:p>
+    <w:p>
+      <w:pPr>
+        <w:spacing w:line="276" w:lineRule="auto"/>
+        <w:rPr>
+          <w:sz w:val="26"/>
+          <w:szCs w:val="26"/>
+          <w:lang w:val="en-US"/>
+        </w:rPr>
+      </w:pPr>
+      <w:r>
+        <w:rPr>
+          <w:sz w:val="26"/>
+          <w:szCs w:val="26"/>
+          <w:lang w:val="en-US"/>
+        </w:rPr>
+        <w:t>Waarnemingen:</w:t>
+      </w:r>
+    </w:p>
+    <w:p>
+      <w:pPr>
+        <w:spacing w:line="276" w:lineRule="auto"/>
+        <w:rPr>
+          <w:lang w:val="en-US"/>
+        </w:rPr>
+      </w:pPr>
+      <w:r>
+        <w:rPr>
+          <w:lang w:val="en-US"/>
+        </w:rPr>
         <w:t>// To-Do</w:t>
       </w:r>
     </w:p>
@@ -1751,90 +2083,28 @@
         <w:rPr>
           <w:sz w:val="26"/>
           <w:szCs w:val="26"/>
-        </w:rPr>
-      </w:pPr>
-      <w:r>
-        <w:rPr>
-          <w:sz w:val="26"/>
-          <w:szCs w:val="26"/>
-        </w:rPr>
-        <w:t>Verwachte Resultaat:</w:t>
-      </w:r>
-    </w:p>
-    <w:p>
-      <w:pPr>
-        <w:spacing w:line="276" w:lineRule="auto"/>
-      </w:pPr>
-      <w:r>
-        <w:t>De Raspberry PI zal de benodigde data goed laten zien.</w:t>
-      </w:r>
-    </w:p>
-    <w:p>
-      <w:pPr>
-        <w:spacing w:line="276" w:lineRule="auto"/>
-        <w:rPr>
-          <w:sz w:val="26"/>
-          <w:szCs w:val="26"/>
-        </w:rPr>
-      </w:pPr>
-      <w:r>
-        <w:rPr>
-          <w:sz w:val="26"/>
-          <w:szCs w:val="26"/>
-        </w:rPr>
-        <w:t>Acceptatie Criteria:</w:t>
-      </w:r>
-    </w:p>
-    <w:p>
-      <w:pPr>
-        <w:spacing w:line="276" w:lineRule="auto"/>
-      </w:pPr>
-      <w:r>
-        <w:t>Alle benodigde data is goed aftelezen/te bekijken</w:t>
-      </w:r>
-    </w:p>
-    <w:p>
-      <w:pPr>
-        <w:spacing w:line="276" w:lineRule="auto"/>
-        <w:rPr>
-          <w:sz w:val="26"/>
-          <w:szCs w:val="26"/>
-        </w:rPr>
-      </w:pPr>
-      <w:r>
-        <w:rPr>
-          <w:sz w:val="26"/>
-          <w:szCs w:val="26"/>
-        </w:rPr>
-        <w:t>Waarnemingen:</w:t>
-      </w:r>
-    </w:p>
-    <w:p>
-      <w:pPr>
-        <w:spacing w:line="276" w:lineRule="auto"/>
-      </w:pPr>
-      <w:r>
-        <w:t>// To-Do</w:t>
-      </w:r>
-    </w:p>
-    <w:p>
-      <w:pPr>
-        <w:spacing w:line="276" w:lineRule="auto"/>
-        <w:rPr>
-          <w:sz w:val="26"/>
-          <w:szCs w:val="26"/>
-        </w:rPr>
-      </w:pPr>
-      <w:r>
-        <w:rPr>
-          <w:sz w:val="26"/>
-          <w:szCs w:val="26"/>
+          <w:lang w:val="en-US"/>
+        </w:rPr>
+      </w:pPr>
+      <w:r>
+        <w:rPr>
+          <w:sz w:val="26"/>
+          <w:szCs w:val="26"/>
+          <w:lang w:val="en-US"/>
         </w:rPr>
         <w:t>Conclusie:</w:t>
       </w:r>
     </w:p>
     <w:p>
-      <w:r>
+      <w:pPr>
+        <w:rPr>
+          <w:lang w:val="en-US"/>
+        </w:rPr>
+      </w:pPr>
+      <w:r>
+        <w:rPr>
+          <w:lang w:val="en-US"/>
+        </w:rPr>
         <w:t>//To-Do</w:t>
       </w:r>
     </w:p>
@@ -1859,7 +2129,7 @@
       <w:pPr>
         <w:pStyle w:val="Kop2"/>
       </w:pPr>
-      <w:bookmarkStart w:id="5" w:name="_Toc217036593"/>
+      <w:bookmarkStart w:id="5" w:name="_Toc218851703"/>
       <w:r>
         <w:lastRenderedPageBreak/>
         <w:t xml:space="preserve">Test </w:t>
@@ -1952,8 +2222,13 @@
       <w:r>
         <w:t xml:space="preserve">Voor deze test is er een </w:t>
       </w:r>
-      <w:r>
-        <w:t>Raspberry PI nodig, met daarop code om een object te detecteren en weer te geven in een tabel</w:t>
+      <w:proofErr w:type="spellStart"/>
+      <w:r>
+        <w:t>Raspberry</w:t>
+      </w:r>
+      <w:proofErr w:type="spellEnd"/>
+      <w:r>
+        <w:t xml:space="preserve"> PI nodig, met daarop code om een object te detecteren en weer te geven in een tabel</w:t>
       </w:r>
       <w:r>
         <w:t>.</w:t>
@@ -2066,13 +2341,23 @@
           <w:lang w:val="en-US"/>
         </w:rPr>
       </w:pPr>
-      <w:r>
-        <w:rPr>
-          <w:sz w:val="26"/>
-          <w:szCs w:val="26"/>
-          <w:lang w:val="en-US"/>
-        </w:rPr>
-        <w:t>Waarnemingen:</w:t>
+      <w:proofErr w:type="spellStart"/>
+      <w:r>
+        <w:rPr>
+          <w:sz w:val="26"/>
+          <w:szCs w:val="26"/>
+          <w:lang w:val="en-US"/>
+        </w:rPr>
+        <w:t>Waarnemingen</w:t>
+      </w:r>
+      <w:proofErr w:type="spellEnd"/>
+      <w:r>
+        <w:rPr>
+          <w:sz w:val="26"/>
+          <w:szCs w:val="26"/>
+          <w:lang w:val="en-US"/>
+        </w:rPr>
+        <w:t>:</w:t>
       </w:r>
     </w:p>
     <w:p>
@@ -2098,13 +2383,23 @@
           <w:lang w:val="en-US"/>
         </w:rPr>
       </w:pPr>
-      <w:r>
-        <w:rPr>
-          <w:sz w:val="26"/>
-          <w:szCs w:val="26"/>
-          <w:lang w:val="en-US"/>
-        </w:rPr>
-        <w:t>Conclusie:</w:t>
+      <w:proofErr w:type="spellStart"/>
+      <w:r>
+        <w:rPr>
+          <w:sz w:val="26"/>
+          <w:szCs w:val="26"/>
+          <w:lang w:val="en-US"/>
+        </w:rPr>
+        <w:t>Conclusie</w:t>
+      </w:r>
+      <w:proofErr w:type="spellEnd"/>
+      <w:r>
+        <w:rPr>
+          <w:sz w:val="26"/>
+          <w:szCs w:val="26"/>
+          <w:lang w:val="en-US"/>
+        </w:rPr>
+        <w:t>:</w:t>
       </w:r>
     </w:p>
     <w:p>
@@ -2138,7 +2433,7 @@
       <w:pPr>
         <w:pStyle w:val="Kop2"/>
       </w:pPr>
-      <w:bookmarkStart w:id="6" w:name="_Toc217036594"/>
+      <w:bookmarkStart w:id="6" w:name="_Toc218851704"/>
       <w:r>
         <w:lastRenderedPageBreak/>
         <w:t>Changelog</w:t>
@@ -2425,15 +2720,61 @@
                 <w:szCs w:val="26"/>
                 <w:lang w:val="en-US"/>
               </w:rPr>
-              <w:t xml:space="preserve">Feedback toegepast, Requirement Analyse </w:t>
-            </w:r>
+              <w:t xml:space="preserve">Feedback </w:t>
+            </w:r>
+            <w:proofErr w:type="spellStart"/>
             <w:r>
               <w:rPr>
                 <w:sz w:val="26"/>
                 <w:szCs w:val="26"/>
                 <w:lang w:val="en-US"/>
               </w:rPr>
-              <w:t>connectie.</w:t>
+              <w:t>toegepast</w:t>
+            </w:r>
+            <w:proofErr w:type="spellEnd"/>
+            <w:r>
+              <w:rPr>
+                <w:sz w:val="26"/>
+                <w:szCs w:val="26"/>
+                <w:lang w:val="en-US"/>
+              </w:rPr>
+              <w:t xml:space="preserve">, Requirement </w:t>
+            </w:r>
+            <w:proofErr w:type="spellStart"/>
+            <w:r>
+              <w:rPr>
+                <w:sz w:val="26"/>
+                <w:szCs w:val="26"/>
+                <w:lang w:val="en-US"/>
+              </w:rPr>
+              <w:t>Analyse</w:t>
+            </w:r>
+            <w:proofErr w:type="spellEnd"/>
+            <w:r>
+              <w:rPr>
+                <w:sz w:val="26"/>
+                <w:szCs w:val="26"/>
+                <w:lang w:val="en-US"/>
+              </w:rPr>
+              <w:t xml:space="preserve"> </w:t>
+            </w:r>
+            <w:proofErr w:type="spellStart"/>
+            <w:r>
+              <w:rPr>
+                <w:sz w:val="26"/>
+                <w:szCs w:val="26"/>
+                <w:lang w:val="en-US"/>
+              </w:rPr>
+              <w:t>connectie</w:t>
+            </w:r>
+            <w:proofErr w:type="spellEnd"/>
+            <w:r>
+              <w:rPr>
+                <w:sz w:val="26"/>
+                <w:szCs w:val="26"/>
+                <w:lang w:val="en-US"/>
+              </w:rPr>
+              <w:t>.</w:t>
             </w:r>
           </w:p>
         </w:tc>

--- a/Opleverset_Project_5-6/Verslagen/Testrapport.docx
+++ b/Opleverset_Project_5-6/Verslagen/Testrapport.docx
@@ -11,7 +11,6 @@
           <w:lang w:val="en-US"/>
         </w:rPr>
       </w:pPr>
-      <w:proofErr w:type="spellStart"/>
       <w:r>
         <w:rPr>
           <w:sz w:val="36"/>
@@ -20,7 +19,6 @@
         </w:rPr>
         <w:t>Testrapport</w:t>
       </w:r>
-      <w:proofErr w:type="spellEnd"/>
     </w:p>
     <w:p>
       <w:pPr>
@@ -222,16 +220,8 @@
         <w:rPr>
           <w:lang w:val="en-US"/>
         </w:rPr>
-        <w:t xml:space="preserve">Dennis </w:t>
-      </w:r>
-      <w:proofErr w:type="spellStart"/>
-      <w:r>
-        <w:rPr>
-          <w:lang w:val="en-US"/>
-        </w:rPr>
-        <w:t>Zejnilovic</w:t>
-      </w:r>
-      <w:proofErr w:type="spellEnd"/>
+        <w:t>Dennis Zejnilovic</w:t>
+      </w:r>
       <w:r>
         <w:rPr>
           <w:lang w:val="en-US"/>
@@ -250,21 +240,7 @@
         <w:rPr>
           <w:lang w:val="en-US"/>
         </w:rPr>
-        <w:t xml:space="preserve">Ali </w:t>
-      </w:r>
-      <w:proofErr w:type="spellStart"/>
-      <w:r>
-        <w:rPr>
-          <w:lang w:val="en-US"/>
-        </w:rPr>
-        <w:t>Haimed</w:t>
-      </w:r>
-      <w:proofErr w:type="spellEnd"/>
-      <w:r>
-        <w:rPr>
-          <w:lang w:val="en-US"/>
-        </w:rPr>
-        <w:t xml:space="preserve"> </w:t>
+        <w:t xml:space="preserve">Ali Haimed </w:t>
       </w:r>
       <w:r>
         <w:rPr>
@@ -913,15 +889,7 @@
         <w:spacing w:line="276" w:lineRule="auto"/>
       </w:pPr>
       <w:r>
-        <w:t xml:space="preserve">Voor de benodigde componenten, zie in de </w:t>
-      </w:r>
-      <w:proofErr w:type="spellStart"/>
-      <w:r>
-        <w:t>Requirement</w:t>
-      </w:r>
-      <w:proofErr w:type="spellEnd"/>
-      <w:r>
-        <w:t xml:space="preserve"> Analyse de ‘Betrokken Componenten’ bij RQ05. </w:t>
+        <w:t xml:space="preserve">Voor de benodigde componenten, zie in de Requirement Analyse de ‘Betrokken Componenten’ bij RQ05. </w:t>
       </w:r>
     </w:p>
     <w:p>
@@ -945,47 +913,24 @@
         <w:spacing w:line="276" w:lineRule="auto"/>
       </w:pPr>
       <w:r>
-        <w:t xml:space="preserve">1. Verbind de camera’s/camera met de juiste kabels (USB voor </w:t>
-      </w:r>
-      <w:proofErr w:type="spellStart"/>
-      <w:r>
-        <w:t>Arducam</w:t>
-      </w:r>
-      <w:proofErr w:type="spellEnd"/>
-      <w:r>
-        <w:t xml:space="preserve">, </w:t>
-      </w:r>
-      <w:proofErr w:type="spellStart"/>
-      <w:r>
-        <w:t>ribbon</w:t>
-      </w:r>
-      <w:proofErr w:type="spellEnd"/>
-      <w:r>
-        <w:t xml:space="preserve"> kabel voor Waveshare) en voorzie de </w:t>
-      </w:r>
-      <w:proofErr w:type="spellStart"/>
-      <w:r>
-        <w:t>Raspberry</w:t>
-      </w:r>
-      <w:proofErr w:type="spellEnd"/>
-      <w:r>
-        <w:t xml:space="preserve"> PI van stroom.</w:t>
-      </w:r>
-    </w:p>
-    <w:p>
-      <w:pPr>
-        <w:spacing w:line="276" w:lineRule="auto"/>
-      </w:pPr>
-      <w:r>
-        <w:t xml:space="preserve">2. Run via de </w:t>
-      </w:r>
-      <w:proofErr w:type="spellStart"/>
-      <w:r>
-        <w:t>Raspberry</w:t>
-      </w:r>
-      <w:proofErr w:type="spellEnd"/>
-      <w:r>
-        <w:t xml:space="preserve"> PI het code bestand ‘main.py’ door in de terminal onder pad ‘~/Project5-6/Opleverset_Project_5-6/Code’ ‘python main.py’ in te typen en op enter te drukken.</w:t>
+        <w:t xml:space="preserve">1. </w:t>
+      </w:r>
+      <w:r>
+        <w:t xml:space="preserve">Verbind de camera’s met de </w:t>
+      </w:r>
+      <w:r>
+        <w:t>USB kabel die daaraan vast zit aan de Raspberry PI</w:t>
+      </w:r>
+      <w:r>
+        <w:t xml:space="preserve"> en voorzie de Raspberry PI van stroom.</w:t>
+      </w:r>
+    </w:p>
+    <w:p>
+      <w:pPr>
+        <w:spacing w:line="276" w:lineRule="auto"/>
+      </w:pPr>
+      <w:r>
+        <w:t>2. Run via de Raspberry PI het code bestand ‘main.py’ door in de terminal onder pad ‘~/Project5-6/Opleverset_Project_5-6/Code’ ‘python main.py’ in te typen en op enter te drukken.</w:t>
       </w:r>
     </w:p>
     <w:p>
@@ -1004,15 +949,7 @@
         <w:spacing w:line="276" w:lineRule="auto"/>
       </w:pPr>
       <w:r>
-        <w:t xml:space="preserve">4. Observeer de </w:t>
-      </w:r>
-      <w:proofErr w:type="spellStart"/>
-      <w:r>
-        <w:t>latency</w:t>
-      </w:r>
-      <w:proofErr w:type="spellEnd"/>
-      <w:r>
-        <w:t>.</w:t>
+        <w:t>4. Observeer de latency.</w:t>
       </w:r>
     </w:p>
     <w:p>
@@ -1047,6 +984,9 @@
       <w:r>
         <w:t>van &lt;= 2 secondes</w:t>
       </w:r>
+      <w:r>
+        <w:t xml:space="preserve"> (200 ms)</w:t>
+      </w:r>
     </w:p>
     <w:p>
       <w:pPr>
@@ -1098,33 +1038,26 @@
       <w:r>
         <w:t xml:space="preserve"> met een vertraging van &lt;= 2 secondes</w:t>
       </w:r>
-    </w:p>
-    <w:p>
-      <w:pPr>
-        <w:spacing w:line="276" w:lineRule="auto"/>
-        <w:rPr>
-          <w:sz w:val="26"/>
-          <w:szCs w:val="26"/>
-          <w:lang w:val="en-US"/>
-        </w:rPr>
-      </w:pPr>
-      <w:proofErr w:type="spellStart"/>
-      <w:r>
-        <w:rPr>
-          <w:sz w:val="26"/>
-          <w:szCs w:val="26"/>
-          <w:lang w:val="en-US"/>
-        </w:rPr>
-        <w:t>Waarnemingen</w:t>
-      </w:r>
-      <w:proofErr w:type="spellEnd"/>
-      <w:r>
-        <w:rPr>
-          <w:sz w:val="26"/>
-          <w:szCs w:val="26"/>
-          <w:lang w:val="en-US"/>
-        </w:rPr>
-        <w:t>:</w:t>
+      <w:r>
+        <w:t xml:space="preserve"> (200 ms)</w:t>
+      </w:r>
+    </w:p>
+    <w:p>
+      <w:pPr>
+        <w:spacing w:line="276" w:lineRule="auto"/>
+        <w:rPr>
+          <w:sz w:val="26"/>
+          <w:szCs w:val="26"/>
+          <w:lang w:val="en-US"/>
+        </w:rPr>
+      </w:pPr>
+      <w:r>
+        <w:rPr>
+          <w:sz w:val="26"/>
+          <w:szCs w:val="26"/>
+          <w:lang w:val="en-US"/>
+        </w:rPr>
+        <w:t>Waarnemingen:</w:t>
       </w:r>
     </w:p>
     <w:p>
@@ -1150,23 +1083,13 @@
           <w:lang w:val="en-US"/>
         </w:rPr>
       </w:pPr>
-      <w:proofErr w:type="spellStart"/>
-      <w:r>
-        <w:rPr>
-          <w:sz w:val="26"/>
-          <w:szCs w:val="26"/>
-          <w:lang w:val="en-US"/>
-        </w:rPr>
-        <w:t>Conclusie</w:t>
-      </w:r>
-      <w:proofErr w:type="spellEnd"/>
-      <w:r>
-        <w:rPr>
-          <w:sz w:val="26"/>
-          <w:szCs w:val="26"/>
-          <w:lang w:val="en-US"/>
-        </w:rPr>
-        <w:t>:</w:t>
+      <w:r>
+        <w:rPr>
+          <w:sz w:val="26"/>
+          <w:szCs w:val="26"/>
+          <w:lang w:val="en-US"/>
+        </w:rPr>
+        <w:t>Conclusie:</w:t>
       </w:r>
     </w:p>
     <w:p>
@@ -1289,15 +1212,7 @@
         <w:spacing w:line="276" w:lineRule="auto"/>
       </w:pPr>
       <w:r>
-        <w:t xml:space="preserve">Voor de benodigde componenten, zie in de </w:t>
-      </w:r>
-      <w:proofErr w:type="spellStart"/>
-      <w:r>
-        <w:t>Requirement</w:t>
-      </w:r>
-      <w:proofErr w:type="spellEnd"/>
-      <w:r>
-        <w:t xml:space="preserve"> Analyse</w:t>
+        <w:t>Voor de benodigde componenten, zie in de Requirement Analyse</w:t>
       </w:r>
       <w:r>
         <w:t xml:space="preserve"> de ‘Betrokken Componenten’ bij RQ01. Deze test wordt gedaan met een object dat op 1, 2 en 3 meter va</w:t>
@@ -1327,34 +1242,19 @@
         <w:spacing w:line="276" w:lineRule="auto"/>
       </w:pPr>
       <w:r>
-        <w:t>1. Verbind de camera’s/camera</w:t>
-      </w:r>
-      <w:r>
-        <w:t xml:space="preserve"> met de juiste kabels (USB voor </w:t>
-      </w:r>
-      <w:proofErr w:type="spellStart"/>
-      <w:r>
-        <w:t>Arducam</w:t>
-      </w:r>
-      <w:proofErr w:type="spellEnd"/>
-      <w:r>
-        <w:t xml:space="preserve">, </w:t>
-      </w:r>
-      <w:proofErr w:type="spellStart"/>
-      <w:r>
-        <w:t>ribbon</w:t>
-      </w:r>
-      <w:proofErr w:type="spellEnd"/>
-      <w:r>
-        <w:t xml:space="preserve"> kabel voor Waveshare) en voorzie de </w:t>
-      </w:r>
-      <w:proofErr w:type="spellStart"/>
-      <w:r>
-        <w:t>Raspberry</w:t>
-      </w:r>
-      <w:proofErr w:type="spellEnd"/>
-      <w:r>
-        <w:t xml:space="preserve"> PI van stroom.</w:t>
+        <w:t>1. Verbind de camera’s</w:t>
+      </w:r>
+      <w:r>
+        <w:t xml:space="preserve"> met de </w:t>
+      </w:r>
+      <w:r>
+        <w:t>USB kabel die daar</w:t>
+      </w:r>
+      <w:r>
+        <w:t>aan vast zit aan de Raspberry PI</w:t>
+      </w:r>
+      <w:r>
+        <w:t xml:space="preserve"> en voorzie de Raspberry PI van stroom.</w:t>
       </w:r>
     </w:p>
     <w:p>
@@ -1365,15 +1265,7 @@
         <w:t>2.</w:t>
       </w:r>
       <w:r>
-        <w:t xml:space="preserve"> Run via de </w:t>
-      </w:r>
-      <w:proofErr w:type="spellStart"/>
-      <w:r>
-        <w:t>Raspberry</w:t>
-      </w:r>
-      <w:proofErr w:type="spellEnd"/>
-      <w:r>
-        <w:t xml:space="preserve"> PI het code bestand ‘main.py’ door in de terminal onder pad ‘~/Project5-6/Opleverset_Project_5-6/Code’ ‘python main.py’ in te typen en op enter te drukken.</w:t>
+        <w:t xml:space="preserve"> Run via de Raspberry PI het code bestand ‘main.py’ door in de terminal onder pad ‘~/Project5-6/Opleverset_Project_5-6/Code’ ‘python main.py’ in te typen en op enter te drukken.</w:t>
       </w:r>
     </w:p>
     <w:p>
@@ -1437,15 +1329,7 @@
         <w:spacing w:line="276" w:lineRule="auto"/>
       </w:pPr>
       <w:r>
-        <w:t xml:space="preserve">De </w:t>
-      </w:r>
-      <w:proofErr w:type="spellStart"/>
-      <w:r>
-        <w:t>Raspberry</w:t>
-      </w:r>
-      <w:proofErr w:type="spellEnd"/>
-      <w:r>
-        <w:t xml:space="preserve"> PI zal op het scherm het object </w:t>
+        <w:t xml:space="preserve">De Raspberry PI zal op het scherm het object </w:t>
       </w:r>
       <w:r>
         <w:t>detecteren vanaf alle 3 de afstanden.</w:t>
@@ -1641,15 +1525,7 @@
         <w:spacing w:line="276" w:lineRule="auto"/>
       </w:pPr>
       <w:r>
-        <w:t xml:space="preserve">Voor de benodigde componenten, zie in de </w:t>
-      </w:r>
-      <w:proofErr w:type="spellStart"/>
-      <w:r>
-        <w:t>Requirement</w:t>
-      </w:r>
-      <w:proofErr w:type="spellEnd"/>
-      <w:r>
-        <w:t xml:space="preserve"> Analyse de ‘Betrokken Componenten’ bij RQ03. Deze test wordt gedaan met een object dat op 1, 2 en 3 meter van de camera afgehouden wordt.</w:t>
+        <w:t>Voor de benodigde componenten, zie in de Requirement Analyse de ‘Betrokken Componenten’ bij RQ03. Deze test wordt gedaan met een object dat op 1, 2 en 3 meter van de camera afgehouden wordt.</w:t>
       </w:r>
     </w:p>
     <w:p>
@@ -1673,31 +1549,16 @@
         <w:spacing w:line="240" w:lineRule="auto"/>
       </w:pPr>
       <w:r>
-        <w:t xml:space="preserve">1. Verbind de camera’s/camera met de juiste kabels (USB voor </w:t>
-      </w:r>
-      <w:proofErr w:type="spellStart"/>
-      <w:r>
-        <w:t>Arducam</w:t>
-      </w:r>
-      <w:proofErr w:type="spellEnd"/>
-      <w:r>
-        <w:t xml:space="preserve">, </w:t>
-      </w:r>
-      <w:proofErr w:type="spellStart"/>
-      <w:r>
-        <w:t>ribbon</w:t>
-      </w:r>
-      <w:proofErr w:type="spellEnd"/>
-      <w:r>
-        <w:t xml:space="preserve"> kabel voor Waveshare) en voorzie de </w:t>
-      </w:r>
-      <w:proofErr w:type="spellStart"/>
-      <w:r>
-        <w:t>Raspberry</w:t>
-      </w:r>
-      <w:proofErr w:type="spellEnd"/>
-      <w:r>
-        <w:t xml:space="preserve"> PI van stroom.</w:t>
+        <w:t xml:space="preserve">1. </w:t>
+      </w:r>
+      <w:r>
+        <w:t xml:space="preserve">Verbind de camera’s met de </w:t>
+      </w:r>
+      <w:r>
+        <w:t>USB kabel die daaraan vast zit aan de Raspberry PI</w:t>
+      </w:r>
+      <w:r>
+        <w:t xml:space="preserve"> en voorzie de Raspberry PI van stroom.</w:t>
       </w:r>
     </w:p>
     <w:p>
@@ -1705,15 +1566,7 @@
         <w:spacing w:line="240" w:lineRule="auto"/>
       </w:pPr>
       <w:r>
-        <w:t xml:space="preserve">2. Run via de </w:t>
-      </w:r>
-      <w:proofErr w:type="spellStart"/>
-      <w:r>
-        <w:t>Raspberry</w:t>
-      </w:r>
-      <w:proofErr w:type="spellEnd"/>
-      <w:r>
-        <w:t xml:space="preserve"> PI het code bestand ‘main.py’ door in de terminal onder pad ‘~/Project5-6/Opleverset_Project_5-6/Code’ ‘python main.py’ in te typen en op enter te drukken.</w:t>
+        <w:t>2. Run via de Raspberry PI het code bestand ‘main.py’ door in de terminal onder pad ‘~/Project5-6/Opleverset_Project_5-6/Code’ ‘python main.py’ in te typen en op enter te drukken.</w:t>
       </w:r>
     </w:p>
     <w:p>
@@ -1753,15 +1606,7 @@
         <w:spacing w:line="240" w:lineRule="auto"/>
       </w:pPr>
       <w:r>
-        <w:t xml:space="preserve">De </w:t>
-      </w:r>
-      <w:proofErr w:type="spellStart"/>
-      <w:r>
-        <w:t>Raspberry</w:t>
-      </w:r>
-      <w:proofErr w:type="spellEnd"/>
-      <w:r>
-        <w:t xml:space="preserve"> PI</w:t>
+        <w:t>De Raspberry PI</w:t>
       </w:r>
       <w:r>
         <w:t xml:space="preserve"> zal de afstanden waarop het object van de camera’s staat juist weergegeven worden op het scherm.</w:t>
@@ -1916,15 +1761,7 @@
         <w:br/>
       </w:r>
       <w:r>
-        <w:t xml:space="preserve">In deze test gaat er gekeken worden of er een GUI is met daarin duidelijke en overzichtelijke data. Die data bestaat uit een afstand vanaf de camera tot de </w:t>
-      </w:r>
-      <w:proofErr w:type="spellStart"/>
-      <w:r>
-        <w:t>Raspberry</w:t>
-      </w:r>
-      <w:proofErr w:type="spellEnd"/>
-      <w:r>
-        <w:t xml:space="preserve"> PI, een feed van de Camera’s en een indicatie van wat er gedetecteerd is.</w:t>
+        <w:t>In deze test gaat er gekeken worden of er een GUI is met daarin duidelijke en overzichtelijke data. Die data bestaat uit een afstand vanaf de camera tot de Raspberry PI, een feed van de Camera’s en een indicatie van wat er gedetecteerd is.</w:t>
       </w:r>
       <w:r>
         <w:rPr>
@@ -1934,21 +1771,24 @@
         <w:br/>
         <w:t>Test Opstelling:</w:t>
       </w:r>
-    </w:p>
-    <w:p>
-      <w:pPr>
-        <w:spacing w:line="276" w:lineRule="auto"/>
-      </w:pPr>
-      <w:r>
-        <w:t xml:space="preserve">Voor de benodigde componenten, zie in de </w:t>
-      </w:r>
-      <w:proofErr w:type="spellStart"/>
-      <w:r>
-        <w:t>Requirement</w:t>
-      </w:r>
-      <w:proofErr w:type="spellEnd"/>
-      <w:r>
-        <w:t xml:space="preserve"> Analyse de ‘Betrokken Componenten’ bij RQ0</w:t>
+      <w:r>
+        <w:rPr>
+          <w:sz w:val="26"/>
+          <w:szCs w:val="26"/>
+        </w:rPr>
+        <w:t xml:space="preserve"> </w:t>
+      </w:r>
+    </w:p>
+    <w:p>
+      <w:pPr>
+        <w:spacing w:line="276" w:lineRule="auto"/>
+        <w:rPr>
+          <w:sz w:val="26"/>
+          <w:szCs w:val="26"/>
+        </w:rPr>
+      </w:pPr>
+      <w:r>
+        <w:t>Voor de benodigde componenten, zie in de Requirement Analyse de ‘Betrokken Componenten’ bij RQ0</w:t>
       </w:r>
       <w:r>
         <w:t>2</w:t>
@@ -1978,15 +1818,7 @@
         <w:spacing w:line="276" w:lineRule="auto"/>
       </w:pPr>
       <w:r>
-        <w:t xml:space="preserve">// </w:t>
-      </w:r>
-      <w:proofErr w:type="spellStart"/>
-      <w:r>
-        <w:t>To</w:t>
-      </w:r>
-      <w:proofErr w:type="spellEnd"/>
-      <w:r>
-        <w:t>-Do</w:t>
+        <w:t>// To-Do</w:t>
       </w:r>
     </w:p>
     <w:p>
@@ -2010,15 +1842,7 @@
         <w:spacing w:line="276" w:lineRule="auto"/>
       </w:pPr>
       <w:r>
-        <w:t xml:space="preserve">De </w:t>
-      </w:r>
-      <w:proofErr w:type="spellStart"/>
-      <w:r>
-        <w:t>Raspberry</w:t>
-      </w:r>
-      <w:proofErr w:type="spellEnd"/>
-      <w:r>
-        <w:t xml:space="preserve"> PI zal de benodigde data goed laten zien.</w:t>
+        <w:t>De Raspberry PI zal de benodigde data goed laten zien.</w:t>
       </w:r>
     </w:p>
     <w:p>
@@ -2222,13 +2046,8 @@
       <w:r>
         <w:t xml:space="preserve">Voor deze test is er een </w:t>
       </w:r>
-      <w:proofErr w:type="spellStart"/>
-      <w:r>
-        <w:t>Raspberry</w:t>
-      </w:r>
-      <w:proofErr w:type="spellEnd"/>
-      <w:r>
-        <w:t xml:space="preserve"> PI nodig, met daarop code om een object te detecteren en weer te geven in een tabel</w:t>
+      <w:r>
+        <w:t>Raspberry PI nodig, met daarop code om een object te detecteren en weer te geven in een tabel</w:t>
       </w:r>
       <w:r>
         <w:t>.</w:t>
@@ -2237,7 +2056,16 @@
         <w:t xml:space="preserve"> </w:t>
       </w:r>
       <w:r>
-        <w:t>Er zijn ook camera’s nodig</w:t>
+        <w:t>Er zijn ook camera</w:t>
+      </w:r>
+      <w:r>
+        <w:t>’</w:t>
+      </w:r>
+      <w:r>
+        <w:t>s nodig</w:t>
+      </w:r>
+      <w:r>
+        <w:t xml:space="preserve"> die zijn aa</w:t>
       </w:r>
     </w:p>
     <w:p>
@@ -2341,23 +2169,13 @@
           <w:lang w:val="en-US"/>
         </w:rPr>
       </w:pPr>
-      <w:proofErr w:type="spellStart"/>
-      <w:r>
-        <w:rPr>
-          <w:sz w:val="26"/>
-          <w:szCs w:val="26"/>
-          <w:lang w:val="en-US"/>
-        </w:rPr>
-        <w:t>Waarnemingen</w:t>
-      </w:r>
-      <w:proofErr w:type="spellEnd"/>
-      <w:r>
-        <w:rPr>
-          <w:sz w:val="26"/>
-          <w:szCs w:val="26"/>
-          <w:lang w:val="en-US"/>
-        </w:rPr>
-        <w:t>:</w:t>
+      <w:r>
+        <w:rPr>
+          <w:sz w:val="26"/>
+          <w:szCs w:val="26"/>
+          <w:lang w:val="en-US"/>
+        </w:rPr>
+        <w:t>Waarnemingen:</w:t>
       </w:r>
     </w:p>
     <w:p>
@@ -2383,23 +2201,13 @@
           <w:lang w:val="en-US"/>
         </w:rPr>
       </w:pPr>
-      <w:proofErr w:type="spellStart"/>
-      <w:r>
-        <w:rPr>
-          <w:sz w:val="26"/>
-          <w:szCs w:val="26"/>
-          <w:lang w:val="en-US"/>
-        </w:rPr>
-        <w:t>Conclusie</w:t>
-      </w:r>
-      <w:proofErr w:type="spellEnd"/>
-      <w:r>
-        <w:rPr>
-          <w:sz w:val="26"/>
-          <w:szCs w:val="26"/>
-          <w:lang w:val="en-US"/>
-        </w:rPr>
-        <w:t>:</w:t>
+      <w:r>
+        <w:rPr>
+          <w:sz w:val="26"/>
+          <w:szCs w:val="26"/>
+          <w:lang w:val="en-US"/>
+        </w:rPr>
+        <w:t>Conclusie:</w:t>
       </w:r>
     </w:p>
     <w:p>
@@ -2720,61 +2528,15 @@
                 <w:szCs w:val="26"/>
                 <w:lang w:val="en-US"/>
               </w:rPr>
-              <w:t xml:space="preserve">Feedback </w:t>
-            </w:r>
-            <w:proofErr w:type="spellStart"/>
+              <w:t xml:space="preserve">Feedback toegepast, Requirement Analyse </w:t>
+            </w:r>
             <w:r>
               <w:rPr>
                 <w:sz w:val="26"/>
                 <w:szCs w:val="26"/>
                 <w:lang w:val="en-US"/>
               </w:rPr>
-              <w:t>toegepast</w:t>
-            </w:r>
-            <w:proofErr w:type="spellEnd"/>
-            <w:r>
-              <w:rPr>
-                <w:sz w:val="26"/>
-                <w:szCs w:val="26"/>
-                <w:lang w:val="en-US"/>
-              </w:rPr>
-              <w:t xml:space="preserve">, Requirement </w:t>
-            </w:r>
-            <w:proofErr w:type="spellStart"/>
-            <w:r>
-              <w:rPr>
-                <w:sz w:val="26"/>
-                <w:szCs w:val="26"/>
-                <w:lang w:val="en-US"/>
-              </w:rPr>
-              <w:t>Analyse</w:t>
-            </w:r>
-            <w:proofErr w:type="spellEnd"/>
-            <w:r>
-              <w:rPr>
-                <w:sz w:val="26"/>
-                <w:szCs w:val="26"/>
-                <w:lang w:val="en-US"/>
-              </w:rPr>
-              <w:t xml:space="preserve"> </w:t>
-            </w:r>
-            <w:proofErr w:type="spellStart"/>
-            <w:r>
-              <w:rPr>
-                <w:sz w:val="26"/>
-                <w:szCs w:val="26"/>
-                <w:lang w:val="en-US"/>
-              </w:rPr>
-              <w:t>connectie</w:t>
-            </w:r>
-            <w:proofErr w:type="spellEnd"/>
-            <w:r>
-              <w:rPr>
-                <w:sz w:val="26"/>
-                <w:szCs w:val="26"/>
-                <w:lang w:val="en-US"/>
-              </w:rPr>
-              <w:t>.</w:t>
+              <w:t>connectie.</w:t>
             </w:r>
           </w:p>
         </w:tc>

--- a/Opleverset_Project_5-6/Verslagen/Testrapport.docx
+++ b/Opleverset_Project_5-6/Verslagen/Testrapport.docx
@@ -828,7 +828,25 @@
         </w:p>
       </w:sdtContent>
     </w:sdt>
-    <w:p>
+    <w:p/>
+    <w:p>
+      <w:r>
+        <w:t>Kleine opmerking</w:t>
+      </w:r>
+      <w:r>
+        <w:t xml:space="preserve">: </w:t>
+      </w:r>
+    </w:p>
+    <w:p>
+      <w:r>
+        <w:t>Alle testvideo’s staan onder de folder “Beeldmateriaal” in de opleverset, waar ze de naam “ Testvideo 1-5” hebben</w:t>
+      </w:r>
+      <w:r>
+        <w:t>. In</w:t>
+      </w:r>
+      <w:r>
+        <w:t xml:space="preserve"> (meeste) van deze video’s is er ook een voice-over van Fabio, maar wat hij zegt komt ook hierin te staan.</w:t>
+      </w:r>
       <w:r>
         <w:br w:type="page"/>
       </w:r>
@@ -836,9 +854,15 @@
     <w:p>
       <w:pPr>
         <w:pStyle w:val="Kop2"/>
+        <w:rPr>
+          <w:lang w:val="en-US"/>
+        </w:rPr>
       </w:pPr>
       <w:bookmarkStart w:id="1" w:name="_Toc218851699"/>
       <w:r>
+        <w:rPr>
+          <w:lang w:val="en-US"/>
+        </w:rPr>
         <w:lastRenderedPageBreak/>
         <w:t>Test 1: RQ05: Camera-Overzicht</w:t>
       </w:r>
@@ -919,18 +943,24 @@
         <w:t xml:space="preserve">Verbind de camera’s met de </w:t>
       </w:r>
       <w:r>
-        <w:t>USB kabel die daaraan vast zit aan de Raspberry PI</w:t>
-      </w:r>
-      <w:r>
-        <w:t xml:space="preserve"> en voorzie de Raspberry PI van stroom.</w:t>
-      </w:r>
-    </w:p>
-    <w:p>
-      <w:pPr>
-        <w:spacing w:line="276" w:lineRule="auto"/>
-      </w:pPr>
-      <w:r>
-        <w:t>2. Run via de Raspberry PI het code bestand ‘main.py’ door in de terminal onder pad ‘~/Project5-6/Opleverset_Project_5-6/Code’ ‘python main.py’ in te typen en op enter te drukken.</w:t>
+        <w:t xml:space="preserve">USB kabel die daaraan vast zit </w:t>
+      </w:r>
+      <w:r>
+        <w:t>aan</w:t>
+      </w:r>
+      <w:r>
+        <w:t xml:space="preserve"> de laptop, en zorg dat </w:t>
+      </w:r>
+      <w:r>
+        <w:t>ze aanstaan.</w:t>
+      </w:r>
+    </w:p>
+    <w:p>
+      <w:pPr>
+        <w:spacing w:line="276" w:lineRule="auto"/>
+      </w:pPr>
+      <w:r>
+        <w:t>2. Run het code bestand ‘main.py’ door in de terminal onder pad ‘~/Project5-6/Opleverset_Project_5-6/Code’ ‘python main.py’ in te typen en op enter te drukken.</w:t>
       </w:r>
     </w:p>
     <w:p>
@@ -985,7 +1015,7 @@
         <w:t>van &lt;= 2 secondes</w:t>
       </w:r>
       <w:r>
-        <w:t xml:space="preserve"> (200 ms)</w:t>
+        <w:t>.</w:t>
       </w:r>
     </w:p>
     <w:p>
@@ -1036,26 +1066,24 @@
         <w:t xml:space="preserve"> zien</w:t>
       </w:r>
       <w:r>
-        <w:t xml:space="preserve"> met een vertraging van &lt;= 2 secondes</w:t>
-      </w:r>
-      <w:r>
-        <w:t xml:space="preserve"> (200 ms)</w:t>
-      </w:r>
-    </w:p>
-    <w:p>
-      <w:pPr>
-        <w:spacing w:line="276" w:lineRule="auto"/>
-        <w:rPr>
-          <w:sz w:val="26"/>
-          <w:szCs w:val="26"/>
-          <w:lang w:val="en-US"/>
-        </w:rPr>
-      </w:pPr>
-      <w:r>
-        <w:rPr>
-          <w:sz w:val="26"/>
-          <w:szCs w:val="26"/>
-          <w:lang w:val="en-US"/>
+        <w:t xml:space="preserve"> met een vertraging van &lt;= 2 seconde</w:t>
+      </w:r>
+      <w:r>
+        <w:t>.</w:t>
+      </w:r>
+    </w:p>
+    <w:p>
+      <w:pPr>
+        <w:spacing w:line="276" w:lineRule="auto"/>
+        <w:rPr>
+          <w:sz w:val="26"/>
+          <w:szCs w:val="26"/>
+        </w:rPr>
+      </w:pPr>
+      <w:r>
+        <w:rPr>
+          <w:sz w:val="26"/>
+          <w:szCs w:val="26"/>
         </w:rPr>
         <w:t>Waarnemingen:</w:t>
       </w:r>
@@ -1063,31 +1091,38 @@
     <w:p>
       <w:pPr>
         <w:spacing w:line="276" w:lineRule="auto"/>
-        <w:rPr>
-          <w:lang w:val="en-US"/>
-        </w:rPr>
-      </w:pPr>
-      <w:r>
-        <w:rPr>
-          <w:lang w:val="en-US"/>
-        </w:rPr>
-        <w:t>//To-Do</w:t>
-      </w:r>
-    </w:p>
-    <w:p>
-      <w:pPr>
-        <w:spacing w:line="276" w:lineRule="auto"/>
-        <w:rPr>
-          <w:sz w:val="26"/>
-          <w:szCs w:val="26"/>
-          <w:lang w:val="en-US"/>
-        </w:rPr>
-      </w:pPr>
-      <w:r>
-        <w:rPr>
-          <w:sz w:val="26"/>
-          <w:szCs w:val="26"/>
-          <w:lang w:val="en-US"/>
+      </w:pPr>
+      <w:r>
+        <w:t>In de test</w:t>
+      </w:r>
+      <w:r>
+        <w:t xml:space="preserve"> zijn de vi</w:t>
+      </w:r>
+      <w:r>
+        <w:t xml:space="preserve">deo beelden </w:t>
+      </w:r>
+      <w:r>
+        <w:t>over elkaar gelegd, met daarbij een vertraging van ongeveer</w:t>
+      </w:r>
+      <w:r>
+        <w:t xml:space="preserve"> ~0.04 secondes, en dat valt ver onder onze gestelde 2 seconde</w:t>
+      </w:r>
+      <w:r>
+        <w:t>.</w:t>
+      </w:r>
+    </w:p>
+    <w:p>
+      <w:pPr>
+        <w:spacing w:line="276" w:lineRule="auto"/>
+        <w:rPr>
+          <w:sz w:val="26"/>
+          <w:szCs w:val="26"/>
+        </w:rPr>
+      </w:pPr>
+      <w:r>
+        <w:rPr>
+          <w:sz w:val="26"/>
+          <w:szCs w:val="26"/>
         </w:rPr>
         <w:t>Conclusie:</w:t>
       </w:r>
@@ -1095,15 +1130,12 @@
     <w:p>
       <w:pPr>
         <w:spacing w:line="276" w:lineRule="auto"/>
-        <w:rPr>
-          <w:lang w:val="en-US"/>
-        </w:rPr>
-      </w:pPr>
-      <w:r>
-        <w:rPr>
-          <w:lang w:val="en-US"/>
-        </w:rPr>
-        <w:t>//To-Do</w:t>
+      </w:pPr>
+      <w:r>
+        <w:t>De Acceptatie criteria is</w:t>
+      </w:r>
+      <w:r>
+        <w:t xml:space="preserve"> behaald</w:t>
       </w:r>
     </w:p>
     <w:p>
@@ -1113,13 +1145,9 @@
           <w:color w:val="0F4761" w:themeColor="accent1" w:themeShade="BF"/>
           <w:sz w:val="32"/>
           <w:szCs w:val="32"/>
-          <w:lang w:val="en-US"/>
-        </w:rPr>
-      </w:pPr>
-      <w:r>
-        <w:rPr>
-          <w:lang w:val="en-US"/>
-        </w:rPr>
+        </w:rPr>
+      </w:pPr>
+      <w:r>
         <w:br w:type="page"/>
       </w:r>
     </w:p>
@@ -1167,22 +1195,28 @@
         <w:spacing w:line="276" w:lineRule="auto"/>
       </w:pPr>
       <w:r>
-        <w:t>In deze test gaat er gekeken worden of het systeem door middel van camera’s objecten kan detecteren en kan weergeven</w:t>
+        <w:t>In deze test gaat er gekeken worden of het systeem door middel van camera’s</w:t>
+      </w:r>
+      <w:r>
+        <w:t xml:space="preserve"> meerdere</w:t>
+      </w:r>
+      <w:r>
+        <w:t xml:space="preserve"> objecten kan detecteren en kan weergeven</w:t>
       </w:r>
       <w:r>
         <w:t>. Dit moet gebeuren</w:t>
       </w:r>
       <w:r>
-        <w:t xml:space="preserve"> in </w:t>
-      </w:r>
-      <w:r>
-        <w:t>normale lichtomstandigheden (tussen 12:00</w:t>
-      </w:r>
-      <w:r>
-        <w:t xml:space="preserve"> en 15:00)</w:t>
-      </w:r>
-      <w:r>
-        <w:t xml:space="preserve">, met een &lt;1 seconde vertraging en </w:t>
+        <w:t xml:space="preserve"> </w:t>
+      </w:r>
+      <w:r>
+        <w:t>met een &lt;</w:t>
+      </w:r>
+      <w:r>
+        <w:t>2</w:t>
+      </w:r>
+      <w:r>
+        <w:t xml:space="preserve"> seconde vertraging en </w:t>
       </w:r>
       <w:r>
         <w:t>met een nauwkeurigheid van minimaal 90%</w:t>
@@ -1215,10 +1249,19 @@
         <w:t>Voor de benodigde componenten, zie in de Requirement Analyse</w:t>
       </w:r>
       <w:r>
-        <w:t xml:space="preserve"> de ‘Betrokken Componenten’ bij RQ01. Deze test wordt gedaan met een object dat op 1, 2 en 3 meter va</w:t>
-      </w:r>
-      <w:r>
-        <w:t>n de camera afgehouden wordt.</w:t>
+        <w:t xml:space="preserve"> de ‘Betrokken Componenten’ bij RQ01. Deze test</w:t>
+      </w:r>
+      <w:r>
+        <w:t xml:space="preserve"> wordt gedaan door m</w:t>
+      </w:r>
+      <w:r>
+        <w:t xml:space="preserve">et een laptop in plaats van </w:t>
+      </w:r>
+      <w:r>
+        <w:t>een Raspberry PI 5</w:t>
+      </w:r>
+      <w:r>
+        <w:t xml:space="preserve">. </w:t>
       </w:r>
     </w:p>
     <w:p>
@@ -1242,30 +1285,18 @@
         <w:spacing w:line="276" w:lineRule="auto"/>
       </w:pPr>
       <w:r>
-        <w:t>1. Verbind de camera’s</w:t>
-      </w:r>
-      <w:r>
-        <w:t xml:space="preserve"> met de </w:t>
-      </w:r>
-      <w:r>
-        <w:t>USB kabel die daar</w:t>
-      </w:r>
-      <w:r>
-        <w:t>aan vast zit aan de Raspberry PI</w:t>
-      </w:r>
-      <w:r>
-        <w:t xml:space="preserve"> en voorzie de Raspberry PI van stroom.</w:t>
-      </w:r>
-    </w:p>
-    <w:p>
-      <w:pPr>
-        <w:spacing w:line="276" w:lineRule="auto"/>
-      </w:pPr>
-      <w:r>
-        <w:t>2.</w:t>
-      </w:r>
-      <w:r>
-        <w:t xml:space="preserve"> Run via de Raspberry PI het code bestand ‘main.py’ door in de terminal onder pad ‘~/Project5-6/Opleverset_Project_5-6/Code’ ‘python main.py’ in te typen en op enter te drukken.</w:t>
+        <w:t xml:space="preserve">1. Verbind de camera’s met de </w:t>
+      </w:r>
+      <w:r>
+        <w:t>USB kabel die daaraan vast zit aan de laptop, en zorg dat ze aanstaan.</w:t>
+      </w:r>
+    </w:p>
+    <w:p>
+      <w:pPr>
+        <w:spacing w:line="276" w:lineRule="auto"/>
+      </w:pPr>
+      <w:r>
+        <w:t>2. Run het code bestand ‘main.py’ door in de terminal onder pad ‘~/Project5-6/Opleverset_Project_5-6/Code’ ‘python main.py’ in te typen en op enter te drukken.</w:t>
       </w:r>
     </w:p>
     <w:p>
@@ -1276,36 +1307,33 @@
         <w:t>3.</w:t>
       </w:r>
       <w:r>
-        <w:t xml:space="preserve"> Observeer of beide camera’s werken en of de camera’s de </w:t>
-      </w:r>
-      <w:r>
-        <w:t>juiste dingen op het scherm laten zien.</w:t>
-      </w:r>
-    </w:p>
-    <w:p>
-      <w:pPr>
-        <w:spacing w:line="276" w:lineRule="auto"/>
-      </w:pPr>
-      <w:r>
-        <w:t>4. Hou een object op 1, 2 en 3 meter</w:t>
-      </w:r>
-      <w:r>
-        <w:t xml:space="preserve"> afstand</w:t>
-      </w:r>
-      <w:r>
-        <w:t xml:space="preserve"> en observeer op de monitor bij de 1, 2 en 3 meter of het object goed wordt </w:t>
-      </w:r>
-      <w:r>
-        <w:t>gedetecteerd</w:t>
-      </w:r>
-      <w:r>
-        <w:t xml:space="preserve"> en </w:t>
-      </w:r>
-      <w:r>
-        <w:t>weergegeven</w:t>
-      </w:r>
-      <w:r>
-        <w:t>.</w:t>
+        <w:t xml:space="preserve"> Observeer of beide camera’s werken en of de camera</w:t>
+      </w:r>
+      <w:r>
+        <w:t>’</w:t>
+      </w:r>
+      <w:r>
+        <w:t xml:space="preserve">s </w:t>
+      </w:r>
+      <w:r>
+        <w:t xml:space="preserve">beiden beelden op het scherm laat </w:t>
+      </w:r>
+      <w:r>
+        <w:t>zien.</w:t>
+      </w:r>
+    </w:p>
+    <w:p>
+      <w:pPr>
+        <w:spacing w:line="276" w:lineRule="auto"/>
+      </w:pPr>
+      <w:r>
+        <w:t xml:space="preserve">4. </w:t>
+      </w:r>
+      <w:r>
+        <w:t xml:space="preserve">Laat eerst één persoon </w:t>
+      </w:r>
+      <w:r>
+        <w:t>voor de camera’s staan, daarna twee personen, en daarna één persoon met één stoel.</w:t>
       </w:r>
     </w:p>
     <w:p>
@@ -1329,24 +1357,32 @@
         <w:spacing w:line="276" w:lineRule="auto"/>
       </w:pPr>
       <w:r>
-        <w:t xml:space="preserve">De Raspberry PI zal op het scherm het object </w:t>
-      </w:r>
-      <w:r>
-        <w:t>detecteren vanaf alle 3 de afstanden.</w:t>
-      </w:r>
-    </w:p>
-    <w:p>
-      <w:pPr>
-        <w:spacing w:line="276" w:lineRule="auto"/>
-        <w:rPr>
-          <w:sz w:val="26"/>
-          <w:szCs w:val="26"/>
-        </w:rPr>
-      </w:pPr>
-      <w:r>
-        <w:rPr>
-          <w:sz w:val="26"/>
-          <w:szCs w:val="26"/>
+        <w:t>Het detectie</w:t>
+      </w:r>
+      <w:r>
+        <w:t xml:space="preserve">model zal alle </w:t>
+      </w:r>
+      <w:r>
+        <w:t>3</w:t>
+      </w:r>
+      <w:r>
+        <w:t xml:space="preserve"> de objecten detecteren en weergeven met een detectiekader.</w:t>
+      </w:r>
+    </w:p>
+    <w:p>
+      <w:pPr>
+        <w:spacing w:line="276" w:lineRule="auto"/>
+        <w:rPr>
+          <w:sz w:val="26"/>
+          <w:szCs w:val="26"/>
+          <w:lang w:val="en-US"/>
+        </w:rPr>
+      </w:pPr>
+      <w:r>
+        <w:rPr>
+          <w:sz w:val="26"/>
+          <w:szCs w:val="26"/>
+          <w:lang w:val="en-US"/>
         </w:rPr>
         <w:t>Acceptatie Criteria:</w:t>
       </w:r>
@@ -1356,64 +1392,143 @@
         <w:spacing w:line="276" w:lineRule="auto"/>
       </w:pPr>
       <w:r>
-        <w:t>Het object is op alle 3 de afstanden goed weergegeven en gedetecteerd</w:t>
-      </w:r>
-      <w:r>
-        <w:t>, met 90% accuraatheid</w:t>
-      </w:r>
-      <w:r>
-        <w:t xml:space="preserve"> en minder dan 1 seconde vertraging, tussen 12:00 en 15:00</w:t>
-      </w:r>
-      <w:r>
-        <w:t>.</w:t>
-      </w:r>
-    </w:p>
-    <w:p>
-      <w:pPr>
-        <w:spacing w:line="276" w:lineRule="auto"/>
-        <w:rPr>
-          <w:sz w:val="26"/>
-          <w:szCs w:val="26"/>
-          <w:lang w:val="en-US"/>
-        </w:rPr>
-      </w:pPr>
-      <w:r>
-        <w:rPr>
-          <w:sz w:val="26"/>
-          <w:szCs w:val="26"/>
-          <w:lang w:val="en-US"/>
+        <w:t>Alle objecten zijn g</w:t>
+      </w:r>
+      <w:r>
+        <w:t>edetecteerd en weergegeven met een detectiekader, met een ac</w:t>
+      </w:r>
+      <w:r>
+        <w:t>c</w:t>
+      </w:r>
+      <w:r>
+        <w:t>uraatheid van =&gt; 90% en minder dan 2 seconden vertraging.</w:t>
+      </w:r>
+    </w:p>
+    <w:p>
+      <w:pPr>
+        <w:spacing w:line="276" w:lineRule="auto"/>
+        <w:rPr>
+          <w:sz w:val="26"/>
+          <w:szCs w:val="26"/>
+        </w:rPr>
+      </w:pPr>
+      <w:r>
+        <w:rPr>
+          <w:sz w:val="26"/>
+          <w:szCs w:val="26"/>
         </w:rPr>
         <w:t>Waarnemingen:</w:t>
       </w:r>
-      <w:r>
-        <w:rPr>
-          <w:sz w:val="26"/>
-          <w:szCs w:val="26"/>
-          <w:lang w:val="en-US"/>
-        </w:rPr>
+    </w:p>
+    <w:p>
+      <w:pPr>
+        <w:spacing w:line="276" w:lineRule="auto"/>
+      </w:pPr>
+      <w:r>
+        <w:t>Deze test is 3x gedaan, daarvoor zijn er ook 3 testvideo’s,</w:t>
+      </w:r>
+      <w:r>
+        <w:t xml:space="preserve"> Testvideo 2_1, 2_2 en 2_3. Eerst </w:t>
+      </w:r>
+      <w:r>
+        <w:t xml:space="preserve">Test </w:t>
+      </w:r>
+      <w:r>
+        <w:t>2_1, dit was onze eerste poging op een manier van object detectie, daarom is de uitvoer niet helemaal gevolgd. In deze test probeerde we detectie door middel van een mask</w:t>
+      </w:r>
+      <w:r>
+        <w:t>, die nieuwe frames</w:t>
+      </w:r>
+      <w:r>
+        <w:t xml:space="preserve"> vergelijkt met een start frame.</w:t>
+      </w:r>
+      <w:r>
+        <w:t xml:space="preserve"> Deze methode was niet heel accuraat, en heeft dus daarom niet de acceptatie criteria behaald</w:t>
+      </w:r>
+      <w:r>
         <w:br/>
       </w:r>
       <w:r>
-        <w:rPr>
-          <w:lang w:val="en-US"/>
-        </w:rPr>
-        <w:t>// TO-DO</w:t>
-      </w:r>
-    </w:p>
-    <w:p>
-      <w:pPr>
-        <w:spacing w:line="276" w:lineRule="auto"/>
-        <w:rPr>
-          <w:sz w:val="26"/>
-          <w:szCs w:val="26"/>
-          <w:lang w:val="en-US"/>
-        </w:rPr>
-      </w:pPr>
-      <w:r>
-        <w:rPr>
-          <w:sz w:val="26"/>
-          <w:szCs w:val="26"/>
-          <w:lang w:val="en-US"/>
+        <w:t>Test 2_2 was onze tweede poging voor object detectie</w:t>
+      </w:r>
+      <w:r>
+        <w:t>, deze test volgde ook niet de uitvoer, want het wa</w:t>
+      </w:r>
+      <w:r>
+        <w:t>s een snelle video van één van onze testen.</w:t>
+      </w:r>
+      <w:r>
+        <w:t xml:space="preserve"> </w:t>
+      </w:r>
+      <w:r>
+        <w:t>H</w:t>
+      </w:r>
+      <w:r>
+        <w:t>ier</w:t>
+      </w:r>
+      <w:r>
+        <w:t xml:space="preserve"> begonnen wij met een echt model gebruiken</w:t>
+      </w:r>
+      <w:r>
+        <w:t xml:space="preserve">. </w:t>
+      </w:r>
+      <w:r>
+        <w:t xml:space="preserve">Hier was de </w:t>
+      </w:r>
+      <w:r>
+        <w:t xml:space="preserve">vertraging aardig hoog (vooral omdat het runde </w:t>
+      </w:r>
+      <w:r>
+        <w:lastRenderedPageBreak/>
+        <w:t>op de Raspberry PI</w:t>
+      </w:r>
+      <w:r>
+        <w:t xml:space="preserve">), waardoor deze poging weer niet de </w:t>
+      </w:r>
+      <w:r>
+        <w:t>acceptatie criteria</w:t>
+      </w:r>
+      <w:r>
+        <w:t xml:space="preserve"> heeft behaald.</w:t>
+      </w:r>
+      <w:r>
+        <w:t xml:space="preserve"> </w:t>
+      </w:r>
+      <w:r>
+        <w:br/>
+        <w:t xml:space="preserve">Bij Test </w:t>
+      </w:r>
+      <w:r>
+        <w:t>2_3</w:t>
+      </w:r>
+      <w:r>
+        <w:t xml:space="preserve"> (deze heeft wel de uitvoer gevolgd)</w:t>
+      </w:r>
+      <w:r>
+        <w:t>, waarbij de vertraging minimaal was,</w:t>
+      </w:r>
+      <w:r>
+        <w:t xml:space="preserve"> en het model </w:t>
+      </w:r>
+      <w:r>
+        <w:t>was accuraat met de detectie</w:t>
+      </w:r>
+      <w:r>
+        <w:t>kaders tekenen. Ook kon het model alle objecten detecteren.</w:t>
+      </w:r>
+    </w:p>
+    <w:p>
+      <w:pPr>
+        <w:spacing w:line="276" w:lineRule="auto"/>
+        <w:rPr>
+          <w:sz w:val="26"/>
+          <w:szCs w:val="26"/>
+        </w:rPr>
+      </w:pPr>
+      <w:r>
+        <w:rPr>
+          <w:sz w:val="26"/>
+          <w:szCs w:val="26"/>
         </w:rPr>
         <w:t>Conclusie:</w:t>
       </w:r>
@@ -1421,15 +1536,12 @@
     <w:p>
       <w:pPr>
         <w:spacing w:line="276" w:lineRule="auto"/>
-        <w:rPr>
-          <w:lang w:val="en-US"/>
-        </w:rPr>
-      </w:pPr>
-      <w:r>
-        <w:rPr>
-          <w:lang w:val="en-US"/>
-        </w:rPr>
-        <w:t>// TO-DO</w:t>
+      </w:pPr>
+      <w:r>
+        <w:t>De A</w:t>
+      </w:r>
+      <w:r>
+        <w:t>cceptatiecriteria is behaald</w:t>
       </w:r>
     </w:p>
     <w:p>
@@ -1439,13 +1551,9 @@
           <w:color w:val="0F4761" w:themeColor="accent1" w:themeShade="BF"/>
           <w:sz w:val="32"/>
           <w:szCs w:val="32"/>
-          <w:lang w:val="en-US"/>
-        </w:rPr>
-      </w:pPr>
-      <w:r>
-        <w:rPr>
-          <w:lang w:val="en-US"/>
-        </w:rPr>
+        </w:rPr>
+      </w:pPr>
+      <w:r>
         <w:br w:type="page"/>
       </w:r>
     </w:p>
@@ -1525,7 +1633,31 @@
         <w:spacing w:line="276" w:lineRule="auto"/>
       </w:pPr>
       <w:r>
-        <w:t>Voor de benodigde componenten, zie in de Requirement Analyse de ‘Betrokken Componenten’ bij RQ03. Deze test wordt gedaan met een object dat op 1, 2 en 3 meter van de camera afgehouden wordt.</w:t>
+        <w:t xml:space="preserve">Voor de benodigde componenten, zie in de Requirement Analyse de ‘Betrokken Componenten’ bij RQ03. Deze test wordt gedaan met een object </w:t>
+      </w:r>
+      <w:r>
+        <w:t xml:space="preserve">(dit object kan een persoon zijn) </w:t>
+      </w:r>
+      <w:r>
+        <w:t>dat op 1</w:t>
+      </w:r>
+      <w:r>
+        <w:t>.5</w:t>
+      </w:r>
+      <w:r>
+        <w:t>, 2</w:t>
+      </w:r>
+      <w:r>
+        <w:t>.5</w:t>
+      </w:r>
+      <w:r>
+        <w:t xml:space="preserve"> en 3</w:t>
+      </w:r>
+      <w:r>
+        <w:t xml:space="preserve">.5 </w:t>
+      </w:r>
+      <w:r>
+        <w:t>meter van de camera afgehouden wordt.</w:t>
       </w:r>
     </w:p>
     <w:p>
@@ -1555,10 +1687,10 @@
         <w:t xml:space="preserve">Verbind de camera’s met de </w:t>
       </w:r>
       <w:r>
-        <w:t>USB kabel die daaraan vast zit aan de Raspberry PI</w:t>
-      </w:r>
-      <w:r>
-        <w:t xml:space="preserve"> en voorzie de Raspberry PI van stroom.</w:t>
+        <w:t>USB kabel die daaraan vast zit aan de</w:t>
+      </w:r>
+      <w:r>
+        <w:t xml:space="preserve"> laptop.</w:t>
       </w:r>
     </w:p>
     <w:p>
@@ -1566,7 +1698,13 @@
         <w:spacing w:line="240" w:lineRule="auto"/>
       </w:pPr>
       <w:r>
-        <w:t>2. Run via de Raspberry PI het code bestand ‘main.py’ door in de terminal onder pad ‘~/Project5-6/Opleverset_Project_5-6/Code’ ‘python main.py’ in te typen en op enter te drukken.</w:t>
+        <w:t xml:space="preserve">2. Run via de </w:t>
+      </w:r>
+      <w:r>
+        <w:t>laptop</w:t>
+      </w:r>
+      <w:r>
+        <w:t xml:space="preserve"> het code bestand ‘main.py’ door in de terminal onder pad ‘~/Project5-6/Opleverset_Project_5-6/Code’ ‘python main.py’ in te typen en op enter te drukken.</w:t>
       </w:r>
     </w:p>
     <w:p>
@@ -1582,7 +1720,43 @@
         <w:spacing w:line="240" w:lineRule="auto"/>
       </w:pPr>
       <w:r>
-        <w:t>4. Hou een object op 1, 2 en 3 meter afstand en observeer op de monitor bij de 1, 2 en 3 meter of de afstand van de camera tot het object goed wordt weergegeven</w:t>
+        <w:t>4. Hou een object op 1</w:t>
+      </w:r>
+      <w:r>
+        <w:t>.5</w:t>
+      </w:r>
+      <w:r>
+        <w:t>, 2</w:t>
+      </w:r>
+      <w:r>
+        <w:t>.5</w:t>
+      </w:r>
+      <w:r>
+        <w:t xml:space="preserve"> en 3</w:t>
+      </w:r>
+      <w:r>
+        <w:t>.5</w:t>
+      </w:r>
+      <w:r>
+        <w:t xml:space="preserve"> meter afstand en observeer op de monitor bij de 1</w:t>
+      </w:r>
+      <w:r>
+        <w:t>.5</w:t>
+      </w:r>
+      <w:r>
+        <w:t>, 2</w:t>
+      </w:r>
+      <w:r>
+        <w:t>.5</w:t>
+      </w:r>
+      <w:r>
+        <w:t xml:space="preserve"> en 3</w:t>
+      </w:r>
+      <w:r>
+        <w:t>.5</w:t>
+      </w:r>
+      <w:r>
+        <w:t xml:space="preserve"> meter of de afstand van de camera tot het object goed wordt weergegeven</w:t>
       </w:r>
     </w:p>
     <w:p>
@@ -1606,7 +1780,10 @@
         <w:spacing w:line="240" w:lineRule="auto"/>
       </w:pPr>
       <w:r>
-        <w:t>De Raspberry PI</w:t>
+        <w:t xml:space="preserve">De </w:t>
+      </w:r>
+      <w:r>
+        <w:t>laptop</w:t>
       </w:r>
       <w:r>
         <w:t xml:space="preserve"> zal de afstanden waarop het object van de camera’s staat juist weergegeven worden op het scherm.</w:t>
@@ -1633,7 +1810,10 @@
         <w:spacing w:line="240" w:lineRule="auto"/>
       </w:pPr>
       <w:r>
-        <w:t>De afstanden zijn juist weergegeven met een maximaal verschil tot de echte afstand van 0.1</w:t>
+        <w:t xml:space="preserve">De afstanden zijn juist weergegeven met een maximaal verschil tot de echte afstand van </w:t>
+      </w:r>
+      <w:r>
+        <w:t>~0.5</w:t>
       </w:r>
       <w:r>
         <w:t xml:space="preserve"> m</w:t>
@@ -1671,15 +1851,27 @@
     <w:p>
       <w:pPr>
         <w:spacing w:line="240" w:lineRule="auto"/>
-        <w:rPr>
-          <w:lang w:val="en-US"/>
-        </w:rPr>
-      </w:pPr>
-      <w:r>
-        <w:rPr>
-          <w:lang w:val="en-US"/>
-        </w:rPr>
-        <w:t>//TO-DO</w:t>
+      </w:pPr>
+      <w:r>
+        <w:t>Bij deze test, l</w:t>
+      </w:r>
+      <w:r>
+        <w:t xml:space="preserve">iet de laptop de afstand </w:t>
+      </w:r>
+      <w:r>
+        <w:t>bij 1.5 en 2.5 meter binnen het verschil zien. Bij 3.5 meter</w:t>
+      </w:r>
+      <w:r>
+        <w:t xml:space="preserve"> </w:t>
+      </w:r>
+      <w:r>
+        <w:t xml:space="preserve">toen het </w:t>
+      </w:r>
+      <w:r>
+        <w:t xml:space="preserve">object naar 3.5 meter heenliep de afstand voor een seconde </w:t>
+      </w:r>
+      <w:r>
+        <w:t>correct was. Waardoor die de afstand wel accuraat heeft weergegeven.</w:t>
       </w:r>
     </w:p>
     <w:p>
@@ -1688,14 +1880,12 @@
         <w:rPr>
           <w:sz w:val="26"/>
           <w:szCs w:val="26"/>
-          <w:lang w:val="en-US"/>
-        </w:rPr>
-      </w:pPr>
-      <w:r>
-        <w:rPr>
-          <w:sz w:val="26"/>
-          <w:szCs w:val="26"/>
-          <w:lang w:val="en-US"/>
+        </w:rPr>
+      </w:pPr>
+      <w:r>
+        <w:rPr>
+          <w:sz w:val="26"/>
+          <w:szCs w:val="26"/>
         </w:rPr>
         <w:t>Conclusie:</w:t>
       </w:r>
@@ -1703,20 +1893,14 @@
     <w:p>
       <w:pPr>
         <w:spacing w:line="240" w:lineRule="auto"/>
-        <w:rPr>
-          <w:lang w:val="en-US"/>
-        </w:rPr>
-      </w:pPr>
-      <w:r>
-        <w:rPr>
-          <w:lang w:val="en-US"/>
-        </w:rPr>
-        <w:t>// TO-DO</w:t>
-      </w:r>
-      <w:r>
-        <w:rPr>
-          <w:lang w:val="en-US"/>
-        </w:rPr>
+      </w:pPr>
+      <w:r>
+        <w:t>D</w:t>
+      </w:r>
+      <w:r>
+        <w:t>e acceptatiecriteria is behaald (net)</w:t>
+      </w:r>
+      <w:r>
         <w:br w:type="page"/>
       </w:r>
     </w:p>
@@ -1741,10 +1925,6 @@
     <w:p>
       <w:pPr>
         <w:spacing w:line="276" w:lineRule="auto"/>
-        <w:rPr>
-          <w:sz w:val="26"/>
-          <w:szCs w:val="26"/>
-        </w:rPr>
       </w:pPr>
       <w:r>
         <w:rPr>
@@ -1761,14 +1941,34 @@
         <w:br/>
       </w:r>
       <w:r>
-        <w:t>In deze test gaat er gekeken worden of er een GUI is met daarin duidelijke en overzichtelijke data. Die data bestaat uit een afstand vanaf de camera tot de Raspberry PI, een feed van de Camera’s en een indicatie van wat er gedetecteerd is.</w:t>
-      </w:r>
-      <w:r>
-        <w:rPr>
-          <w:sz w:val="26"/>
-          <w:szCs w:val="26"/>
-        </w:rPr>
-        <w:br/>
+        <w:t xml:space="preserve">In deze test gaat er gekeken worden of er een GUI is met daarin duidelijke en overzichtelijke data. </w:t>
+      </w:r>
+      <w:r>
+        <w:t>Die data bestaat uit een overzicht van de camera beelden</w:t>
+      </w:r>
+      <w:r>
+        <w:t xml:space="preserve">, met op de camera beelden het detectiekader en de afstand. Er moet ook een andere (aparte) tab komen voor de (uiteindelijke) grafiek, dus het maakt voor nu </w:t>
+      </w:r>
+      <w:r>
+        <w:t>niet uit of de grafiek ook werkt.</w:t>
+      </w:r>
+      <w:r>
+        <w:t xml:space="preserve"> Er moet ook een sidebar zijn waarin je dingen die in het grafiek komen te staan kan uit/aan zetten.</w:t>
+      </w:r>
+    </w:p>
+    <w:p>
+      <w:pPr>
+        <w:spacing w:line="276" w:lineRule="auto"/>
+        <w:rPr>
+          <w:sz w:val="26"/>
+          <w:szCs w:val="26"/>
+        </w:rPr>
+      </w:pPr>
+      <w:r>
+        <w:rPr>
+          <w:sz w:val="26"/>
+          <w:szCs w:val="26"/>
+        </w:rPr>
         <w:t>Test Opstelling:</w:t>
       </w:r>
       <w:r>
@@ -1815,10 +2015,68 @@
     </w:p>
     <w:p>
       <w:pPr>
-        <w:spacing w:line="276" w:lineRule="auto"/>
-      </w:pPr>
-      <w:r>
-        <w:t>// To-Do</w:t>
+        <w:spacing w:line="240" w:lineRule="auto"/>
+      </w:pPr>
+      <w:r>
+        <w:t xml:space="preserve">1. Verbind de camera’s met de </w:t>
+      </w:r>
+      <w:r>
+        <w:t>USB kabel die daaraan vast zit aan de laptop.</w:t>
+      </w:r>
+    </w:p>
+    <w:p>
+      <w:pPr>
+        <w:spacing w:line="240" w:lineRule="auto"/>
+      </w:pPr>
+      <w:r>
+        <w:t xml:space="preserve">2. Run via de </w:t>
+      </w:r>
+      <w:r>
+        <w:t>laptop</w:t>
+      </w:r>
+      <w:r>
+        <w:t xml:space="preserve"> het code bestand ‘main.py’ door in de terminal onder pad ‘~/Project5-6/Opleverset_Project_5-6/Code’ ‘python main.py’ in te typen en op enter te drukken.</w:t>
+      </w:r>
+    </w:p>
+    <w:p>
+      <w:pPr>
+        <w:spacing w:line="240" w:lineRule="auto"/>
+      </w:pPr>
+      <w:r>
+        <w:t xml:space="preserve">3. </w:t>
+      </w:r>
+      <w:r>
+        <w:t>Observeer eerst de camera tab.</w:t>
+      </w:r>
+    </w:p>
+    <w:p>
+      <w:pPr>
+        <w:spacing w:line="240" w:lineRule="auto"/>
+      </w:pPr>
+      <w:r>
+        <w:t>4. Laat een persoon of object in het camera beeld staan, zodat</w:t>
+      </w:r>
+      <w:r>
+        <w:t xml:space="preserve"> de detectie kader en afstand gecheckt kan worden.</w:t>
+      </w:r>
+    </w:p>
+    <w:p>
+      <w:pPr>
+        <w:spacing w:line="240" w:lineRule="auto"/>
+      </w:pPr>
+      <w:r>
+        <w:t>5. Wissel naar de grafiek tab, om te checken of die erin is.</w:t>
+      </w:r>
+    </w:p>
+    <w:p>
+      <w:pPr>
+        <w:spacing w:line="240" w:lineRule="auto"/>
+      </w:pPr>
+      <w:r>
+        <w:t xml:space="preserve">6. </w:t>
+      </w:r>
+      <w:r>
+        <w:t>Open de side-bar, met daarin de settings.</w:t>
       </w:r>
     </w:p>
     <w:p>
@@ -1842,7 +2100,13 @@
         <w:spacing w:line="276" w:lineRule="auto"/>
       </w:pPr>
       <w:r>
-        <w:t>De Raspberry PI zal de benodigde data goed laten zien.</w:t>
+        <w:t xml:space="preserve">De </w:t>
+      </w:r>
+      <w:r>
+        <w:t xml:space="preserve">GUI zal een </w:t>
+      </w:r>
+      <w:r>
+        <w:t>camera tab hebben met een detectiekader, en een afstand. En er is een grafiek tab met een side bar van settings.</w:t>
       </w:r>
     </w:p>
     <w:p>
@@ -1866,7 +2130,7 @@
         <w:spacing w:line="276" w:lineRule="auto"/>
       </w:pPr>
       <w:r>
-        <w:t>Alle benodigde data is goed aftelezen/te bekijken</w:t>
+        <w:t>De Gui heeft de eerder beschreven data.</w:t>
       </w:r>
     </w:p>
     <w:p>
@@ -1890,46 +2154,36 @@
     <w:p>
       <w:pPr>
         <w:spacing w:line="276" w:lineRule="auto"/>
-        <w:rPr>
-          <w:lang w:val="en-US"/>
-        </w:rPr>
-      </w:pPr>
-      <w:r>
-        <w:rPr>
-          <w:lang w:val="en-US"/>
-        </w:rPr>
-        <w:t>// To-Do</w:t>
-      </w:r>
-    </w:p>
-    <w:p>
-      <w:pPr>
-        <w:spacing w:line="276" w:lineRule="auto"/>
-        <w:rPr>
-          <w:sz w:val="26"/>
-          <w:szCs w:val="26"/>
-          <w:lang w:val="en-US"/>
-        </w:rPr>
-      </w:pPr>
-      <w:r>
-        <w:rPr>
-          <w:sz w:val="26"/>
-          <w:szCs w:val="26"/>
-          <w:lang w:val="en-US"/>
+      </w:pPr>
+      <w:r>
+        <w:t>De test video l</w:t>
+      </w:r>
+      <w:r>
+        <w:t>aat alle benodigde data prima zien.</w:t>
+      </w:r>
+    </w:p>
+    <w:p>
+      <w:pPr>
+        <w:spacing w:line="276" w:lineRule="auto"/>
+        <w:rPr>
+          <w:sz w:val="26"/>
+          <w:szCs w:val="26"/>
+        </w:rPr>
+      </w:pPr>
+      <w:r>
+        <w:rPr>
+          <w:sz w:val="26"/>
+          <w:szCs w:val="26"/>
         </w:rPr>
         <w:t>Conclusie:</w:t>
       </w:r>
     </w:p>
     <w:p>
-      <w:pPr>
-        <w:rPr>
-          <w:lang w:val="en-US"/>
-        </w:rPr>
-      </w:pPr>
-      <w:r>
-        <w:rPr>
-          <w:lang w:val="en-US"/>
-        </w:rPr>
-        <w:t>//To-Do</w:t>
+      <w:r>
+        <w:t>De Acceptatiecriteria is b</w:t>
+      </w:r>
+      <w:r>
+        <w:t>ehaald.</w:t>
       </w:r>
     </w:p>
     <w:p>
@@ -1939,13 +2193,9 @@
           <w:color w:val="0F4761" w:themeColor="accent1" w:themeShade="BF"/>
           <w:sz w:val="32"/>
           <w:szCs w:val="32"/>
-          <w:lang w:val="en-US"/>
-        </w:rPr>
-      </w:pPr>
-      <w:r>
-        <w:rPr>
-          <w:lang w:val="en-US"/>
-        </w:rPr>
+        </w:rPr>
+      </w:pPr>
+      <w:r>
         <w:br w:type="page"/>
       </w:r>
     </w:p>
